--- a/lessons/3-7/downloads/3-7-notes.docx
+++ b/lessons/3-7/downloads/3-7-notes.docx
@@ -349,6 +349,232 @@
           <w:szCs w:val="19"/>
         </w:rPr>
         <w:t xml:space="preserve">3/5 = x/20 → x = 12</w:t>
+      </w:r>
+    </w:p>
+    <w:p>
+      <w:pPr>
+        <w:pStyle w:val="Heading2"/>
+        <w:pBdr>
+          <w:left w:val="single" w:color="1FA6A2" w:sz="18" w:space="8"/>
+        </w:pBdr>
+        <w:spacing w:after="100" w:before="200"/>
+      </w:pPr>
+      <w:r>
+        <w:rPr>
+          <w:b/>
+          <w:bCs/>
+          <w:color w:val="1FA6A2"/>
+          <w:sz w:val="26"/>
+          <w:szCs w:val="26"/>
+        </w:rPr>
+        <w:t xml:space="preserve">Turn &amp; Talk — Discussion Points  (Level 1 support · Level 2)</w:t>
+      </w:r>
+    </w:p>
+    <w:p>
+      <w:pPr>
+        <w:spacing w:after="60"/>
+      </w:pPr>
+      <w:r>
+        <w:rPr>
+          <w:i/>
+          <w:iCs/>
+          <w:color w:val="5F6F80"/>
+          <w:sz w:val="19"/>
+          <w:szCs w:val="19"/>
+        </w:rPr>
+        <w:t xml:space="preserve">Talk with a partner. Use the Level 1 stems if you need help getting started; try the Level 2 question when you are ready for more.</w:t>
+      </w:r>
+    </w:p>
+    <w:p>
+      <w:pPr>
+        <w:spacing w:after="60"/>
+      </w:pPr>
+      <w:r>
+        <w:rPr>
+          <w:b/>
+          <w:bCs/>
+          <w:color w:val="12355B"/>
+          <w:sz w:val="21"/>
+          <w:szCs w:val="21"/>
+        </w:rPr>
+        <w:t xml:space="preserve">1. [Explore] </w:t>
+      </w:r>
+      <w:r>
+        <w:rPr>
+          <w:b/>
+          <w:bCs/>
+          <w:sz w:val="21"/>
+          <w:szCs w:val="21"/>
+        </w:rPr>
+        <w:t xml:space="preserve">What was your plan to solve this ratio and rate problem?</w:t>
+      </w:r>
+    </w:p>
+    <w:p>
+      <w:pPr>
+        <w:spacing w:after="60"/>
+      </w:pPr>
+      <w:r>
+        <w:rPr>
+          <w:sz w:val="21"/>
+          <w:szCs w:val="21"/>
+        </w:rPr>
+        <w:t xml:space="preserve">My plan was to ___.</w:t>
+      </w:r>
+      <w:r>
+        <w:rPr>
+          <w:i/>
+          <w:iCs/>
+          <w:color w:val="5F6F80"/>
+          <w:sz w:val="19"/>
+          <w:szCs w:val="19"/>
+        </w:rPr>
+        <w:br/>
+        <w:t xml:space="preserve">
+Mi plan fue ___.</w:t>
+      </w:r>
+    </w:p>
+    <w:p>
+      <w:pPr>
+        <w:spacing w:after="60"/>
+      </w:pPr>
+      <w:r>
+        <w:rPr>
+          <w:sz w:val="21"/>
+          <w:szCs w:val="21"/>
+        </w:rPr>
+        <w:t xml:space="preserve">The rate is ___ per ___.</w:t>
+      </w:r>
+      <w:r>
+        <w:rPr>
+          <w:i/>
+          <w:iCs/>
+          <w:color w:val="5F6F80"/>
+          <w:sz w:val="19"/>
+          <w:szCs w:val="19"/>
+        </w:rPr>
+        <w:br/>
+        <w:t xml:space="preserve">
+La tasa es ___ por ___.</w:t>
+      </w:r>
+    </w:p>
+    <w:p>
+      <w:pPr>
+        <w:spacing w:after="60"/>
+      </w:pPr>
+      <w:r>
+        <w:rPr>
+          <w:sz w:val="21"/>
+          <w:szCs w:val="21"/>
+        </w:rPr>
+        <w:t xml:space="preserve">Rates matter when ___.</w:t>
+      </w:r>
+      <w:r>
+        <w:rPr>
+          <w:i/>
+          <w:iCs/>
+          <w:color w:val="5F6F80"/>
+          <w:sz w:val="19"/>
+          <w:szCs w:val="19"/>
+        </w:rPr>
+        <w:br/>
+        <w:t xml:space="preserve">
+Las tasas importan cuando ___.</w:t>
+      </w:r>
+    </w:p>
+    <w:p>
+      <w:pPr>
+        <w:spacing w:after="60"/>
+      </w:pPr>
+      <w:r>
+        <w:rPr>
+          <w:b/>
+          <w:bCs/>
+          <w:color w:val="12355B"/>
+          <w:sz w:val="21"/>
+          <w:szCs w:val="21"/>
+        </w:rPr>
+        <w:t xml:space="preserve">2. [Connect] </w:t>
+      </w:r>
+      <w:r>
+        <w:rPr>
+          <w:b/>
+          <w:bCs/>
+          <w:sz w:val="21"/>
+          <w:szCs w:val="21"/>
+        </w:rPr>
+        <w:t xml:space="preserve">Tell about a real situation where rates matter, like speed or price.</w:t>
+      </w:r>
+    </w:p>
+    <w:p>
+      <w:pPr>
+        <w:spacing w:after="60"/>
+      </w:pPr>
+      <w:r>
+        <w:rPr>
+          <w:sz w:val="21"/>
+          <w:szCs w:val="21"/>
+        </w:rPr>
+        <w:t xml:space="preserve">My plan was to ___.</w:t>
+      </w:r>
+      <w:r>
+        <w:rPr>
+          <w:i/>
+          <w:iCs/>
+          <w:color w:val="5F6F80"/>
+          <w:sz w:val="19"/>
+          <w:szCs w:val="19"/>
+        </w:rPr>
+        <w:br/>
+        <w:t xml:space="preserve">
+Mi plan fue ___.</w:t>
+      </w:r>
+    </w:p>
+    <w:p>
+      <w:pPr>
+        <w:spacing w:after="60"/>
+      </w:pPr>
+      <w:r>
+        <w:rPr>
+          <w:sz w:val="21"/>
+          <w:szCs w:val="21"/>
+        </w:rPr>
+        <w:t xml:space="preserve">The rate is ___ per ___.</w:t>
+      </w:r>
+      <w:r>
+        <w:rPr>
+          <w:i/>
+          <w:iCs/>
+          <w:color w:val="5F6F80"/>
+          <w:sz w:val="19"/>
+          <w:szCs w:val="19"/>
+        </w:rPr>
+        <w:br/>
+        <w:t xml:space="preserve">
+La tasa es ___ por ___.</w:t>
+      </w:r>
+    </w:p>
+    <w:p>
+      <w:pPr>
+        <w:spacing w:after="60"/>
+      </w:pPr>
+      <w:r>
+        <w:rPr>
+          <w:sz w:val="21"/>
+          <w:szCs w:val="21"/>
+        </w:rPr>
+        <w:t xml:space="preserve">Rates matter when ___.</w:t>
+      </w:r>
+      <w:r>
+        <w:rPr>
+          <w:i/>
+          <w:iCs/>
+          <w:color w:val="5F6F80"/>
+          <w:sz w:val="19"/>
+          <w:szCs w:val="19"/>
+        </w:rPr>
+        <w:br/>
+        <w:t xml:space="preserve">
+Las tasas importan cuando ___.</w:t>
       </w:r>
     </w:p>
     <w:p>

--- a/lessons/3-7/downloads/3-7-notes.docx
+++ b/lessons/3-7/downloads/3-7-notes.docx
@@ -397,28 +397,50 @@
           <w:sz w:val="21"/>
           <w:szCs w:val="21"/>
         </w:rPr>
-        <w:t xml:space="preserve">1. [Explore] </w:t>
-      </w:r>
-      <w:r>
-        <w:rPr>
-          <w:b/>
-          <w:bCs/>
-          <w:sz w:val="21"/>
-          <w:szCs w:val="21"/>
-        </w:rPr>
-        <w:t xml:space="preserve">What was your plan to solve this ratio and rate problem?</w:t>
-      </w:r>
-    </w:p>
-    <w:p>
-      <w:pPr>
-        <w:spacing w:after="60"/>
-      </w:pPr>
-      <w:r>
-        <w:rPr>
-          <w:sz w:val="21"/>
-          <w:szCs w:val="21"/>
-        </w:rPr>
-        <w:t xml:space="preserve">My plan was to ___.</w:t>
+        <w:t xml:space="preserve">1. [Launch] </w:t>
+      </w:r>
+      <w:r>
+        <w:rPr>
+          <w:b/>
+          <w:bCs/>
+          <w:sz w:val="21"/>
+          <w:szCs w:val="21"/>
+        </w:rPr>
+        <w:t xml:space="preserve">Team 1 knows 3 pounds of chicken cost $18. What was your plan to find the cost of just 1 pound, and why is that unit rate useful?</w:t>
+      </w:r>
+    </w:p>
+    <w:p>
+      <w:pPr>
+        <w:spacing w:after="60"/>
+      </w:pPr>
+      <w:r>
+        <w:rPr>
+          <w:b/>
+          <w:bCs/>
+          <w:color w:val="1FA6A2"/>
+          <w:sz w:val="20"/>
+          <w:szCs w:val="20"/>
+        </w:rPr>
+        <w:t xml:space="preserve">Level 1 — Start here: </w:t>
+      </w:r>
+      <w:r>
+        <w:rPr>
+          <w:sz w:val="20"/>
+          <w:szCs w:val="20"/>
+        </w:rPr>
+        <w:t xml:space="preserve">Divide the total cost by the number of pounds to find the cost per 1 pound.</w:t>
+      </w:r>
+    </w:p>
+    <w:p>
+      <w:pPr>
+        <w:spacing w:after="60"/>
+      </w:pPr>
+      <w:r>
+        <w:rPr>
+          <w:sz w:val="21"/>
+          <w:szCs w:val="21"/>
+        </w:rPr>
+        <w:t xml:space="preserve">My plan was to divide ___ by ___ to get the cost per ___.</w:t>
       </w:r>
       <w:r>
         <w:rPr>
@@ -430,19 +452,19 @@
         </w:rPr>
         <w:br/>
         <w:t xml:space="preserve">
-Mi plan fue ___.</w:t>
-      </w:r>
-    </w:p>
-    <w:p>
-      <w:pPr>
-        <w:spacing w:after="60"/>
-      </w:pPr>
-      <w:r>
-        <w:rPr>
-          <w:sz w:val="21"/>
-          <w:szCs w:val="21"/>
-        </w:rPr>
-        <w:t xml:space="preserve">The rate is ___ per ___.</w:t>
+Mi plan fue dividir ___ entre ___ para hallar el costo por ___.</w:t>
+      </w:r>
+    </w:p>
+    <w:p>
+      <w:pPr>
+        <w:spacing w:after="60"/>
+      </w:pPr>
+      <w:r>
+        <w:rPr>
+          <w:sz w:val="21"/>
+          <w:szCs w:val="21"/>
+        </w:rPr>
+        <w:t xml:space="preserve">The unit rate is ___ per pound, which is useful because ___.</w:t>
       </w:r>
       <w:r>
         <w:rPr>
@@ -454,19 +476,161 @@
         </w:rPr>
         <w:br/>
         <w:t xml:space="preserve">
-La tasa es ___ por ___.</w:t>
-      </w:r>
-    </w:p>
-    <w:p>
-      <w:pPr>
-        <w:spacing w:after="60"/>
-      </w:pPr>
-      <w:r>
-        <w:rPr>
-          <w:sz w:val="21"/>
-          <w:szCs w:val="21"/>
-        </w:rPr>
-        <w:t xml:space="preserve">Rates matter when ___.</w:t>
+La tasa unitaria es ___ por libra, lo cual es útil porque ___.</w:t>
+      </w:r>
+    </w:p>
+    <w:p>
+      <w:pPr>
+        <w:spacing w:after="60"/>
+      </w:pPr>
+      <w:r>
+        <w:rPr>
+          <w:b/>
+          <w:bCs/>
+          <w:color w:val="12355B"/>
+          <w:sz w:val="20"/>
+          <w:szCs w:val="20"/>
+        </w:rPr>
+        <w:t xml:space="preserve">Word bank: </w:t>
+      </w:r>
+      <w:r>
+        <w:rPr>
+          <w:color w:val="1FA6A2"/>
+          <w:sz w:val="20"/>
+          <w:szCs w:val="20"/>
+        </w:rPr>
+        <w:t xml:space="preserve">rate, unit rate, per, proportion, divide</w:t>
+      </w:r>
+    </w:p>
+    <w:p>
+      <w:pPr>
+        <w:spacing w:after="60"/>
+      </w:pPr>
+      <w:r>
+        <w:rPr>
+          <w:b/>
+          <w:bCs/>
+          <w:color w:val="12355B"/>
+          <w:sz w:val="19"/>
+          <w:szCs w:val="19"/>
+        </w:rPr>
+        <w:t xml:space="preserve">Listen for: </w:t>
+      </w:r>
+      <w:r>
+        <w:rPr>
+          <w:i/>
+          <w:iCs/>
+          <w:color w:val="5F6F80"/>
+          <w:sz w:val="19"/>
+          <w:szCs w:val="19"/>
+        </w:rPr>
+        <w:t xml:space="preserve">Students divide $18 by 3 to get $6 per pound and explain the unit rate lets them find the cost of any number of pounds.</w:t>
+      </w:r>
+    </w:p>
+    <w:p>
+      <w:pPr>
+        <w:spacing w:after="60"/>
+      </w:pPr>
+      <w:r>
+        <w:rPr>
+          <w:b/>
+          <w:bCs/>
+          <w:color w:val="9A6B12"/>
+          <w:sz w:val="20"/>
+          <w:szCs w:val="20"/>
+        </w:rPr>
+        <w:t xml:space="preserve">Level 2: </w:t>
+      </w:r>
+      <w:r>
+        <w:rPr>
+          <w:sz w:val="20"/>
+          <w:szCs w:val="20"/>
+        </w:rPr>
+        <w:t xml:space="preserve">Once you know the unit rate is $6 per pound, how can you find the cost of 7 pounds without a ratio table? Justify your shortcut.</w:t>
+      </w:r>
+    </w:p>
+    <w:p>
+      <w:pPr>
+        <w:spacing w:after="60"/>
+        <w:ind w:left="360"/>
+      </w:pPr>
+      <w:r>
+        <w:rPr>
+          <w:sz w:val="20"/>
+          <w:szCs w:val="20"/>
+        </w:rPr>
+        <w:t xml:space="preserve">• I can find the cost of 7 pounds by ___ because ___.</w:t>
+      </w:r>
+    </w:p>
+    <w:p>
+      <w:pPr>
+        <w:spacing w:after="60"/>
+        <w:ind w:left="360"/>
+      </w:pPr>
+      <w:r>
+        <w:rPr>
+          <w:sz w:val="20"/>
+          <w:szCs w:val="20"/>
+        </w:rPr>
+        <w:t xml:space="preserve">• The unit rate works as a shortcut since ___.</w:t>
+      </w:r>
+    </w:p>
+    <w:p>
+      <w:pPr>
+        <w:spacing w:after="60"/>
+      </w:pPr>
+      <w:r>
+        <w:rPr>
+          <w:b/>
+          <w:bCs/>
+          <w:color w:val="12355B"/>
+          <w:sz w:val="21"/>
+          <w:szCs w:val="21"/>
+        </w:rPr>
+        <w:t xml:space="preserve">2. [Explore] </w:t>
+      </w:r>
+      <w:r>
+        <w:rPr>
+          <w:b/>
+          <w:bCs/>
+          <w:sz w:val="21"/>
+          <w:szCs w:val="21"/>
+        </w:rPr>
+        <w:t xml:space="preserve">Team 2 frosts 5 cupcakes every 4 minutes. How did you set up a rate or proportion to find how many cupcakes they frost in a longer time?</w:t>
+      </w:r>
+    </w:p>
+    <w:p>
+      <w:pPr>
+        <w:spacing w:after="60"/>
+      </w:pPr>
+      <w:r>
+        <w:rPr>
+          <w:b/>
+          <w:bCs/>
+          <w:color w:val="1FA6A2"/>
+          <w:sz w:val="20"/>
+          <w:szCs w:val="20"/>
+        </w:rPr>
+        <w:t xml:space="preserve">Level 1 — Start here: </w:t>
+      </w:r>
+      <w:r>
+        <w:rPr>
+          <w:sz w:val="20"/>
+          <w:szCs w:val="20"/>
+        </w:rPr>
+        <w:t xml:space="preserve">Use the rate of 5 cupcakes per 4 minutes, or find cupcakes per 1 minute, then scale.</w:t>
+      </w:r>
+    </w:p>
+    <w:p>
+      <w:pPr>
+        <w:spacing w:after="60"/>
+      </w:pPr>
+      <w:r>
+        <w:rPr>
+          <w:sz w:val="21"/>
+          <w:szCs w:val="21"/>
+        </w:rPr>
+        <w:t xml:space="preserve">The rate is ___ cupcakes per ___ minutes.</w:t>
       </w:r>
       <w:r>
         <w:rPr>
@@ -478,43 +642,19 @@
         </w:rPr>
         <w:br/>
         <w:t xml:space="preserve">
-Las tasas importan cuando ___.</w:t>
-      </w:r>
-    </w:p>
-    <w:p>
-      <w:pPr>
-        <w:spacing w:after="60"/>
-      </w:pPr>
-      <w:r>
-        <w:rPr>
-          <w:b/>
-          <w:bCs/>
-          <w:color w:val="12355B"/>
-          <w:sz w:val="21"/>
-          <w:szCs w:val="21"/>
-        </w:rPr>
-        <w:t xml:space="preserve">2. [Connect] </w:t>
-      </w:r>
-      <w:r>
-        <w:rPr>
-          <w:b/>
-          <w:bCs/>
-          <w:sz w:val="21"/>
-          <w:szCs w:val="21"/>
-        </w:rPr>
-        <w:t xml:space="preserve">Tell about a real situation where rates matter, like speed or price.</w:t>
-      </w:r>
-    </w:p>
-    <w:p>
-      <w:pPr>
-        <w:spacing w:after="60"/>
-      </w:pPr>
-      <w:r>
-        <w:rPr>
-          <w:sz w:val="21"/>
-          <w:szCs w:val="21"/>
-        </w:rPr>
-        <w:t xml:space="preserve">My plan was to ___.</w:t>
+La tasa es ___ cupcakes por ___ minutos.</w:t>
+      </w:r>
+    </w:p>
+    <w:p>
+      <w:pPr>
+        <w:spacing w:after="60"/>
+      </w:pPr>
+      <w:r>
+        <w:rPr>
+          <w:sz w:val="21"/>
+          <w:szCs w:val="21"/>
+        </w:rPr>
+        <w:t xml:space="preserve">To find the total, I ___ the rate.</w:t>
       </w:r>
       <w:r>
         <w:rPr>
@@ -526,19 +666,161 @@
         </w:rPr>
         <w:br/>
         <w:t xml:space="preserve">
-Mi plan fue ___.</w:t>
-      </w:r>
-    </w:p>
-    <w:p>
-      <w:pPr>
-        <w:spacing w:after="60"/>
-      </w:pPr>
-      <w:r>
-        <w:rPr>
-          <w:sz w:val="21"/>
-          <w:szCs w:val="21"/>
-        </w:rPr>
-        <w:t xml:space="preserve">The rate is ___ per ___.</w:t>
+Para hallar el total, ___ la tasa.</w:t>
+      </w:r>
+    </w:p>
+    <w:p>
+      <w:pPr>
+        <w:spacing w:after="60"/>
+      </w:pPr>
+      <w:r>
+        <w:rPr>
+          <w:b/>
+          <w:bCs/>
+          <w:color w:val="12355B"/>
+          <w:sz w:val="20"/>
+          <w:szCs w:val="20"/>
+        </w:rPr>
+        <w:t xml:space="preserve">Word bank: </w:t>
+      </w:r>
+      <w:r>
+        <w:rPr>
+          <w:color w:val="1FA6A2"/>
+          <w:sz w:val="20"/>
+          <w:szCs w:val="20"/>
+        </w:rPr>
+        <w:t xml:space="preserve">rate, unit rate, per, proportion, scale</w:t>
+      </w:r>
+    </w:p>
+    <w:p>
+      <w:pPr>
+        <w:spacing w:after="60"/>
+      </w:pPr>
+      <w:r>
+        <w:rPr>
+          <w:b/>
+          <w:bCs/>
+          <w:color w:val="12355B"/>
+          <w:sz w:val="19"/>
+          <w:szCs w:val="19"/>
+        </w:rPr>
+        <w:t xml:space="preserve">Listen for: </w:t>
+      </w:r>
+      <w:r>
+        <w:rPr>
+          <w:i/>
+          <w:iCs/>
+          <w:color w:val="5F6F80"/>
+          <w:sz w:val="19"/>
+          <w:szCs w:val="19"/>
+        </w:rPr>
+        <w:t xml:space="preserve">Students state the rate (5 cupcakes per 4 minutes) and set up a proportion or unit rate (1.25 cupcakes/min) to scale to the needed time.</w:t>
+      </w:r>
+    </w:p>
+    <w:p>
+      <w:pPr>
+        <w:spacing w:after="60"/>
+      </w:pPr>
+      <w:r>
+        <w:rPr>
+          <w:b/>
+          <w:bCs/>
+          <w:color w:val="9A6B12"/>
+          <w:sz w:val="20"/>
+          <w:szCs w:val="20"/>
+        </w:rPr>
+        <w:t xml:space="preserve">Level 2: </w:t>
+      </w:r>
+      <w:r>
+        <w:rPr>
+          <w:sz w:val="20"/>
+          <w:szCs w:val="20"/>
+        </w:rPr>
+        <w:t xml:space="preserve">Would it be faster to use a unit rate or a proportion for this problem? Explain when each strategy is the better tool.</w:t>
+      </w:r>
+    </w:p>
+    <w:p>
+      <w:pPr>
+        <w:spacing w:after="60"/>
+        <w:ind w:left="360"/>
+      </w:pPr>
+      <w:r>
+        <w:rPr>
+          <w:sz w:val="20"/>
+          <w:szCs w:val="20"/>
+        </w:rPr>
+        <w:t xml:space="preserve">• I would use a ___ here because ___.</w:t>
+      </w:r>
+    </w:p>
+    <w:p>
+      <w:pPr>
+        <w:spacing w:after="60"/>
+        <w:ind w:left="360"/>
+      </w:pPr>
+      <w:r>
+        <w:rPr>
+          <w:sz w:val="20"/>
+          <w:szCs w:val="20"/>
+        </w:rPr>
+        <w:t xml:space="preserve">• A proportion is better when ___, but a unit rate is better when ___.</w:t>
+      </w:r>
+    </w:p>
+    <w:p>
+      <w:pPr>
+        <w:spacing w:after="60"/>
+      </w:pPr>
+      <w:r>
+        <w:rPr>
+          <w:b/>
+          <w:bCs/>
+          <w:color w:val="12355B"/>
+          <w:sz w:val="21"/>
+          <w:szCs w:val="21"/>
+        </w:rPr>
+        <w:t xml:space="preserve">3. [Connect] </w:t>
+      </w:r>
+      <w:r>
+        <w:rPr>
+          <w:b/>
+          <w:bCs/>
+          <w:sz w:val="21"/>
+          <w:szCs w:val="21"/>
+        </w:rPr>
+        <w:t xml:space="preserve">Tell about a real situation where rates matter, like speed, pay, or price, and explain how the unit rate helps you.</w:t>
+      </w:r>
+    </w:p>
+    <w:p>
+      <w:pPr>
+        <w:spacing w:after="60"/>
+      </w:pPr>
+      <w:r>
+        <w:rPr>
+          <w:b/>
+          <w:bCs/>
+          <w:color w:val="1FA6A2"/>
+          <w:sz w:val="20"/>
+          <w:szCs w:val="20"/>
+        </w:rPr>
+        <w:t xml:space="preserve">Level 1 — Start here: </w:t>
+      </w:r>
+      <w:r>
+        <w:rPr>
+          <w:sz w:val="20"/>
+          <w:szCs w:val="20"/>
+        </w:rPr>
+        <w:t xml:space="preserve">Rates like miles per hour or dollars per pound let us predict and compare amounts.</w:t>
+      </w:r>
+    </w:p>
+    <w:p>
+      <w:pPr>
+        <w:spacing w:after="60"/>
+      </w:pPr>
+      <w:r>
+        <w:rPr>
+          <w:sz w:val="21"/>
+          <w:szCs w:val="21"/>
+        </w:rPr>
+        <w:t xml:space="preserve">Rates matter when ___, like ___ per ___.</w:t>
       </w:r>
       <w:r>
         <w:rPr>
@@ -550,19 +832,19 @@
         </w:rPr>
         <w:br/>
         <w:t xml:space="preserve">
-La tasa es ___ por ___.</w:t>
-      </w:r>
-    </w:p>
-    <w:p>
-      <w:pPr>
-        <w:spacing w:after="60"/>
-      </w:pPr>
-      <w:r>
-        <w:rPr>
-          <w:sz w:val="21"/>
-          <w:szCs w:val="21"/>
-        </w:rPr>
-        <w:t xml:space="preserve">Rates matter when ___.</w:t>
+Las tasas importan cuando ___, como ___ por ___.</w:t>
+      </w:r>
+    </w:p>
+    <w:p>
+      <w:pPr>
+        <w:spacing w:after="60"/>
+      </w:pPr>
+      <w:r>
+        <w:rPr>
+          <w:sz w:val="21"/>
+          <w:szCs w:val="21"/>
+        </w:rPr>
+        <w:t xml:space="preserve">The unit rate helps me because ___.</w:t>
       </w:r>
       <w:r>
         <w:rPr>
@@ -574,7 +856,103 @@
         </w:rPr>
         <w:br/>
         <w:t xml:space="preserve">
-Las tasas importan cuando ___.</w:t>
+La tasa unitaria me ayuda porque ___.</w:t>
+      </w:r>
+    </w:p>
+    <w:p>
+      <w:pPr>
+        <w:spacing w:after="60"/>
+      </w:pPr>
+      <w:r>
+        <w:rPr>
+          <w:b/>
+          <w:bCs/>
+          <w:color w:val="12355B"/>
+          <w:sz w:val="20"/>
+          <w:szCs w:val="20"/>
+        </w:rPr>
+        <w:t xml:space="preserve">Word bank: </w:t>
+      </w:r>
+      <w:r>
+        <w:rPr>
+          <w:color w:val="1FA6A2"/>
+          <w:sz w:val="20"/>
+          <w:szCs w:val="20"/>
+        </w:rPr>
+        <w:t xml:space="preserve">rate, unit rate, per, proportion, compare</w:t>
+      </w:r>
+    </w:p>
+    <w:p>
+      <w:pPr>
+        <w:spacing w:after="60"/>
+      </w:pPr>
+      <w:r>
+        <w:rPr>
+          <w:b/>
+          <w:bCs/>
+          <w:color w:val="12355B"/>
+          <w:sz w:val="19"/>
+          <w:szCs w:val="19"/>
+        </w:rPr>
+        <w:t xml:space="preserve">Listen for: </w:t>
+      </w:r>
+      <w:r>
+        <w:rPr>
+          <w:i/>
+          <w:iCs/>
+          <w:color w:val="5F6F80"/>
+          <w:sz w:val="19"/>
+          <w:szCs w:val="19"/>
+        </w:rPr>
+        <w:t xml:space="preserve">Students give a real rate (speed, hourly pay, price per item) and explain how the unit rate lets them predict or compare.</w:t>
+      </w:r>
+    </w:p>
+    <w:p>
+      <w:pPr>
+        <w:spacing w:after="60"/>
+      </w:pPr>
+      <w:r>
+        <w:rPr>
+          <w:b/>
+          <w:bCs/>
+          <w:color w:val="9A6B12"/>
+          <w:sz w:val="20"/>
+          <w:szCs w:val="20"/>
+        </w:rPr>
+        <w:t xml:space="preserve">Level 2: </w:t>
+      </w:r>
+      <w:r>
+        <w:rPr>
+          <w:sz w:val="20"/>
+          <w:szCs w:val="20"/>
+        </w:rPr>
+        <w:t xml:space="preserve">Pick two real rates that could be compared, and explain how unit rates would let you decide which is the better choice.</w:t>
+      </w:r>
+    </w:p>
+    <w:p>
+      <w:pPr>
+        <w:spacing w:after="60"/>
+        <w:ind w:left="360"/>
+      </w:pPr>
+      <w:r>
+        <w:rPr>
+          <w:sz w:val="20"/>
+          <w:szCs w:val="20"/>
+        </w:rPr>
+        <w:t xml:space="preserve">• I could compare ___ and ___ by finding ___.</w:t>
+      </w:r>
+    </w:p>
+    <w:p>
+      <w:pPr>
+        <w:spacing w:after="60"/>
+        <w:ind w:left="360"/>
+      </w:pPr>
+      <w:r>
+        <w:rPr>
+          <w:sz w:val="20"/>
+          <w:szCs w:val="20"/>
+        </w:rPr>
+        <w:t xml:space="preserve">• The better choice would be the one with ___ because ___.</w:t>
       </w:r>
     </w:p>
     <w:p>
@@ -1161,7 +1539,7 @@
           <w:sz w:val="21"/>
           <w:szCs w:val="21"/>
         </w:rPr>
-        <w:t xml:space="preserve">My plan was to ___.</w:t>
+        <w:t xml:space="preserve">My plan was to divide ___ by ___ to get the cost per ___.</w:t>
       </w:r>
       <w:r>
         <w:rPr>
@@ -1173,19 +1551,19 @@
         </w:rPr>
         <w:br/>
         <w:t xml:space="preserve">
-Mi plan fue ___.</w:t>
-      </w:r>
-    </w:p>
-    <w:p>
-      <w:pPr>
-        <w:spacing w:after="60"/>
-      </w:pPr>
-      <w:r>
-        <w:rPr>
-          <w:sz w:val="21"/>
-          <w:szCs w:val="21"/>
-        </w:rPr>
-        <w:t xml:space="preserve">The rate is ___ per ___.</w:t>
+Mi plan fue dividir ___ entre ___ para hallar el costo por ___.</w:t>
+      </w:r>
+    </w:p>
+    <w:p>
+      <w:pPr>
+        <w:spacing w:after="60"/>
+      </w:pPr>
+      <w:r>
+        <w:rPr>
+          <w:sz w:val="21"/>
+          <w:szCs w:val="21"/>
+        </w:rPr>
+        <w:t xml:space="preserve">The unit rate is ___ per pound, which is useful because ___.</w:t>
       </w:r>
       <w:r>
         <w:rPr>
@@ -1197,19 +1575,19 @@
         </w:rPr>
         <w:br/>
         <w:t xml:space="preserve">
-La tasa es ___ por ___.</w:t>
-      </w:r>
-    </w:p>
-    <w:p>
-      <w:pPr>
-        <w:spacing w:after="60"/>
-      </w:pPr>
-      <w:r>
-        <w:rPr>
-          <w:sz w:val="21"/>
-          <w:szCs w:val="21"/>
-        </w:rPr>
-        <w:t xml:space="preserve">Rates matter when ___.</w:t>
+La tasa unitaria es ___ por libra, lo cual es útil porque ___.</w:t>
+      </w:r>
+    </w:p>
+    <w:p>
+      <w:pPr>
+        <w:spacing w:after="60"/>
+      </w:pPr>
+      <w:r>
+        <w:rPr>
+          <w:sz w:val="21"/>
+          <w:szCs w:val="21"/>
+        </w:rPr>
+        <w:t xml:space="preserve">The rate is ___ cupcakes per ___ minutes.</w:t>
       </w:r>
       <w:r>
         <w:rPr>
@@ -1221,7 +1599,7 @@
         </w:rPr>
         <w:br/>
         <w:t xml:space="preserve">
-Las tasas importan cuando ___.</w:t>
+La tasa es ___ cupcakes por ___ minutos.</w:t>
       </w:r>
     </w:p>
     <w:p>

--- a/lessons/3-7/downloads/3-7-notes.docx
+++ b/lessons/3-7/downloads/3-7-notes.docx
@@ -437,6 +437,43 @@
       </w:pPr>
       <w:r>
         <w:rPr>
+          <w:b/>
+          <w:bCs/>
+          <w:color w:val="1FA6A2"/>
+          <w:sz w:val="20"/>
+          <w:szCs w:val="20"/>
+        </w:rPr>
+        <w:t xml:space="preserve">Hint (optional): </w:t>
+      </w:r>
+      <w:r>
+        <w:rPr>
+          <w:sz w:val="20"/>
+          <w:szCs w:val="20"/>
+        </w:rPr>
+        <w:t xml:space="preserve">Try starting with the word "rate" or "unit rate". Re-read the question and underline what it is asking you to compare or find. Use one number or word from the problem as your evidence.</w:t>
+      </w:r>
+    </w:p>
+    <w:p>
+      <w:pPr>
+        <w:spacing w:after="60"/>
+      </w:pPr>
+      <w:r>
+        <w:rPr>
+          <w:b/>
+          <w:bCs/>
+          <w:color w:val="12355B"/>
+          <w:sz w:val="19"/>
+          <w:szCs w:val="19"/>
+        </w:rPr>
+        <w:t xml:space="preserve">Sentence starters (optional)</w:t>
+      </w:r>
+    </w:p>
+    <w:p>
+      <w:pPr>
+        <w:spacing w:after="60"/>
+      </w:pPr>
+      <w:r>
+        <w:rPr>
           <w:sz w:val="21"/>
           <w:szCs w:val="21"/>
         </w:rPr>
@@ -627,6 +664,43 @@
       </w:pPr>
       <w:r>
         <w:rPr>
+          <w:b/>
+          <w:bCs/>
+          <w:color w:val="1FA6A2"/>
+          <w:sz w:val="20"/>
+          <w:szCs w:val="20"/>
+        </w:rPr>
+        <w:t xml:space="preserve">Hint (optional): </w:t>
+      </w:r>
+      <w:r>
+        <w:rPr>
+          <w:sz w:val="20"/>
+          <w:szCs w:val="20"/>
+        </w:rPr>
+        <w:t xml:space="preserve">Try starting with the word "rate" or "unit rate". Re-read the question and underline what it is asking you to compare or find. Use one number or word from the problem as your evidence.</w:t>
+      </w:r>
+    </w:p>
+    <w:p>
+      <w:pPr>
+        <w:spacing w:after="60"/>
+      </w:pPr>
+      <w:r>
+        <w:rPr>
+          <w:b/>
+          <w:bCs/>
+          <w:color w:val="12355B"/>
+          <w:sz w:val="19"/>
+          <w:szCs w:val="19"/>
+        </w:rPr>
+        <w:t xml:space="preserve">Sentence starters (optional)</w:t>
+      </w:r>
+    </w:p>
+    <w:p>
+      <w:pPr>
+        <w:spacing w:after="60"/>
+      </w:pPr>
+      <w:r>
+        <w:rPr>
           <w:sz w:val="21"/>
           <w:szCs w:val="21"/>
         </w:rPr>
@@ -809,6 +883,43 @@
           <w:szCs w:val="20"/>
         </w:rPr>
         <w:t xml:space="preserve">Rates like miles per hour or dollars per pound let us predict and compare amounts.</w:t>
+      </w:r>
+    </w:p>
+    <w:p>
+      <w:pPr>
+        <w:spacing w:after="60"/>
+      </w:pPr>
+      <w:r>
+        <w:rPr>
+          <w:b/>
+          <w:bCs/>
+          <w:color w:val="1FA6A2"/>
+          <w:sz w:val="20"/>
+          <w:szCs w:val="20"/>
+        </w:rPr>
+        <w:t xml:space="preserve">Hint (optional): </w:t>
+      </w:r>
+      <w:r>
+        <w:rPr>
+          <w:sz w:val="20"/>
+          <w:szCs w:val="20"/>
+        </w:rPr>
+        <w:t xml:space="preserve">Try starting with the word "rate" or "unit rate". Re-read the question and underline what it is asking you to compare or find. Use one number or word from the problem as your evidence.</w:t>
+      </w:r>
+    </w:p>
+    <w:p>
+      <w:pPr>
+        <w:spacing w:after="60"/>
+      </w:pPr>
+      <w:r>
+        <w:rPr>
+          <w:b/>
+          <w:bCs/>
+          <w:color w:val="12355B"/>
+          <w:sz w:val="19"/>
+          <w:szCs w:val="19"/>
+        </w:rPr>
+        <w:t xml:space="preserve">Sentence starters (optional)</w:t>
       </w:r>
     </w:p>
     <w:p>

--- a/lessons/3-7/downloads/3-7-notes.docx
+++ b/lessons/3-7/downloads/3-7-notes.docx
@@ -97,6 +97,69 @@
       </w:pPr>
       <w:r>
         <w:rPr>
+          <w:i/>
+          <w:iCs/>
+          <w:color w:val="5F6F80"/>
+          <w:sz w:val="19"/>
+          <w:szCs w:val="19"/>
+        </w:rPr>
+        <w:t xml:space="preserve">Picture first, then the word, then a plain-language meaning.</w:t>
+      </w:r>
+    </w:p>
+    <w:p>
+      <w:pPr>
+        <w:keepNext/>
+        <w:spacing w:after="20" w:before="120"/>
+        <w:jc w:val="center"/>
+      </w:pPr>
+      <w:r>
+        <w:drawing>
+          <wp:inline distT="0" distB="0" distL="0" distR="0">
+            <wp:extent cx="1238250" cy="933450"/>
+            <wp:effectExtent t="0" r="0" b="0" l="0"/>
+            <wp:docPr id="1" name="" descr="" title=""/>
+            <wp:cNvGraphicFramePr>
+              <a:graphicFrameLocks xmlns:a="http://schemas.openxmlformats.org/drawingml/2006/main" noChangeAspect="1"/>
+            </wp:cNvGraphicFramePr>
+            <a:graphic xmlns:a="http://schemas.openxmlformats.org/drawingml/2006/main">
+              <a:graphicData uri="http://schemas.openxmlformats.org/drawingml/2006/picture">
+                <pic:pic xmlns:pic="http://schemas.openxmlformats.org/drawingml/2006/picture">
+                  <pic:nvPicPr>
+                    <pic:cNvPr id="0" name="" descr=""/>
+                    <pic:cNvPicPr>
+                      <a:picLocks noChangeAspect="1" noChangeArrowheads="1"/>
+                    </pic:cNvPicPr>
+                  </pic:nvPicPr>
+                  <pic:blipFill>
+                    <a:blip r:embed="rId9" cstate="none"/>
+                    <a:srcRect/>
+                    <a:stretch>
+                      <a:fillRect/>
+                    </a:stretch>
+                  </pic:blipFill>
+                  <pic:spPr bwMode="auto">
+                    <a:xfrm>
+                      <a:off x="0" y="0"/>
+                      <a:ext cx="1238250" cy="933450"/>
+                    </a:xfrm>
+                    <a:prstGeom prst="rect">
+                      <a:avLst/>
+                    </a:prstGeom>
+                  </pic:spPr>
+                </pic:pic>
+              </a:graphicData>
+            </a:graphic>
+          </wp:inline>
+        </w:drawing>
+      </w:r>
+    </w:p>
+    <w:p>
+      <w:pPr>
+        <w:keepNext/>
+        <w:spacing w:after="20"/>
+      </w:pPr>
+      <w:r>
+        <w:rPr>
           <w:b/>
           <w:bCs/>
           <w:color w:val="12355B"/>
@@ -118,7 +181,7 @@
     </w:p>
     <w:p>
       <w:pPr>
-        <w:spacing w:after="60"/>
+        <w:spacing w:after="160"/>
       </w:pPr>
       <w:r>
         <w:rPr>
@@ -130,22 +193,55 @@
     </w:p>
     <w:p>
       <w:pPr>
-        <w:spacing w:after="60"/>
-      </w:pPr>
-      <w:r>
-        <w:rPr>
-          <w:i/>
-          <w:iCs/>
-          <w:color w:val="5F6F80"/>
-          <w:sz w:val="19"/>
-          <w:szCs w:val="19"/>
-        </w:rPr>
-        <w:t xml:space="preserve">$12 for 4 pounds → dollars per pound</w:t>
-      </w:r>
-    </w:p>
-    <w:p>
-      <w:pPr>
-        <w:spacing w:after="60"/>
+        <w:keepNext/>
+        <w:spacing w:after="20" w:before="120"/>
+        <w:jc w:val="center"/>
+      </w:pPr>
+      <w:r>
+        <w:drawing>
+          <wp:inline distT="0" distB="0" distL="0" distR="0">
+            <wp:extent cx="1238250" cy="933450"/>
+            <wp:effectExtent t="0" r="0" b="0" l="0"/>
+            <wp:docPr id="1" name="" descr="" title=""/>
+            <wp:cNvGraphicFramePr>
+              <a:graphicFrameLocks xmlns:a="http://schemas.openxmlformats.org/drawingml/2006/main" noChangeAspect="1"/>
+            </wp:cNvGraphicFramePr>
+            <a:graphic xmlns:a="http://schemas.openxmlformats.org/drawingml/2006/main">
+              <a:graphicData uri="http://schemas.openxmlformats.org/drawingml/2006/picture">
+                <pic:pic xmlns:pic="http://schemas.openxmlformats.org/drawingml/2006/picture">
+                  <pic:nvPicPr>
+                    <pic:cNvPr id="0" name="" descr=""/>
+                    <pic:cNvPicPr>
+                      <a:picLocks noChangeAspect="1" noChangeArrowheads="1"/>
+                    </pic:cNvPicPr>
+                  </pic:nvPicPr>
+                  <pic:blipFill>
+                    <a:blip r:embed="rId9" cstate="none"/>
+                    <a:srcRect/>
+                    <a:stretch>
+                      <a:fillRect/>
+                    </a:stretch>
+                  </pic:blipFill>
+                  <pic:spPr bwMode="auto">
+                    <a:xfrm>
+                      <a:off x="0" y="0"/>
+                      <a:ext cx="1238250" cy="933450"/>
+                    </a:xfrm>
+                    <a:prstGeom prst="rect">
+                      <a:avLst/>
+                    </a:prstGeom>
+                  </pic:spPr>
+                </pic:pic>
+              </a:graphicData>
+            </a:graphic>
+          </wp:inline>
+        </w:drawing>
+      </w:r>
+    </w:p>
+    <w:p>
+      <w:pPr>
+        <w:keepNext/>
+        <w:spacing w:after="20"/>
       </w:pPr>
       <w:r>
         <w:rPr>
@@ -170,7 +266,7 @@
     </w:p>
     <w:p>
       <w:pPr>
-        <w:spacing w:after="60"/>
+        <w:spacing w:after="160"/>
       </w:pPr>
       <w:r>
         <w:rPr>
@@ -182,22 +278,55 @@
     </w:p>
     <w:p>
       <w:pPr>
-        <w:spacing w:after="60"/>
-      </w:pPr>
-      <w:r>
-        <w:rPr>
-          <w:i/>
-          <w:iCs/>
-          <w:color w:val="5F6F80"/>
-          <w:sz w:val="19"/>
-          <w:szCs w:val="19"/>
-        </w:rPr>
-        <w:t xml:space="preserve">$12 ÷ 4 = $3 per 1 pound</w:t>
-      </w:r>
-    </w:p>
-    <w:p>
-      <w:pPr>
-        <w:spacing w:after="60"/>
+        <w:keepNext/>
+        <w:spacing w:after="20" w:before="120"/>
+        <w:jc w:val="center"/>
+      </w:pPr>
+      <w:r>
+        <w:drawing>
+          <wp:inline distT="0" distB="0" distL="0" distR="0">
+            <wp:extent cx="1238250" cy="933450"/>
+            <wp:effectExtent t="0" r="0" b="0" l="0"/>
+            <wp:docPr id="1" name="" descr="" title=""/>
+            <wp:cNvGraphicFramePr>
+              <a:graphicFrameLocks xmlns:a="http://schemas.openxmlformats.org/drawingml/2006/main" noChangeAspect="1"/>
+            </wp:cNvGraphicFramePr>
+            <a:graphic xmlns:a="http://schemas.openxmlformats.org/drawingml/2006/main">
+              <a:graphicData uri="http://schemas.openxmlformats.org/drawingml/2006/picture">
+                <pic:pic xmlns:pic="http://schemas.openxmlformats.org/drawingml/2006/picture">
+                  <pic:nvPicPr>
+                    <pic:cNvPr id="0" name="" descr=""/>
+                    <pic:cNvPicPr>
+                      <a:picLocks noChangeAspect="1" noChangeArrowheads="1"/>
+                    </pic:cNvPicPr>
+                  </pic:nvPicPr>
+                  <pic:blipFill>
+                    <a:blip r:embed="rId9" cstate="none"/>
+                    <a:srcRect/>
+                    <a:stretch>
+                      <a:fillRect/>
+                    </a:stretch>
+                  </pic:blipFill>
+                  <pic:spPr bwMode="auto">
+                    <a:xfrm>
+                      <a:off x="0" y="0"/>
+                      <a:ext cx="1238250" cy="933450"/>
+                    </a:xfrm>
+                    <a:prstGeom prst="rect">
+                      <a:avLst/>
+                    </a:prstGeom>
+                  </pic:spPr>
+                </pic:pic>
+              </a:graphicData>
+            </a:graphic>
+          </wp:inline>
+        </w:drawing>
+      </w:r>
+    </w:p>
+    <w:p>
+      <w:pPr>
+        <w:keepNext/>
+        <w:spacing w:after="20"/>
       </w:pPr>
       <w:r>
         <w:rPr>
@@ -222,7 +351,7 @@
     </w:p>
     <w:p>
       <w:pPr>
-        <w:spacing w:after="60"/>
+        <w:spacing w:after="160"/>
       </w:pPr>
       <w:r>
         <w:rPr>
@@ -234,22 +363,55 @@
     </w:p>
     <w:p>
       <w:pPr>
-        <w:spacing w:after="60"/>
-      </w:pPr>
-      <w:r>
-        <w:rPr>
-          <w:i/>
-          <w:iCs/>
-          <w:color w:val="5F6F80"/>
-          <w:sz w:val="19"/>
-          <w:szCs w:val="19"/>
-        </w:rPr>
-        <w:t xml:space="preserve">60 miles per hour, $5 per ticket</w:t>
-      </w:r>
-    </w:p>
-    <w:p>
-      <w:pPr>
-        <w:spacing w:after="60"/>
+        <w:keepNext/>
+        <w:spacing w:after="20" w:before="120"/>
+        <w:jc w:val="center"/>
+      </w:pPr>
+      <w:r>
+        <w:drawing>
+          <wp:inline distT="0" distB="0" distL="0" distR="0">
+            <wp:extent cx="1238250" cy="933450"/>
+            <wp:effectExtent t="0" r="0" b="0" l="0"/>
+            <wp:docPr id="1" name="" descr="" title=""/>
+            <wp:cNvGraphicFramePr>
+              <a:graphicFrameLocks xmlns:a="http://schemas.openxmlformats.org/drawingml/2006/main" noChangeAspect="1"/>
+            </wp:cNvGraphicFramePr>
+            <a:graphic xmlns:a="http://schemas.openxmlformats.org/drawingml/2006/main">
+              <a:graphicData uri="http://schemas.openxmlformats.org/drawingml/2006/picture">
+                <pic:pic xmlns:pic="http://schemas.openxmlformats.org/drawingml/2006/picture">
+                  <pic:nvPicPr>
+                    <pic:cNvPr id="0" name="" descr=""/>
+                    <pic:cNvPicPr>
+                      <a:picLocks noChangeAspect="1" noChangeArrowheads="1"/>
+                    </pic:cNvPicPr>
+                  </pic:nvPicPr>
+                  <pic:blipFill>
+                    <a:blip r:embed="rId10" cstate="none"/>
+                    <a:srcRect/>
+                    <a:stretch>
+                      <a:fillRect/>
+                    </a:stretch>
+                  </pic:blipFill>
+                  <pic:spPr bwMode="auto">
+                    <a:xfrm>
+                      <a:off x="0" y="0"/>
+                      <a:ext cx="1238250" cy="933450"/>
+                    </a:xfrm>
+                    <a:prstGeom prst="rect">
+                      <a:avLst/>
+                    </a:prstGeom>
+                  </pic:spPr>
+                </pic:pic>
+              </a:graphicData>
+            </a:graphic>
+          </wp:inline>
+        </w:drawing>
+      </w:r>
+    </w:p>
+    <w:p>
+      <w:pPr>
+        <w:keepNext/>
+        <w:spacing w:after="20"/>
       </w:pPr>
       <w:r>
         <w:rPr>
@@ -274,7 +436,7 @@
     </w:p>
     <w:p>
       <w:pPr>
-        <w:spacing w:after="60"/>
+        <w:spacing w:after="160"/>
       </w:pPr>
       <w:r>
         <w:rPr>
@@ -286,22 +448,55 @@
     </w:p>
     <w:p>
       <w:pPr>
-        <w:spacing w:after="60"/>
-      </w:pPr>
-      <w:r>
-        <w:rPr>
-          <w:i/>
-          <w:iCs/>
-          <w:color w:val="5F6F80"/>
-          <w:sz w:val="19"/>
-          <w:szCs w:val="19"/>
-        </w:rPr>
-        <w:t xml:space="preserve">Set up → Plan → Solve → Check</w:t>
-      </w:r>
-    </w:p>
-    <w:p>
-      <w:pPr>
-        <w:spacing w:after="60"/>
+        <w:keepNext/>
+        <w:spacing w:after="20" w:before="120"/>
+        <w:jc w:val="center"/>
+      </w:pPr>
+      <w:r>
+        <w:drawing>
+          <wp:inline distT="0" distB="0" distL="0" distR="0">
+            <wp:extent cx="1238250" cy="933450"/>
+            <wp:effectExtent t="0" r="0" b="0" l="0"/>
+            <wp:docPr id="1" name="" descr="" title=""/>
+            <wp:cNvGraphicFramePr>
+              <a:graphicFrameLocks xmlns:a="http://schemas.openxmlformats.org/drawingml/2006/main" noChangeAspect="1"/>
+            </wp:cNvGraphicFramePr>
+            <a:graphic xmlns:a="http://schemas.openxmlformats.org/drawingml/2006/main">
+              <a:graphicData uri="http://schemas.openxmlformats.org/drawingml/2006/picture">
+                <pic:pic xmlns:pic="http://schemas.openxmlformats.org/drawingml/2006/picture">
+                  <pic:nvPicPr>
+                    <pic:cNvPr id="0" name="" descr=""/>
+                    <pic:cNvPicPr>
+                      <a:picLocks noChangeAspect="1" noChangeArrowheads="1"/>
+                    </pic:cNvPicPr>
+                  </pic:nvPicPr>
+                  <pic:blipFill>
+                    <a:blip r:embed="rId11" cstate="none"/>
+                    <a:srcRect/>
+                    <a:stretch>
+                      <a:fillRect/>
+                    </a:stretch>
+                  </pic:blipFill>
+                  <pic:spPr bwMode="auto">
+                    <a:xfrm>
+                      <a:off x="0" y="0"/>
+                      <a:ext cx="1238250" cy="933450"/>
+                    </a:xfrm>
+                    <a:prstGeom prst="rect">
+                      <a:avLst/>
+                    </a:prstGeom>
+                  </pic:spPr>
+                </pic:pic>
+              </a:graphicData>
+            </a:graphic>
+          </wp:inline>
+        </w:drawing>
+      </w:r>
+    </w:p>
+    <w:p>
+      <w:pPr>
+        <w:keepNext/>
+        <w:spacing w:after="20"/>
       </w:pPr>
       <w:r>
         <w:rPr>
@@ -326,7 +521,7 @@
     </w:p>
     <w:p>
       <w:pPr>
-        <w:spacing w:after="60"/>
+        <w:spacing w:after="160"/>
       </w:pPr>
       <w:r>
         <w:rPr>
@@ -334,21 +529,6 @@
           <w:szCs w:val="21"/>
         </w:rPr>
         <w:t xml:space="preserve">A math sentence saying two ratios are equal. It helps find a missing number.</w:t>
-      </w:r>
-    </w:p>
-    <w:p>
-      <w:pPr>
-        <w:spacing w:after="60"/>
-      </w:pPr>
-      <w:r>
-        <w:rPr>
-          <w:i/>
-          <w:iCs/>
-          <w:color w:val="5F6F80"/>
-          <w:sz w:val="19"/>
-          <w:szCs w:val="19"/>
-        </w:rPr>
-        <w:t xml:space="preserve">3/5 = x/20 → x = 12</w:t>
       </w:r>
     </w:p>
     <w:p>

--- a/lessons/3-7/downloads/3-7-notes.docx
+++ b/lessons/3-7/downloads/3-7-notes.docx
@@ -1208,7 +1208,7 @@
           <w:sz w:val="24"/>
           <w:szCs w:val="24"/>
         </w:rPr>
-        <w:t xml:space="preserve">Try the Model</w:t>
+        <w:t xml:space="preserve">Solved Example</w:t>
       </w:r>
       <w:r>
         <w:rPr>
@@ -1218,90 +1218,130 @@
           <w:sz w:val="19"/>
           <w:szCs w:val="19"/>
         </w:rPr>
-        <w:t xml:space="preserve">   step through it together</w:t>
-      </w:r>
-    </w:p>
-    <w:p>
-      <w:pPr>
-        <w:spacing w:after="80"/>
-      </w:pPr>
-      <w:r>
-        <w:rPr>
-          <w:sz w:val="21"/>
-          <w:szCs w:val="21"/>
-        </w:rPr>
-        <w:t xml:space="preserve">Team 1 knows that 3 pounds of chicken cost $18. Complete the ratio table to find the cost for different amounts, then determine the unit rate.</w:t>
-      </w:r>
-    </w:p>
-    <w:p>
-      <w:pPr>
+        <w:t xml:space="preserve">   I Do — watch each step</w:t>
+      </w:r>
+    </w:p>
+    <w:p>
+      <w:pPr>
+        <w:keepNext/>
         <w:spacing w:after="40"/>
       </w:pPr>
       <w:r>
-        <w:t xml:space="preserve"/>
-      </w:r>
-    </w:p>
-    <w:tbl>
-      <w:tblPr>
-        <w:tblW w:type="pct" w:w="100%"/>
-        <w:tblBorders>
-          <w:top w:val="single" w:color="C7D2DD" w:sz="6"/>
-          <w:left w:val="single" w:color="C7D2DD" w:sz="6"/>
-          <w:bottom w:val="single" w:color="C7D2DD" w:sz="6"/>
-          <w:right w:val="single" w:color="C7D2DD" w:sz="6"/>
-          <w:insideH w:val="single" w:color="auto" w:sz="4"/>
-          <w:insideV w:val="single" w:color="auto" w:sz="4"/>
-        </w:tblBorders>
-      </w:tblPr>
-      <w:tblGrid>
-        <w:gridCol w:w="100"/>
-      </w:tblGrid>
-      <w:tr>
-        <w:tc>
-          <w:tcPr>
-            <w:shd w:fill="E6F4F3" w:color="auto" w:val="clear"/>
-            <w:tcMar>
-              <w:top w:type="dxa" w:w="60"/>
-              <w:left w:type="dxa" w:w="120"/>
-              <w:bottom w:type="dxa" w:w="60"/>
-              <w:right w:type="dxa" w:w="120"/>
-            </w:tcMar>
-          </w:tcPr>
-          <w:p>
-            <w:pPr>
-              <w:spacing w:after="0" w:line="320"/>
-            </w:pPr>
-            <w:r>
-              <w:t xml:space="preserve"/>
-            </w:r>
-          </w:p>
-          <w:p>
-            <w:pPr>
-              <w:spacing w:after="0" w:line="320"/>
-            </w:pPr>
-            <w:r>
-              <w:t xml:space="preserve"/>
-            </w:r>
-          </w:p>
-          <w:p>
-            <w:pPr>
-              <w:spacing w:after="0" w:line="320"/>
-            </w:pPr>
-            <w:r>
-              <w:t xml:space="preserve"/>
-            </w:r>
-          </w:p>
-          <w:p>
-            <w:pPr>
-              <w:spacing w:after="0" w:line="320"/>
-            </w:pPr>
-            <w:r>
-              <w:t xml:space="preserve"/>
-            </w:r>
-          </w:p>
-        </w:tc>
-      </w:tr>
-    </w:tbl>
+        <w:rPr>
+          <w:b/>
+          <w:bCs/>
+          <w:color w:val="12355B"/>
+          <w:sz w:val="21"/>
+          <w:szCs w:val="21"/>
+        </w:rPr>
+        <w:t xml:space="preserve">Problem:  </w:t>
+      </w:r>
+      <w:r>
+        <w:rPr>
+          <w:sz w:val="21"/>
+          <w:szCs w:val="21"/>
+        </w:rPr>
+        <w:t xml:space="preserve">A bakery makes 24 cookies in 3 batches. What is the unit rate of cookies per batch?</w:t>
+      </w:r>
+    </w:p>
+    <w:p>
+      <w:pPr>
+        <w:spacing w:after="30"/>
+        <w:ind w:left="420"/>
+      </w:pPr>
+      <w:r>
+        <w:rPr>
+          <w:sz w:val="20"/>
+          <w:szCs w:val="20"/>
+        </w:rPr>
+        <w:t xml:space="preserve">A)  8 cookies per batch</w:t>
+      </w:r>
+    </w:p>
+    <w:p>
+      <w:pPr>
+        <w:spacing w:after="30"/>
+        <w:ind w:left="420"/>
+      </w:pPr>
+      <w:r>
+        <w:rPr>
+          <w:sz w:val="20"/>
+          <w:szCs w:val="20"/>
+        </w:rPr>
+        <w:t xml:space="preserve">B)  3 cookies per batch</w:t>
+      </w:r>
+    </w:p>
+    <w:p>
+      <w:pPr>
+        <w:spacing w:after="30"/>
+        <w:ind w:left="420"/>
+      </w:pPr>
+      <w:r>
+        <w:rPr>
+          <w:sz w:val="20"/>
+          <w:szCs w:val="20"/>
+        </w:rPr>
+        <w:t xml:space="preserve">C)  24 cookies per batch</w:t>
+      </w:r>
+    </w:p>
+    <w:p>
+      <w:pPr>
+        <w:spacing w:after="30"/>
+        <w:ind w:left="420"/>
+      </w:pPr>
+      <w:r>
+        <w:rPr>
+          <w:sz w:val="20"/>
+          <w:szCs w:val="20"/>
+        </w:rPr>
+        <w:t xml:space="preserve">D)  6 cookies per batch</w:t>
+      </w:r>
+    </w:p>
+    <w:p>
+      <w:pPr>
+        <w:spacing w:after="20" w:before="50"/>
+      </w:pPr>
+      <w:r>
+        <w:rPr>
+          <w:b/>
+          <w:bCs/>
+          <w:color w:val="1FA6A2"/>
+          <w:sz w:val="21"/>
+          <w:szCs w:val="21"/>
+        </w:rPr>
+        <w:t xml:space="preserve">Step 1:  </w:t>
+      </w:r>
+      <w:r>
+        <w:rPr>
+          <w:sz w:val="21"/>
+          <w:szCs w:val="21"/>
+        </w:rPr>
+        <w:t xml:space="preserve">Unit rate: 24 cookies ÷ 3 batches = 8 cookies per batch.</w:t>
+      </w:r>
+    </w:p>
+    <w:p>
+      <w:pPr>
+        <w:spacing w:after="40" w:before="60"/>
+      </w:pPr>
+      <w:r>
+        <w:rPr>
+          <w:b/>
+          <w:bCs/>
+          <w:color w:val="12355B"/>
+          <w:sz w:val="21"/>
+          <w:szCs w:val="21"/>
+        </w:rPr>
+        <w:t xml:space="preserve">Answer:  </w:t>
+      </w:r>
+      <w:r>
+        <w:rPr>
+          <w:b/>
+          <w:bCs/>
+          <w:sz w:val="21"/>
+          <w:szCs w:val="21"/>
+        </w:rPr>
+        <w:t xml:space="preserve">A. 8 cookies per batch</w:t>
+      </w:r>
+    </w:p>
     <w:p>
       <w:pPr>
         <w:pStyle w:val="Heading1"/>
@@ -1346,6 +1386,170 @@
           <w:szCs w:val="19"/>
         </w:rPr>
         <w:t xml:space="preserve">   We Do — work with your class</w:t>
+      </w:r>
+    </w:p>
+    <w:p>
+      <w:pPr>
+        <w:keepNext/>
+        <w:spacing w:after="40" w:before="40"/>
+      </w:pPr>
+      <w:r>
+        <w:rPr>
+          <w:b/>
+          <w:bCs/>
+          <w:color w:val="12355B"/>
+          <w:sz w:val="21"/>
+          <w:szCs w:val="21"/>
+        </w:rPr>
+        <w:t xml:space="preserve">Problem:  </w:t>
+      </w:r>
+      <w:r>
+        <w:rPr>
+          <w:sz w:val="21"/>
+          <w:szCs w:val="21"/>
+        </w:rPr>
+        <w:t xml:space="preserve">Apples cost $5 for 4 pounds. What is the cost per pound?</w:t>
+      </w:r>
+    </w:p>
+    <w:p>
+      <w:pPr>
+        <w:spacing w:after="30"/>
+        <w:ind w:left="420"/>
+      </w:pPr>
+      <w:r>
+        <w:rPr>
+          <w:sz w:val="20"/>
+          <w:szCs w:val="20"/>
+        </w:rPr>
+        <w:t xml:space="preserve">A)  $1.25</w:t>
+      </w:r>
+    </w:p>
+    <w:p>
+      <w:pPr>
+        <w:spacing w:after="30"/>
+        <w:ind w:left="420"/>
+      </w:pPr>
+      <w:r>
+        <w:rPr>
+          <w:sz w:val="20"/>
+          <w:szCs w:val="20"/>
+        </w:rPr>
+        <w:t xml:space="preserve">B)  $0.80</w:t>
+      </w:r>
+    </w:p>
+    <w:p>
+      <w:pPr>
+        <w:spacing w:after="30"/>
+        <w:ind w:left="420"/>
+      </w:pPr>
+      <w:r>
+        <w:rPr>
+          <w:sz w:val="20"/>
+          <w:szCs w:val="20"/>
+        </w:rPr>
+        <w:t xml:space="preserve">C)  $1.50</w:t>
+      </w:r>
+    </w:p>
+    <w:p>
+      <w:pPr>
+        <w:spacing w:after="30"/>
+        <w:ind w:left="420"/>
+      </w:pPr>
+      <w:r>
+        <w:rPr>
+          <w:sz w:val="20"/>
+          <w:szCs w:val="20"/>
+        </w:rPr>
+        <w:t xml:space="preserve">D)  $4.00</w:t>
+      </w:r>
+    </w:p>
+    <w:p>
+      <w:pPr>
+        <w:keepNext/>
+        <w:spacing w:after="0" w:before="50"/>
+      </w:pPr>
+      <w:r>
+        <w:rPr>
+          <w:b/>
+          <w:bCs/>
+          <w:color w:val="6B4FA0"/>
+          <w:sz w:val="21"/>
+          <w:szCs w:val="21"/>
+        </w:rPr>
+        <w:t xml:space="preserve">Step 1:</w:t>
+      </w:r>
+    </w:p>
+    <w:p>
+      <w:pPr>
+        <w:pBdr>
+          <w:bottom w:val="single" w:color="AFBECC" w:sz="6"/>
+        </w:pBdr>
+        <w:spacing w:after="30" w:before="150"/>
+      </w:pPr>
+      <w:r>
+        <w:t xml:space="preserve"/>
+      </w:r>
+    </w:p>
+    <w:p>
+      <w:pPr>
+        <w:keepNext/>
+        <w:spacing w:after="0" w:before="50"/>
+      </w:pPr>
+      <w:r>
+        <w:rPr>
+          <w:b/>
+          <w:bCs/>
+          <w:color w:val="6B4FA0"/>
+          <w:sz w:val="21"/>
+          <w:szCs w:val="21"/>
+        </w:rPr>
+        <w:t xml:space="preserve">Step 2:</w:t>
+      </w:r>
+    </w:p>
+    <w:p>
+      <w:pPr>
+        <w:pBdr>
+          <w:bottom w:val="single" w:color="AFBECC" w:sz="6"/>
+        </w:pBdr>
+        <w:spacing w:after="30" w:before="150"/>
+      </w:pPr>
+      <w:r>
+        <w:t xml:space="preserve"/>
+      </w:r>
+    </w:p>
+    <w:p>
+      <w:pPr>
+        <w:keepNext/>
+        <w:spacing w:after="0" w:before="60"/>
+      </w:pPr>
+      <w:r>
+        <w:rPr>
+          <w:b/>
+          <w:bCs/>
+          <w:color w:val="12355B"/>
+          <w:sz w:val="21"/>
+          <w:szCs w:val="21"/>
+        </w:rPr>
+        <w:t xml:space="preserve">Answer:</w:t>
+      </w:r>
+    </w:p>
+    <w:p>
+      <w:pPr>
+        <w:pBdr>
+          <w:bottom w:val="single" w:color="AFBECC" w:sz="6"/>
+        </w:pBdr>
+        <w:spacing w:after="30" w:before="150"/>
+      </w:pPr>
+      <w:r>
+        <w:t xml:space="preserve"/>
+      </w:r>
+    </w:p>
+    <w:p>
+      <w:pPr>
+        <w:spacing w:after="80"/>
+      </w:pPr>
+      <w:r>
+        <w:t xml:space="preserve"/>
       </w:r>
     </w:p>
     <w:tbl>
@@ -1850,7 +2054,7 @@
           <w:sz w:val="21"/>
           <w:szCs w:val="21"/>
         </w:rPr>
-        <w:t xml:space="preserve">A bakery makes 24 cookies in 3 batches. What is the unit rate of cookies per batch?</w:t>
+        <w:t xml:space="preserve">A cyclist rides 36 miles in 3 hours. At the same rate, how far will she ride in 5 hours?</w:t>
       </w:r>
     </w:p>
     <w:p>
@@ -1863,7 +2067,7 @@
           <w:sz w:val="20"/>
           <w:szCs w:val="20"/>
         </w:rPr>
-        <w:t xml:space="preserve">A)  8 cookies per batch</w:t>
+        <w:t xml:space="preserve">A)  60 miles</w:t>
       </w:r>
     </w:p>
     <w:p>
@@ -1876,7 +2080,7 @@
           <w:sz w:val="20"/>
           <w:szCs w:val="20"/>
         </w:rPr>
-        <w:t xml:space="preserve">B)  3 cookies per batch</w:t>
+        <w:t xml:space="preserve">B)  48 miles</w:t>
       </w:r>
     </w:p>
     <w:p>
@@ -1889,7 +2093,7 @@
           <w:sz w:val="20"/>
           <w:szCs w:val="20"/>
         </w:rPr>
-        <w:t xml:space="preserve">C)  24 cookies per batch</w:t>
+        <w:t xml:space="preserve">C)  72 miles</w:t>
       </w:r>
     </w:p>
     <w:p>
@@ -1902,7 +2106,7 @@
           <w:sz w:val="20"/>
           <w:szCs w:val="20"/>
         </w:rPr>
-        <w:t xml:space="preserve">D)  6 cookies per batch</w:t>
+        <w:t xml:space="preserve">D)  45 miles</w:t>
       </w:r>
     </w:p>
     <w:p>
@@ -1980,7 +2184,7 @@
           <w:sz w:val="21"/>
           <w:szCs w:val="21"/>
         </w:rPr>
-        <w:t xml:space="preserve">Apples cost $5 for 4 pounds. What is the cost per pound?</w:t>
+        <w:t xml:space="preserve">A printer prints 45 pages in 9 minutes. How many pages does it print per minute?</w:t>
       </w:r>
     </w:p>
     <w:p>
@@ -1993,7 +2197,7 @@
           <w:sz w:val="20"/>
           <w:szCs w:val="20"/>
         </w:rPr>
-        <w:t xml:space="preserve">A)  $1.25</w:t>
+        <w:t xml:space="preserve">A)  5 pages per minute</w:t>
       </w:r>
     </w:p>
     <w:p>
@@ -2006,7 +2210,7 @@
           <w:sz w:val="20"/>
           <w:szCs w:val="20"/>
         </w:rPr>
-        <w:t xml:space="preserve">B)  $0.80</w:t>
+        <w:t xml:space="preserve">B)  9 pages per minute</w:t>
       </w:r>
     </w:p>
     <w:p>
@@ -2019,7 +2223,7 @@
           <w:sz w:val="20"/>
           <w:szCs w:val="20"/>
         </w:rPr>
-        <w:t xml:space="preserve">C)  $1.50</w:t>
+        <w:t xml:space="preserve">C)  4 pages per minute</w:t>
       </w:r>
     </w:p>
     <w:p>
@@ -2032,7 +2236,7 @@
           <w:sz w:val="20"/>
           <w:szCs w:val="20"/>
         </w:rPr>
-        <w:t xml:space="preserve">D)  $4.00</w:t>
+        <w:t xml:space="preserve">D)  45 pages per minute</w:t>
       </w:r>
     </w:p>
     <w:p>
@@ -2110,7 +2314,7 @@
           <w:sz w:val="21"/>
           <w:szCs w:val="21"/>
         </w:rPr>
-        <w:t xml:space="preserve">A cyclist rides 36 miles in 3 hours. At the same rate, how far will she ride in 5 hours?</w:t>
+        <w:t xml:space="preserve">A car travels 150 miles in 3 hours. A bus travels 200 miles in 5 hours. Which vehicle is faster?</w:t>
       </w:r>
     </w:p>
     <w:p>
@@ -2123,7 +2327,7 @@
           <w:sz w:val="20"/>
           <w:szCs w:val="20"/>
         </w:rPr>
-        <w:t xml:space="preserve">A)  60 miles</w:t>
+        <w:t xml:space="preserve">A)  The car</w:t>
       </w:r>
     </w:p>
     <w:p>
@@ -2136,7 +2340,7 @@
           <w:sz w:val="20"/>
           <w:szCs w:val="20"/>
         </w:rPr>
-        <w:t xml:space="preserve">B)  48 miles</w:t>
+        <w:t xml:space="preserve">B)  The bus</w:t>
       </w:r>
     </w:p>
     <w:p>
@@ -2149,7 +2353,7 @@
           <w:sz w:val="20"/>
           <w:szCs w:val="20"/>
         </w:rPr>
-        <w:t xml:space="preserve">C)  72 miles</w:t>
+        <w:t xml:space="preserve">C)  Same speed</w:t>
       </w:r>
     </w:p>
     <w:p>
@@ -2162,7 +2366,7 @@
           <w:sz w:val="20"/>
           <w:szCs w:val="20"/>
         </w:rPr>
-        <w:t xml:space="preserve">D)  45 miles</w:t>
+        <w:t xml:space="preserve">D)  Cannot determine</w:t>
       </w:r>
     </w:p>
     <w:p>
@@ -2240,67 +2444,7 @@
           <w:sz w:val="21"/>
           <w:szCs w:val="21"/>
         </w:rPr>
-        <w:t xml:space="preserve">A printer prints 45 pages in 9 minutes. How many pages does it print per minute?</w:t>
-      </w:r>
-    </w:p>
-    <w:p>
-      <w:pPr>
-        <w:spacing w:after="40"/>
-        <w:ind w:left="420"/>
-      </w:pPr>
-      <w:r>
-        <w:rPr>
-          <w:sz w:val="20"/>
-          <w:szCs w:val="20"/>
-        </w:rPr>
-        <w:t xml:space="preserve">A)  5 pages per minute</w:t>
-      </w:r>
-    </w:p>
-    <w:p>
-      <w:pPr>
-        <w:spacing w:after="40"/>
-        <w:ind w:left="420"/>
-      </w:pPr>
-      <w:r>
-        <w:rPr>
-          <w:sz w:val="20"/>
-          <w:szCs w:val="20"/>
-        </w:rPr>
-        <w:t xml:space="preserve">B)  9 pages per minute</w:t>
-      </w:r>
-    </w:p>
-    <w:p>
-      <w:pPr>
-        <w:spacing w:after="40"/>
-        <w:ind w:left="420"/>
-      </w:pPr>
-      <w:r>
-        <w:rPr>
-          <w:sz w:val="20"/>
-          <w:szCs w:val="20"/>
-        </w:rPr>
-        <w:t xml:space="preserve">C)  4 pages per minute</w:t>
-      </w:r>
-    </w:p>
-    <w:p>
-      <w:pPr>
-        <w:spacing w:after="40"/>
-        <w:ind w:left="420"/>
-      </w:pPr>
-      <w:r>
-        <w:rPr>
-          <w:sz w:val="20"/>
-          <w:szCs w:val="20"/>
-        </w:rPr>
-        <w:t xml:space="preserve">D)  45 pages per minute</w:t>
-      </w:r>
-    </w:p>
-    <w:p>
-      <w:pPr>
-        <w:spacing w:after="20"/>
-      </w:pPr>
-      <w:r>
-        <w:t xml:space="preserve"/>
+        <w:t xml:space="preserve">A factory makes 240 widgets in 8 hours. Another factory makes 200 widgets in 5 hours. Which factory is faster? If both factories work together for 10 hours, how many total widgets would they produce?</w:t>
       </w:r>
     </w:p>
     <w:tbl>
@@ -2345,6 +2489,22 @@
               <w:t xml:space="preserve"/>
             </w:r>
           </w:p>
+          <w:p>
+            <w:pPr>
+              <w:spacing w:after="0" w:line="320"/>
+            </w:pPr>
+            <w:r>
+              <w:t xml:space="preserve"/>
+            </w:r>
+          </w:p>
+          <w:p>
+            <w:pPr>
+              <w:spacing w:after="0" w:line="320"/>
+            </w:pPr>
+            <w:r>
+              <w:t xml:space="preserve"/>
+            </w:r>
+          </w:p>
         </w:tc>
       </w:tr>
     </w:tbl>
@@ -3005,6 +3165,64 @@
           <w:sz w:val="24"/>
           <w:szCs w:val="24"/>
         </w:rPr>
+        <w:t xml:space="preserve">Worked Notes (I Do / We Do)</w:t>
+      </w:r>
+    </w:p>
+    <w:p>
+      <w:pPr>
+        <w:spacing w:after="80"/>
+      </w:pPr>
+      <w:r>
+        <w:rPr>
+          <w:b/>
+          <w:bCs/>
+          <w:sz w:val="21"/>
+          <w:szCs w:val="21"/>
+        </w:rPr>
+        <w:t xml:space="preserve">I Do:  </w:t>
+      </w:r>
+      <w:r>
+        <w:rPr>
+          <w:sz w:val="21"/>
+          <w:szCs w:val="21"/>
+        </w:rPr>
+        <w:t xml:space="preserve">A. 8 cookies per batch</w:t>
+      </w:r>
+    </w:p>
+    <w:p>
+      <w:pPr>
+        <w:spacing w:after="80"/>
+      </w:pPr>
+      <w:r>
+        <w:rPr>
+          <w:b/>
+          <w:bCs/>
+          <w:sz w:val="21"/>
+          <w:szCs w:val="21"/>
+        </w:rPr>
+        <w:t xml:space="preserve">We Do:  </w:t>
+      </w:r>
+      <w:r>
+        <w:rPr>
+          <w:sz w:val="21"/>
+          <w:szCs w:val="21"/>
+        </w:rPr>
+        <w:t xml:space="preserve">A. $1.25</w:t>
+      </w:r>
+    </w:p>
+    <w:p>
+      <w:pPr>
+        <w:pStyle w:val="Heading2"/>
+        <w:spacing w:after="80" w:before="180"/>
+      </w:pPr>
+      <w:r>
+        <w:rPr>
+          <w:b/>
+          <w:bCs/>
+          <w:color w:val="12355B"/>
+          <w:sz w:val="24"/>
+          <w:szCs w:val="24"/>
+        </w:rPr>
         <w:t xml:space="preserve">Independent Practice</w:t>
       </w:r>
     </w:p>
@@ -3026,7 +3244,7 @@
           <w:sz w:val="21"/>
           <w:szCs w:val="21"/>
         </w:rPr>
-        <w:t xml:space="preserve">A)  8 cookies per batch</w:t>
+        <w:t xml:space="preserve">A)  60 miles</w:t>
       </w:r>
       <w:r>
         <w:rPr>
@@ -3036,7 +3254,7 @@
           <w:sz w:val="19"/>
           <w:szCs w:val="19"/>
         </w:rPr>
-        <w:t xml:space="preserve">  — Unit rate: 24 cookies ÷ 3 batches = 8 cookies per batch.</w:t>
+        <w:t xml:space="preserve">  — Unit rate: 36 ÷ 3 = 12 miles per hour. In 5 hours: 12 × 5 = 60 miles.</w:t>
       </w:r>
     </w:p>
     <w:p>
@@ -3057,7 +3275,7 @@
           <w:sz w:val="21"/>
           <w:szCs w:val="21"/>
         </w:rPr>
-        <w:t xml:space="preserve">A)  $1.25</w:t>
+        <w:t xml:space="preserve">A)  5 pages per minute</w:t>
       </w:r>
       <w:r>
         <w:rPr>
@@ -3067,7 +3285,7 @@
           <w:sz w:val="19"/>
           <w:szCs w:val="19"/>
         </w:rPr>
-        <w:t xml:space="preserve">  — Unit rate: $5 ÷ 4 pounds = $1.25 per pound.</w:t>
+        <w:t xml:space="preserve">  — Unit rate: 45 ÷ 9 = 5 pages per minute.</w:t>
       </w:r>
     </w:p>
     <w:p>
@@ -3088,7 +3306,7 @@
           <w:sz w:val="21"/>
           <w:szCs w:val="21"/>
         </w:rPr>
-        <w:t xml:space="preserve">A)  60 miles</w:t>
+        <w:t xml:space="preserve">A)  The car</w:t>
       </w:r>
       <w:r>
         <w:rPr>
@@ -3098,7 +3316,7 @@
           <w:sz w:val="19"/>
           <w:szCs w:val="19"/>
         </w:rPr>
-        <w:t xml:space="preserve">  — Unit rate: 36 ÷ 3 = 12 miles per hour. In 5 hours: 12 × 5 = 60 miles.</w:t>
+        <w:t xml:space="preserve">  — Car: 150÷3 = 50 mph. Bus: 200÷5 = 40 mph. The car travels faster at 50 mph vs. 40 mph.</w:t>
       </w:r>
     </w:p>
     <w:p>
@@ -3119,17 +3337,10 @@
           <w:sz w:val="21"/>
           <w:szCs w:val="21"/>
         </w:rPr>
-        <w:t xml:space="preserve">A)  5 pages per minute</w:t>
-      </w:r>
-      <w:r>
-        <w:rPr>
-          <w:i/>
-          <w:iCs/>
-          <w:color w:val="5F6F80"/>
-          <w:sz w:val="19"/>
-          <w:szCs w:val="19"/>
-        </w:rPr>
-        <w:t xml:space="preserve">  — Unit rate: 45 ÷ 9 = 5 pages per minute.</w:t>
+        <w:t xml:space="preserve">Factory A: 240 ÷ 8 = 30 widgets/hour. Factory B: 200 ÷ 5 = 40 widgets/hour. Factory B is faster. Together: (30 + 40) × 10 = 70 × 10 = 700 widgets in 10 hours.</w:t>
+      </w:r>
+      <w:r>
+        <w:t xml:space="preserve"/>
       </w:r>
     </w:p>
     <w:p>

--- a/lessons/3-7/downloads/3-7-notes.docx
+++ b/lessons/3-7/downloads/3-7-notes.docx
@@ -1023,6 +1023,216 @@
     <w:p>
       <w:pPr>
         <w:pStyle w:val="Heading1"/>
+        <w:pBdr>
+          <w:bottom w:val="single" w:color="1FA6A2" w:sz="14" w:space="6"/>
+        </w:pBdr>
+        <w:spacing w:after="140" w:before="260"/>
+      </w:pPr>
+      <w:r>
+        <w:rPr>
+          <w:b/>
+          <w:bCs/>
+          <w:color w:val="12355B"/>
+          <w:sz w:val="30"/>
+          <w:szCs w:val="30"/>
+        </w:rPr>
+        <w:t xml:space="preserve">Guided Notes</w:t>
+      </w:r>
+    </w:p>
+    <w:p>
+      <w:pPr>
+        <w:spacing w:after="100"/>
+      </w:pPr>
+      <w:r>
+        <w:rPr>
+          <w:i/>
+          <w:iCs/>
+          <w:color w:val="5F6F80"/>
+          <w:sz w:val="19"/>
+          <w:szCs w:val="19"/>
+        </w:rPr>
+        <w:t xml:space="preserve">Fill in each blank as we go. Use the Word Bank to help you.</w:t>
+      </w:r>
+    </w:p>
+    <w:tbl>
+      <w:tblPr>
+        <w:tblW w:type="pct" w:w="100%"/>
+        <w:tblBorders>
+          <w:top w:val="single" w:color="BBD0DE" w:sz="8"/>
+          <w:left w:val="single" w:color="BBD0DE" w:sz="8"/>
+          <w:bottom w:val="single" w:color="BBD0DE" w:sz="8"/>
+          <w:right w:val="single" w:color="BBD0DE" w:sz="8"/>
+          <w:insideH w:val="single" w:color="auto" w:sz="4"/>
+          <w:insideV w:val="single" w:color="auto" w:sz="4"/>
+        </w:tblBorders>
+      </w:tblPr>
+      <w:tblGrid>
+        <w:gridCol w:w="100"/>
+      </w:tblGrid>
+      <w:tr>
+        <w:tc>
+          <w:tcPr>
+            <w:shd w:fill="EEF4F8" w:color="auto" w:val="clear"/>
+            <w:tcMar>
+              <w:top w:type="dxa" w:w="120"/>
+              <w:left w:type="dxa" w:w="180"/>
+              <w:bottom w:type="dxa" w:w="120"/>
+              <w:right w:type="dxa" w:w="180"/>
+            </w:tcMar>
+          </w:tcPr>
+          <w:p>
+            <w:pPr>
+              <w:spacing w:after="40"/>
+            </w:pPr>
+            <w:r>
+              <w:rPr>
+                <w:b/>
+                <w:bCs/>
+                <w:color w:val="1FA6A2"/>
+                <w:sz w:val="18"/>
+                <w:szCs w:val="18"/>
+              </w:rPr>
+              <w:t xml:space="preserve">WORD BANK</w:t>
+            </w:r>
+          </w:p>
+          <w:p>
+            <w:pPr>
+              <w:spacing w:after="80"/>
+            </w:pPr>
+            <w:r>
+              <w:rPr>
+                <w:b/>
+                <w:bCs/>
+                <w:sz w:val="21"/>
+                <w:szCs w:val="21"/>
+              </w:rPr>
+              <w:t xml:space="preserve">Rate      •      Unit rate      •      Per      •      Problem solving      •      Proportion</w:t>
+            </w:r>
+          </w:p>
+        </w:tc>
+      </w:tr>
+    </w:tbl>
+    <w:p>
+      <w:pPr>
+        <w:spacing w:after="80"/>
+      </w:pPr>
+      <w:r>
+        <w:t xml:space="preserve"/>
+      </w:r>
+    </w:p>
+    <w:p>
+      <w:pPr>
+        <w:spacing w:after="120" w:before="80"/>
+      </w:pPr>
+      <w:r>
+        <w:rPr>
+          <w:b/>
+          <w:bCs/>
+          <w:color w:val="12355B"/>
+          <w:sz w:val="22"/>
+          <w:szCs w:val="22"/>
+        </w:rPr>
+        <w:t xml:space="preserve">1.  </w:t>
+      </w:r>
+      <w:r>
+        <w:rPr>
+          <w:sz w:val="22"/>
+          <w:szCs w:val="22"/>
+        </w:rPr>
+        <w:t xml:space="preserve">A ratio comparing two quantities with different units is a ___.</w:t>
+      </w:r>
+    </w:p>
+    <w:p>
+      <w:pPr>
+        <w:spacing w:after="120" w:before="80"/>
+      </w:pPr>
+      <w:r>
+        <w:rPr>
+          <w:b/>
+          <w:bCs/>
+          <w:color w:val="12355B"/>
+          <w:sz w:val="22"/>
+          <w:szCs w:val="22"/>
+        </w:rPr>
+        <w:t xml:space="preserve">2.  </w:t>
+      </w:r>
+      <w:r>
+        <w:rPr>
+          <w:sz w:val="22"/>
+          <w:szCs w:val="22"/>
+        </w:rPr>
+        <w:t xml:space="preserve">A rate for exactly one unit, like $3 per 1 pound, is a ___.</w:t>
+      </w:r>
+    </w:p>
+    <w:p>
+      <w:pPr>
+        <w:spacing w:after="120" w:before="80"/>
+      </w:pPr>
+      <w:r>
+        <w:rPr>
+          <w:b/>
+          <w:bCs/>
+          <w:color w:val="12355B"/>
+          <w:sz w:val="22"/>
+          <w:szCs w:val="22"/>
+        </w:rPr>
+        <w:t xml:space="preserve">3.  </w:t>
+      </w:r>
+      <w:r>
+        <w:rPr>
+          <w:sz w:val="22"/>
+          <w:szCs w:val="22"/>
+        </w:rPr>
+        <w:t xml:space="preserve">The word that means 'for each' in a rate, like miles ___ hour, is ___.</w:t>
+      </w:r>
+    </w:p>
+    <w:p>
+      <w:pPr>
+        <w:spacing w:after="120" w:before="80"/>
+      </w:pPr>
+      <w:r>
+        <w:rPr>
+          <w:b/>
+          <w:bCs/>
+          <w:color w:val="12355B"/>
+          <w:sz w:val="22"/>
+          <w:szCs w:val="22"/>
+        </w:rPr>
+        <w:t xml:space="preserve">4.  </w:t>
+      </w:r>
+      <w:r>
+        <w:rPr>
+          <w:sz w:val="22"/>
+          <w:szCs w:val="22"/>
+        </w:rPr>
+        <w:t xml:space="preserve">Using a plan and math steps to find an answer to a real situation is ___.</w:t>
+      </w:r>
+    </w:p>
+    <w:p>
+      <w:pPr>
+        <w:spacing w:after="120" w:before="80"/>
+      </w:pPr>
+      <w:r>
+        <w:rPr>
+          <w:b/>
+          <w:bCs/>
+          <w:color w:val="12355B"/>
+          <w:sz w:val="22"/>
+          <w:szCs w:val="22"/>
+        </w:rPr>
+        <w:t xml:space="preserve">5.  </w:t>
+      </w:r>
+      <w:r>
+        <w:rPr>
+          <w:sz w:val="22"/>
+          <w:szCs w:val="22"/>
+        </w:rPr>
+        <w:t xml:space="preserve">An equation that two ratios are equal is a ___.</w:t>
+      </w:r>
+    </w:p>
+    <w:p>
+      <w:pPr>
+        <w:pStyle w:val="Heading1"/>
         <w:pageBreakBefore/>
         <w:pBdr>
           <w:bottom w:val="single" w:color="1FA6A2" w:sz="14" w:space="6"/>
@@ -1973,6 +2183,87 @@
     </w:p>
     <w:p>
       <w:pPr>
+        <w:spacing w:after="40" w:before="80"/>
+      </w:pPr>
+      <w:r>
+        <w:rPr>
+          <w:b/>
+          <w:bCs/>
+          <w:color w:val="12355B"/>
+          <w:sz w:val="21"/>
+          <w:szCs w:val="21"/>
+        </w:rPr>
+        <w:t xml:space="preserve">4. </w:t>
+      </w:r>
+      <w:r>
+        <w:rPr>
+          <w:b/>
+          <w:bCs/>
+          <w:color w:val="6B4FA0"/>
+          <w:sz w:val="19"/>
+          <w:szCs w:val="19"/>
+        </w:rPr>
+        <w:t xml:space="preserve">[Practice] </w:t>
+      </w:r>
+      <w:r>
+        <w:rPr>
+          <w:b/>
+          <w:bCs/>
+          <w:sz w:val="21"/>
+          <w:szCs w:val="21"/>
+        </w:rPr>
+        <w:t xml:space="preserve">During practice on Ratio and Rate Problem Solving, what strategy did you use when a problem felt tricky?</w:t>
+      </w:r>
+    </w:p>
+    <w:p>
+      <w:pPr>
+        <w:spacing w:after="60"/>
+      </w:pPr>
+      <w:r>
+        <w:rPr>
+          <w:color w:val="1A2733"/>
+          <w:sz w:val="21"/>
+          <w:szCs w:val="21"/>
+        </w:rPr>
+        <w:t xml:space="preserve">Start with:  The rate is ___ cupcakes per ___ minutes.</w:t>
+      </w:r>
+      <w:r>
+        <w:rPr>
+          <w:i/>
+          <w:iCs/>
+          <w:color w:val="5F6F80"/>
+          <w:sz w:val="19"/>
+          <w:szCs w:val="19"/>
+        </w:rPr>
+        <w:br/>
+        <w:t xml:space="preserve">La tasa es ___ cupcakes por ___ minutos.</w:t>
+      </w:r>
+    </w:p>
+    <w:p>
+      <w:pPr>
+        <w:spacing w:after="80"/>
+      </w:pPr>
+      <w:r>
+        <w:rPr>
+          <w:b/>
+          <w:bCs/>
+          <w:color w:val="12355B"/>
+          <w:sz w:val="19"/>
+          <w:szCs w:val="19"/>
+        </w:rPr>
+        <w:t xml:space="preserve">Word bank:  </w:t>
+      </w:r>
+      <w:r>
+        <w:rPr>
+          <w:color w:val="1FA6A2"/>
+          <w:sz w:val="19"/>
+          <w:szCs w:val="19"/>
+        </w:rPr>
+        <w:t xml:space="preserve">Rate,  Unit rate,  Per,  Problem solving</w:t>
+      </w:r>
+    </w:p>
+    <w:p>
+      <w:pPr>
         <w:pStyle w:val="Heading1"/>
         <w:pageBreakBefore/>
         <w:pBdr>
@@ -2525,33 +2816,7 @@
           <w:sz w:val="30"/>
           <w:szCs w:val="30"/>
         </w:rPr>
-        <w:t xml:space="preserve">Write About the Math</w:t>
-      </w:r>
-    </w:p>
-    <w:p>
-      <w:pPr>
-        <w:pStyle w:val="Heading2"/>
-        <w:spacing w:after="80" w:before="180"/>
-      </w:pPr>
-      <w:r>
-        <w:rPr>
-          <w:b/>
-          <w:bCs/>
-          <w:color w:val="12355B"/>
-          <w:sz w:val="24"/>
-          <w:szCs w:val="24"/>
-        </w:rPr>
-        <w:t xml:space="preserve">Build Strong Sentences</w:t>
-      </w:r>
-      <w:r>
-        <w:rPr>
-          <w:i/>
-          <w:iCs/>
-          <w:color w:val="B97A12"/>
-          <w:sz w:val="19"/>
-          <w:szCs w:val="19"/>
-        </w:rPr>
-        <w:t xml:space="preserve">   The Writing Revolution</w:t>
+        <w:t xml:space="preserve">Exit Ticket</w:t>
       </w:r>
     </w:p>
     <w:p>
@@ -2566,435 +2831,86 @@
           <w:sz w:val="19"/>
           <w:szCs w:val="19"/>
         </w:rPr>
-        <w:t xml:space="preserve">I can explain my solution using the words rate, unit rate, per, and proportion.</w:t>
-      </w:r>
-    </w:p>
-    <w:p>
-      <w:pPr>
-        <w:pStyle w:val="Heading2"/>
-        <w:spacing w:after="80" w:before="180"/>
-      </w:pPr>
-      <w:r>
-        <w:rPr>
-          <w:b/>
-          <w:bCs/>
-          <w:color w:val="12355B"/>
-          <w:sz w:val="24"/>
-          <w:szCs w:val="24"/>
-        </w:rPr>
-        <w:t xml:space="preserve">1. Kernel Sentence</w:t>
-      </w:r>
-      <w:r>
-        <w:rPr>
-          <w:i/>
-          <w:iCs/>
-          <w:color w:val="1FA6A2"/>
-          <w:sz w:val="19"/>
-          <w:szCs w:val="19"/>
-        </w:rPr>
-        <w:t xml:space="preserve">   subject + verb</w:t>
-      </w:r>
-    </w:p>
-    <w:tbl>
-      <w:tblPr>
-        <w:tblW w:type="pct" w:w="100%"/>
-        <w:tblBorders>
-          <w:top w:val="single" w:color="B97A12" w:sz="8"/>
-          <w:left w:val="single" w:color="B97A12" w:sz="8"/>
-          <w:bottom w:val="single" w:color="B97A12" w:sz="8"/>
-          <w:right w:val="single" w:color="B97A12" w:sz="8"/>
-          <w:insideH w:val="single" w:color="auto" w:sz="4"/>
-          <w:insideV w:val="single" w:color="auto" w:sz="4"/>
-        </w:tblBorders>
-      </w:tblPr>
-      <w:tblGrid>
-        <w:gridCol w:w="100"/>
-      </w:tblGrid>
-      <w:tr>
-        <w:tc>
-          <w:tcPr>
-            <w:shd w:fill="FBF3E2" w:color="auto" w:val="clear"/>
-            <w:tcMar>
-              <w:top w:type="dxa" w:w="120"/>
-              <w:left w:type="dxa" w:w="180"/>
-              <w:bottom w:type="dxa" w:w="120"/>
-              <w:right w:type="dxa" w:w="180"/>
-            </w:tcMar>
-          </w:tcPr>
-          <w:p>
-            <w:pPr>
-              <w:spacing w:after="0"/>
-            </w:pPr>
-            <w:r>
-              <w:rPr>
-                <w:b/>
-                <w:bCs/>
-                <w:color w:val="1FA6A2"/>
-                <w:sz w:val="20"/>
-                <w:szCs w:val="20"/>
-              </w:rPr>
-              <w:t xml:space="preserve">Model:  </w:t>
-            </w:r>
-            <w:r>
-              <w:rPr>
-                <w:sz w:val="20"/>
-                <w:szCs w:val="20"/>
-              </w:rPr>
-              <w:t xml:space="preserve">Rate is a ratio comparing two amounts with different units, like miles per hour.</w:t>
-            </w:r>
-          </w:p>
-        </w:tc>
-      </w:tr>
-    </w:tbl>
+        <w:t xml:space="preserve">Answer on your own. This shows what you learned today.</w:t>
+      </w:r>
+    </w:p>
+    <w:p>
+      <w:pPr>
+        <w:spacing w:after="80" w:before="80"/>
+      </w:pPr>
+      <w:r>
+        <w:rPr>
+          <w:color w:val="B97A12"/>
+          <w:sz w:val="22"/>
+          <w:szCs w:val="22"/>
+        </w:rPr>
+        <w:t xml:space="preserve">★  </w:t>
+      </w:r>
+      <w:r>
+        <w:rPr>
+          <w:b/>
+          <w:bCs/>
+          <w:sz w:val="22"/>
+          <w:szCs w:val="22"/>
+        </w:rPr>
+        <w:t xml:space="preserve">A printer prints 30 pages in 5 minutes. At this rate, how many pages will it print in 12 minutes?</w:t>
+      </w:r>
+    </w:p>
+    <w:p>
+      <w:pPr>
+        <w:spacing w:after="60"/>
+        <w:ind w:left="420"/>
+      </w:pPr>
+      <w:r>
+        <w:rPr>
+          <w:sz w:val="21"/>
+          <w:szCs w:val="21"/>
+        </w:rPr>
+        <w:t xml:space="preserve">A)  72</w:t>
+      </w:r>
+    </w:p>
+    <w:p>
+      <w:pPr>
+        <w:spacing w:after="60"/>
+        <w:ind w:left="420"/>
+      </w:pPr>
+      <w:r>
+        <w:rPr>
+          <w:sz w:val="21"/>
+          <w:szCs w:val="21"/>
+        </w:rPr>
+        <w:t xml:space="preserve">B)  60</w:t>
+      </w:r>
+    </w:p>
+    <w:p>
+      <w:pPr>
+        <w:spacing w:after="60"/>
+        <w:ind w:left="420"/>
+      </w:pPr>
+      <w:r>
+        <w:rPr>
+          <w:sz w:val="21"/>
+          <w:szCs w:val="21"/>
+        </w:rPr>
+        <w:t xml:space="preserve">C)  36</w:t>
+      </w:r>
+    </w:p>
+    <w:p>
+      <w:pPr>
+        <w:spacing w:after="60"/>
+        <w:ind w:left="420"/>
+      </w:pPr>
+      <w:r>
+        <w:rPr>
+          <w:sz w:val="21"/>
+          <w:szCs w:val="21"/>
+        </w:rPr>
+        <w:t xml:space="preserve">D)  42</w:t>
+      </w:r>
+    </w:p>
     <w:p>
       <w:pPr>
         <w:spacing w:after="40"/>
-      </w:pPr>
-      <w:r>
-        <w:t xml:space="preserve"/>
-      </w:r>
-    </w:p>
-    <w:p>
-      <w:pPr>
-        <w:spacing w:after="60"/>
-      </w:pPr>
-      <w:r>
-        <w:rPr>
-          <w:color w:val="1A2733"/>
-          <w:sz w:val="21"/>
-          <w:szCs w:val="21"/>
-        </w:rPr>
-        <w:t xml:space="preserve">Write a kernel sentence about rate. Use a subject and a verb.</w:t>
-      </w:r>
-      <w:r>
-        <w:rPr>
-          <w:i/>
-          <w:iCs/>
-          <w:color w:val="5F6F80"/>
-          <w:sz w:val="19"/>
-          <w:szCs w:val="19"/>
-        </w:rPr>
-        <w:br/>
-        <w:t xml:space="preserve">Escribe una oración base sobre tasa. Usa un sujeto y un verbo.</w:t>
-      </w:r>
-    </w:p>
-    <w:p>
-      <w:pPr>
-        <w:pBdr>
-          <w:bottom w:val="single" w:color="AFBECC" w:sz="6"/>
-        </w:pBdr>
-        <w:spacing w:after="30" w:before="150"/>
-      </w:pPr>
-      <w:r>
-        <w:t xml:space="preserve"/>
-      </w:r>
-    </w:p>
-    <w:p>
-      <w:pPr>
-        <w:pBdr>
-          <w:bottom w:val="single" w:color="AFBECC" w:sz="6"/>
-        </w:pBdr>
-        <w:spacing w:after="30" w:before="150"/>
-      </w:pPr>
-      <w:r>
-        <w:t xml:space="preserve"/>
-      </w:r>
-    </w:p>
-    <w:p>
-      <w:pPr>
-        <w:pStyle w:val="Heading2"/>
-        <w:spacing w:after="80" w:before="180"/>
-      </w:pPr>
-      <w:r>
-        <w:rPr>
-          <w:b/>
-          <w:bCs/>
-          <w:color w:val="12355B"/>
-          <w:sz w:val="24"/>
-          <w:szCs w:val="24"/>
-        </w:rPr>
-        <w:t xml:space="preserve">2. Sentence Expansion</w:t>
-      </w:r>
-      <w:r>
-        <w:rPr>
-          <w:i/>
-          <w:iCs/>
-          <w:color w:val="1FA6A2"/>
-          <w:sz w:val="19"/>
-          <w:szCs w:val="19"/>
-        </w:rPr>
-        <w:t xml:space="preserve">   because · but · so</w:t>
-      </w:r>
-    </w:p>
-    <w:p>
-      <w:pPr>
-        <w:spacing w:after="80"/>
-      </w:pPr>
-      <w:r>
-        <w:rPr>
-          <w:b/>
-          <w:bCs/>
-          <w:color w:val="1FA6A2"/>
-          <w:sz w:val="20"/>
-          <w:szCs w:val="20"/>
-        </w:rPr>
-        <w:t xml:space="preserve">Kernel:  </w:t>
-      </w:r>
-      <w:r>
-        <w:rPr>
-          <w:sz w:val="20"/>
-          <w:szCs w:val="20"/>
-        </w:rPr>
-        <w:t xml:space="preserve">Rate matters in math</w:t>
-      </w:r>
-    </w:p>
-    <w:p>
-      <w:pPr>
-        <w:spacing w:after="80"/>
-      </w:pPr>
-      <w:r>
-        <w:rPr>
-          <w:b/>
-          <w:bCs/>
-          <w:color w:val="12355B"/>
-          <w:sz w:val="21"/>
-          <w:szCs w:val="21"/>
-        </w:rPr>
-        <w:t xml:space="preserve">because  </w:t>
-      </w:r>
-      <w:r>
-        <w:rPr>
-          <w:sz w:val="21"/>
-          <w:szCs w:val="21"/>
-        </w:rPr>
-        <w:t xml:space="preserve">Rate matters in math because ___.</w:t>
-      </w:r>
-      <w:r>
-        <w:rPr>
-          <w:i/>
-          <w:iCs/>
-          <w:color w:val="5F6F80"/>
-          <w:sz w:val="19"/>
-          <w:szCs w:val="19"/>
-        </w:rPr>
-        <w:br/>
-        <w:t xml:space="preserve">Tasa importa en matemáticas porque ___.</w:t>
-      </w:r>
-    </w:p>
-    <w:p>
-      <w:pPr>
-        <w:pBdr>
-          <w:bottom w:val="single" w:color="AFBECC" w:sz="6"/>
-        </w:pBdr>
-        <w:spacing w:after="30" w:before="150"/>
-      </w:pPr>
-      <w:r>
-        <w:t xml:space="preserve"/>
-      </w:r>
-    </w:p>
-    <w:p>
-      <w:pPr>
-        <w:spacing w:after="80"/>
-      </w:pPr>
-      <w:r>
-        <w:rPr>
-          <w:b/>
-          <w:bCs/>
-          <w:color w:val="12355B"/>
-          <w:sz w:val="21"/>
-          <w:szCs w:val="21"/>
-        </w:rPr>
-        <w:t xml:space="preserve">but  </w:t>
-      </w:r>
-      <w:r>
-        <w:rPr>
-          <w:sz w:val="21"/>
-          <w:szCs w:val="21"/>
-        </w:rPr>
-        <w:t xml:space="preserve">Rate matters in math, but ___.</w:t>
-      </w:r>
-      <w:r>
-        <w:rPr>
-          <w:i/>
-          <w:iCs/>
-          <w:color w:val="5F6F80"/>
-          <w:sz w:val="19"/>
-          <w:szCs w:val="19"/>
-        </w:rPr>
-        <w:br/>
-        <w:t xml:space="preserve">Tasa importa en matemáticas, pero ___.</w:t>
-      </w:r>
-    </w:p>
-    <w:p>
-      <w:pPr>
-        <w:pBdr>
-          <w:bottom w:val="single" w:color="AFBECC" w:sz="6"/>
-        </w:pBdr>
-        <w:spacing w:after="30" w:before="150"/>
-      </w:pPr>
-      <w:r>
-        <w:t xml:space="preserve"/>
-      </w:r>
-    </w:p>
-    <w:p>
-      <w:pPr>
-        <w:spacing w:after="80"/>
-      </w:pPr>
-      <w:r>
-        <w:rPr>
-          <w:b/>
-          <w:bCs/>
-          <w:color w:val="12355B"/>
-          <w:sz w:val="21"/>
-          <w:szCs w:val="21"/>
-        </w:rPr>
-        <w:t xml:space="preserve">so  </w:t>
-      </w:r>
-      <w:r>
-        <w:rPr>
-          <w:sz w:val="21"/>
-          <w:szCs w:val="21"/>
-        </w:rPr>
-        <w:t xml:space="preserve">Rate matters in math, so ___.</w:t>
-      </w:r>
-      <w:r>
-        <w:rPr>
-          <w:i/>
-          <w:iCs/>
-          <w:color w:val="5F6F80"/>
-          <w:sz w:val="19"/>
-          <w:szCs w:val="19"/>
-        </w:rPr>
-        <w:br/>
-        <w:t xml:space="preserve">Tasa importa en matemáticas, entonces ___.</w:t>
-      </w:r>
-    </w:p>
-    <w:p>
-      <w:pPr>
-        <w:pBdr>
-          <w:bottom w:val="single" w:color="AFBECC" w:sz="6"/>
-        </w:pBdr>
-        <w:spacing w:after="30" w:before="150"/>
-      </w:pPr>
-      <w:r>
-        <w:t xml:space="preserve"/>
-      </w:r>
-    </w:p>
-    <w:p>
-      <w:pPr>
-        <w:pStyle w:val="Heading2"/>
-        <w:spacing w:after="80" w:before="180"/>
-      </w:pPr>
-      <w:r>
-        <w:rPr>
-          <w:b/>
-          <w:bCs/>
-          <w:color w:val="12355B"/>
-          <w:sz w:val="24"/>
-          <w:szCs w:val="24"/>
-        </w:rPr>
-        <w:t xml:space="preserve">3. Explain Your Reasoning</w:t>
-      </w:r>
-      <w:r>
-        <w:rPr>
-          <w:i/>
-          <w:iCs/>
-          <w:color w:val="1FA6A2"/>
-          <w:sz w:val="19"/>
-          <w:szCs w:val="19"/>
-        </w:rPr>
-        <w:t xml:space="preserve">   use a sentence starter</w:t>
-      </w:r>
-    </w:p>
-    <w:p>
-      <w:pPr>
-        <w:spacing w:after="60"/>
-      </w:pPr>
-      <w:r>
-        <w:rPr>
-          <w:color w:val="1A2733"/>
-          <w:sz w:val="21"/>
-          <w:szCs w:val="21"/>
-        </w:rPr>
-        <w:t xml:space="preserve">My plan was to divide ___ by ___ to get the cost per ___.</w:t>
-      </w:r>
-      <w:r>
-        <w:rPr>
-          <w:i/>
-          <w:iCs/>
-          <w:color w:val="5F6F80"/>
-          <w:sz w:val="19"/>
-          <w:szCs w:val="19"/>
-        </w:rPr>
-        <w:br/>
-        <w:t xml:space="preserve">Mi plan fue dividir ___ entre ___ para hallar el costo por ___.</w:t>
-      </w:r>
-    </w:p>
-    <w:p>
-      <w:pPr>
-        <w:spacing w:after="60"/>
-      </w:pPr>
-      <w:r>
-        <w:rPr>
-          <w:color w:val="1A2733"/>
-          <w:sz w:val="21"/>
-          <w:szCs w:val="21"/>
-        </w:rPr>
-        <w:t xml:space="preserve">The unit rate is ___ per pound, which is useful because ___.</w:t>
-      </w:r>
-      <w:r>
-        <w:rPr>
-          <w:i/>
-          <w:iCs/>
-          <w:color w:val="5F6F80"/>
-          <w:sz w:val="19"/>
-          <w:szCs w:val="19"/>
-        </w:rPr>
-        <w:br/>
-        <w:t xml:space="preserve">La tasa unitaria es ___ por libra, lo cual es útil porque ___.</w:t>
-      </w:r>
-    </w:p>
-    <w:p>
-      <w:pPr>
-        <w:spacing w:after="60"/>
-      </w:pPr>
-      <w:r>
-        <w:rPr>
-          <w:color w:val="1A2733"/>
-          <w:sz w:val="21"/>
-          <w:szCs w:val="21"/>
-        </w:rPr>
-        <w:t xml:space="preserve">The rate is ___ cupcakes per ___ minutes.</w:t>
-      </w:r>
-      <w:r>
-        <w:rPr>
-          <w:i/>
-          <w:iCs/>
-          <w:color w:val="5F6F80"/>
-          <w:sz w:val="19"/>
-          <w:szCs w:val="19"/>
-        </w:rPr>
-        <w:br/>
-        <w:t xml:space="preserve">La tasa es ___ cupcakes por ___ minutos.</w:t>
-      </w:r>
-    </w:p>
-    <w:p>
-      <w:pPr>
-        <w:pBdr>
-          <w:bottom w:val="single" w:color="AFBECC" w:sz="6"/>
-        </w:pBdr>
-        <w:spacing w:after="30" w:before="150"/>
-      </w:pPr>
-      <w:r>
-        <w:t xml:space="preserve"/>
-      </w:r>
-    </w:p>
-    <w:p>
-      <w:pPr>
-        <w:pBdr>
-          <w:bottom w:val="single" w:color="AFBECC" w:sz="6"/>
-        </w:pBdr>
-        <w:spacing w:after="30" w:before="150"/>
       </w:pPr>
       <w:r>
         <w:t xml:space="preserve"/>
@@ -3017,7 +2933,7 @@
           <w:sz w:val="30"/>
           <w:szCs w:val="30"/>
         </w:rPr>
-        <w:t xml:space="preserve">Exit Ticket</w:t>
+        <w:t xml:space="preserve">Answer Key &amp; Teacher Guide</w:t>
       </w:r>
     </w:p>
     <w:p>
@@ -3032,115 +2948,224 @@
           <w:sz w:val="19"/>
           <w:szCs w:val="19"/>
         </w:rPr>
-        <w:t xml:space="preserve">Answer on your own. This shows what you learned today.</w:t>
-      </w:r>
-    </w:p>
-    <w:p>
-      <w:pPr>
-        <w:spacing w:after="80" w:before="80"/>
-      </w:pPr>
-      <w:r>
-        <w:rPr>
-          <w:color w:val="B97A12"/>
-          <w:sz w:val="22"/>
-          <w:szCs w:val="22"/>
-        </w:rPr>
-        <w:t xml:space="preserve">★  </w:t>
-      </w:r>
-      <w:r>
-        <w:rPr>
-          <w:b/>
-          <w:bCs/>
-          <w:sz w:val="22"/>
-          <w:szCs w:val="22"/>
-        </w:rPr>
-        <w:t xml:space="preserve">A printer prints 30 pages in 5 minutes. At this rate, how many pages will it print in 12 minutes?</w:t>
-      </w:r>
-    </w:p>
-    <w:p>
-      <w:pPr>
-        <w:spacing w:after="60"/>
-        <w:ind w:left="420"/>
-      </w:pPr>
-      <w:r>
-        <w:rPr>
-          <w:sz w:val="21"/>
-          <w:szCs w:val="21"/>
-        </w:rPr>
-        <w:t xml:space="preserve">A)  72</w:t>
-      </w:r>
-    </w:p>
-    <w:p>
-      <w:pPr>
-        <w:spacing w:after="60"/>
-        <w:ind w:left="420"/>
-      </w:pPr>
-      <w:r>
-        <w:rPr>
-          <w:sz w:val="21"/>
-          <w:szCs w:val="21"/>
-        </w:rPr>
-        <w:t xml:space="preserve">B)  60</w:t>
-      </w:r>
-    </w:p>
-    <w:p>
-      <w:pPr>
-        <w:spacing w:after="60"/>
-        <w:ind w:left="420"/>
-      </w:pPr>
-      <w:r>
-        <w:rPr>
-          <w:sz w:val="21"/>
-          <w:szCs w:val="21"/>
-        </w:rPr>
-        <w:t xml:space="preserve">C)  36</w:t>
-      </w:r>
-    </w:p>
-    <w:p>
-      <w:pPr>
-        <w:spacing w:after="60"/>
-        <w:ind w:left="420"/>
-      </w:pPr>
-      <w:r>
-        <w:rPr>
-          <w:sz w:val="21"/>
-          <w:szCs w:val="21"/>
-        </w:rPr>
-        <w:t xml:space="preserve">D)  42</w:t>
-      </w:r>
-    </w:p>
-    <w:p>
-      <w:pPr>
-        <w:spacing w:after="40"/>
-      </w:pPr>
-      <w:r>
-        <w:t xml:space="preserve"/>
-      </w:r>
-    </w:p>
-    <w:p>
-      <w:pPr>
-        <w:pStyle w:val="Heading1"/>
-        <w:pageBreakBefore/>
-        <w:pBdr>
-          <w:bottom w:val="single" w:color="1FA6A2" w:sz="14" w:space="6"/>
-        </w:pBdr>
-        <w:spacing w:after="140" w:before="0"/>
-      </w:pPr>
-      <w:r>
-        <w:rPr>
-          <w:b/>
-          <w:bCs/>
-          <w:color w:val="12355B"/>
-          <w:sz w:val="30"/>
-          <w:szCs w:val="30"/>
-        </w:rPr>
-        <w:t xml:space="preserve">Answer Key &amp; Teacher Guide</w:t>
-      </w:r>
-    </w:p>
-    <w:p>
-      <w:pPr>
-        <w:spacing w:after="100"/>
-      </w:pPr>
+        <w:t xml:space="preserve">Teacher reference — remove or fold back before distributing to students.</w:t>
+      </w:r>
+    </w:p>
+    <w:p>
+      <w:pPr>
+        <w:pStyle w:val="Heading2"/>
+        <w:spacing w:after="80" w:before="180"/>
+      </w:pPr>
+      <w:r>
+        <w:rPr>
+          <w:b/>
+          <w:bCs/>
+          <w:color w:val="12355B"/>
+          <w:sz w:val="24"/>
+          <w:szCs w:val="24"/>
+        </w:rPr>
+        <w:t xml:space="preserve">Guided Notes (Fill-in)</w:t>
+      </w:r>
+    </w:p>
+    <w:p>
+      <w:pPr>
+        <w:spacing w:after="80"/>
+      </w:pPr>
+      <w:r>
+        <w:rPr>
+          <w:b/>
+          <w:bCs/>
+          <w:sz w:val="21"/>
+          <w:szCs w:val="21"/>
+        </w:rPr>
+        <w:t xml:space="preserve">Notes 1:  </w:t>
+      </w:r>
+      <w:r>
+        <w:rPr>
+          <w:sz w:val="21"/>
+          <w:szCs w:val="21"/>
+        </w:rPr>
+        <w:t xml:space="preserve">Rate</w:t>
+      </w:r>
+    </w:p>
+    <w:p>
+      <w:pPr>
+        <w:spacing w:after="80"/>
+      </w:pPr>
+      <w:r>
+        <w:rPr>
+          <w:b/>
+          <w:bCs/>
+          <w:sz w:val="21"/>
+          <w:szCs w:val="21"/>
+        </w:rPr>
+        <w:t xml:space="preserve">Notes 2:  </w:t>
+      </w:r>
+      <w:r>
+        <w:rPr>
+          <w:sz w:val="21"/>
+          <w:szCs w:val="21"/>
+        </w:rPr>
+        <w:t xml:space="preserve">Unit rate</w:t>
+      </w:r>
+    </w:p>
+    <w:p>
+      <w:pPr>
+        <w:spacing w:after="80"/>
+      </w:pPr>
+      <w:r>
+        <w:rPr>
+          <w:b/>
+          <w:bCs/>
+          <w:sz w:val="21"/>
+          <w:szCs w:val="21"/>
+        </w:rPr>
+        <w:t xml:space="preserve">Notes 3:  </w:t>
+      </w:r>
+      <w:r>
+        <w:rPr>
+          <w:sz w:val="21"/>
+          <w:szCs w:val="21"/>
+        </w:rPr>
+        <w:t xml:space="preserve">Per</w:t>
+      </w:r>
+    </w:p>
+    <w:p>
+      <w:pPr>
+        <w:spacing w:after="80"/>
+      </w:pPr>
+      <w:r>
+        <w:rPr>
+          <w:b/>
+          <w:bCs/>
+          <w:sz w:val="21"/>
+          <w:szCs w:val="21"/>
+        </w:rPr>
+        <w:t xml:space="preserve">Notes 4:  </w:t>
+      </w:r>
+      <w:r>
+        <w:rPr>
+          <w:sz w:val="21"/>
+          <w:szCs w:val="21"/>
+        </w:rPr>
+        <w:t xml:space="preserve">Problem solving</w:t>
+      </w:r>
+    </w:p>
+    <w:p>
+      <w:pPr>
+        <w:spacing w:after="80"/>
+      </w:pPr>
+      <w:r>
+        <w:rPr>
+          <w:b/>
+          <w:bCs/>
+          <w:sz w:val="21"/>
+          <w:szCs w:val="21"/>
+        </w:rPr>
+        <w:t xml:space="preserve">Notes 5:  </w:t>
+      </w:r>
+      <w:r>
+        <w:rPr>
+          <w:sz w:val="21"/>
+          <w:szCs w:val="21"/>
+        </w:rPr>
+        <w:t xml:space="preserve">Proportion</w:t>
+      </w:r>
+    </w:p>
+    <w:p>
+      <w:pPr>
+        <w:pStyle w:val="Heading2"/>
+        <w:spacing w:after="80" w:before="180"/>
+      </w:pPr>
+      <w:r>
+        <w:rPr>
+          <w:b/>
+          <w:bCs/>
+          <w:color w:val="12355B"/>
+          <w:sz w:val="24"/>
+          <w:szCs w:val="24"/>
+        </w:rPr>
+        <w:t xml:space="preserve">Worked Notes (I Do / We Do)</w:t>
+      </w:r>
+    </w:p>
+    <w:p>
+      <w:pPr>
+        <w:spacing w:after="80"/>
+      </w:pPr>
+      <w:r>
+        <w:rPr>
+          <w:b/>
+          <w:bCs/>
+          <w:sz w:val="21"/>
+          <w:szCs w:val="21"/>
+        </w:rPr>
+        <w:t xml:space="preserve">I Do:  </w:t>
+      </w:r>
+      <w:r>
+        <w:rPr>
+          <w:sz w:val="21"/>
+          <w:szCs w:val="21"/>
+        </w:rPr>
+        <w:t xml:space="preserve">A. 8 cookies per batch</w:t>
+      </w:r>
+    </w:p>
+    <w:p>
+      <w:pPr>
+        <w:spacing w:after="80"/>
+      </w:pPr>
+      <w:r>
+        <w:rPr>
+          <w:b/>
+          <w:bCs/>
+          <w:sz w:val="21"/>
+          <w:szCs w:val="21"/>
+        </w:rPr>
+        <w:t xml:space="preserve">We Do:  </w:t>
+      </w:r>
+      <w:r>
+        <w:rPr>
+          <w:sz w:val="21"/>
+          <w:szCs w:val="21"/>
+        </w:rPr>
+        <w:t xml:space="preserve">A. $1.25</w:t>
+      </w:r>
+    </w:p>
+    <w:p>
+      <w:pPr>
+        <w:pStyle w:val="Heading2"/>
+        <w:spacing w:after="80" w:before="180"/>
+      </w:pPr>
+      <w:r>
+        <w:rPr>
+          <w:b/>
+          <w:bCs/>
+          <w:color w:val="12355B"/>
+          <w:sz w:val="24"/>
+          <w:szCs w:val="24"/>
+        </w:rPr>
+        <w:t xml:space="preserve">Independent Practice</w:t>
+      </w:r>
+    </w:p>
+    <w:p>
+      <w:pPr>
+        <w:spacing w:after="80"/>
+      </w:pPr>
+      <w:r>
+        <w:rPr>
+          <w:b/>
+          <w:bCs/>
+          <w:sz w:val="21"/>
+          <w:szCs w:val="21"/>
+        </w:rPr>
+        <w:t xml:space="preserve">1.  </w:t>
+      </w:r>
+      <w:r>
+        <w:rPr>
+          <w:sz w:val="21"/>
+          <w:szCs w:val="21"/>
+        </w:rPr>
+        <w:t xml:space="preserve">A)  60 miles</w:t>
+      </w:r>
       <w:r>
         <w:rPr>
           <w:i/>
@@ -3149,23 +3174,7 @@
           <w:sz w:val="19"/>
           <w:szCs w:val="19"/>
         </w:rPr>
-        <w:t xml:space="preserve">Teacher reference — remove or fold back before distributing to students.</w:t>
-      </w:r>
-    </w:p>
-    <w:p>
-      <w:pPr>
-        <w:pStyle w:val="Heading2"/>
-        <w:spacing w:after="80" w:before="180"/>
-      </w:pPr>
-      <w:r>
-        <w:rPr>
-          <w:b/>
-          <w:bCs/>
-          <w:color w:val="12355B"/>
-          <w:sz w:val="24"/>
-          <w:szCs w:val="24"/>
-        </w:rPr>
-        <w:t xml:space="preserve">Worked Notes (I Do / We Do)</w:t>
+        <w:t xml:space="preserve">  — Unit rate: 36 ÷ 3 = 12 miles per hour. In 5 hours: 12 × 5 = 60 miles.</w:t>
       </w:r>
     </w:p>
     <w:p>
@@ -3179,72 +3188,14 @@
           <w:sz w:val="21"/>
           <w:szCs w:val="21"/>
         </w:rPr>
-        <w:t xml:space="preserve">I Do:  </w:t>
-      </w:r>
-      <w:r>
-        <w:rPr>
-          <w:sz w:val="21"/>
-          <w:szCs w:val="21"/>
-        </w:rPr>
-        <w:t xml:space="preserve">A. 8 cookies per batch</w:t>
-      </w:r>
-    </w:p>
-    <w:p>
-      <w:pPr>
-        <w:spacing w:after="80"/>
-      </w:pPr>
-      <w:r>
-        <w:rPr>
-          <w:b/>
-          <w:bCs/>
-          <w:sz w:val="21"/>
-          <w:szCs w:val="21"/>
-        </w:rPr>
-        <w:t xml:space="preserve">We Do:  </w:t>
-      </w:r>
-      <w:r>
-        <w:rPr>
-          <w:sz w:val="21"/>
-          <w:szCs w:val="21"/>
-        </w:rPr>
-        <w:t xml:space="preserve">A. $1.25</w:t>
-      </w:r>
-    </w:p>
-    <w:p>
-      <w:pPr>
-        <w:pStyle w:val="Heading2"/>
-        <w:spacing w:after="80" w:before="180"/>
-      </w:pPr>
-      <w:r>
-        <w:rPr>
-          <w:b/>
-          <w:bCs/>
-          <w:color w:val="12355B"/>
-          <w:sz w:val="24"/>
-          <w:szCs w:val="24"/>
-        </w:rPr>
-        <w:t xml:space="preserve">Independent Practice</w:t>
-      </w:r>
-    </w:p>
-    <w:p>
-      <w:pPr>
-        <w:spacing w:after="80"/>
-      </w:pPr>
-      <w:r>
-        <w:rPr>
-          <w:b/>
-          <w:bCs/>
-          <w:sz w:val="21"/>
-          <w:szCs w:val="21"/>
-        </w:rPr>
-        <w:t xml:space="preserve">1.  </w:t>
-      </w:r>
-      <w:r>
-        <w:rPr>
-          <w:sz w:val="21"/>
-          <w:szCs w:val="21"/>
-        </w:rPr>
-        <w:t xml:space="preserve">A)  60 miles</w:t>
+        <w:t xml:space="preserve">2.  </w:t>
+      </w:r>
+      <w:r>
+        <w:rPr>
+          <w:sz w:val="21"/>
+          <w:szCs w:val="21"/>
+        </w:rPr>
+        <w:t xml:space="preserve">A)  5 pages per minute</w:t>
       </w:r>
       <w:r>
         <w:rPr>
@@ -3254,7 +3205,7 @@
           <w:sz w:val="19"/>
           <w:szCs w:val="19"/>
         </w:rPr>
-        <w:t xml:space="preserve">  — Unit rate: 36 ÷ 3 = 12 miles per hour. In 5 hours: 12 × 5 = 60 miles.</w:t>
+        <w:t xml:space="preserve">  — Unit rate: 45 ÷ 9 = 5 pages per minute.</w:t>
       </w:r>
     </w:p>
     <w:p>
@@ -3268,14 +3219,14 @@
           <w:sz w:val="21"/>
           <w:szCs w:val="21"/>
         </w:rPr>
-        <w:t xml:space="preserve">2.  </w:t>
-      </w:r>
-      <w:r>
-        <w:rPr>
-          <w:sz w:val="21"/>
-          <w:szCs w:val="21"/>
-        </w:rPr>
-        <w:t xml:space="preserve">A)  5 pages per minute</w:t>
+        <w:t xml:space="preserve">3.  </w:t>
+      </w:r>
+      <w:r>
+        <w:rPr>
+          <w:sz w:val="21"/>
+          <w:szCs w:val="21"/>
+        </w:rPr>
+        <w:t xml:space="preserve">A)  The car</w:t>
       </w:r>
       <w:r>
         <w:rPr>
@@ -3285,7 +3236,7 @@
           <w:sz w:val="19"/>
           <w:szCs w:val="19"/>
         </w:rPr>
-        <w:t xml:space="preserve">  — Unit rate: 45 ÷ 9 = 5 pages per minute.</w:t>
+        <w:t xml:space="preserve">  — Car: 150÷3 = 50 mph. Bus: 200÷5 = 40 mph. The car travels faster at 50 mph vs. 40 mph.</w:t>
       </w:r>
     </w:p>
     <w:p>
@@ -3299,14 +3250,45 @@
           <w:sz w:val="21"/>
           <w:szCs w:val="21"/>
         </w:rPr>
-        <w:t xml:space="preserve">3.  </w:t>
-      </w:r>
-      <w:r>
-        <w:rPr>
-          <w:sz w:val="21"/>
-          <w:szCs w:val="21"/>
-        </w:rPr>
-        <w:t xml:space="preserve">A)  The car</w:t>
+        <w:t xml:space="preserve">4.  </w:t>
+      </w:r>
+      <w:r>
+        <w:rPr>
+          <w:sz w:val="21"/>
+          <w:szCs w:val="21"/>
+        </w:rPr>
+        <w:t xml:space="preserve">Factory A: 240 ÷ 8 = 30 widgets/hour. Factory B: 200 ÷ 5 = 40 widgets/hour. Factory B is faster. Together: (30 + 40) × 10 = 70 × 10 = 700 widgets in 10 hours.</w:t>
+      </w:r>
+      <w:r>
+        <w:t xml:space="preserve"/>
+      </w:r>
+    </w:p>
+    <w:p>
+      <w:pPr>
+        <w:pStyle w:val="Heading2"/>
+        <w:spacing w:after="80" w:before="180"/>
+      </w:pPr>
+      <w:r>
+        <w:rPr>
+          <w:b/>
+          <w:bCs/>
+          <w:color w:val="12355B"/>
+          <w:sz w:val="24"/>
+          <w:szCs w:val="24"/>
+        </w:rPr>
+        <w:t xml:space="preserve">Exit Ticket</w:t>
+      </w:r>
+    </w:p>
+    <w:p>
+      <w:pPr>
+        <w:spacing w:after="80"/>
+      </w:pPr>
+      <w:r>
+        <w:rPr>
+          <w:sz w:val="21"/>
+          <w:szCs w:val="21"/>
+        </w:rPr>
+        <w:t xml:space="preserve">A)  72</w:t>
       </w:r>
       <w:r>
         <w:rPr>
@@ -3316,197 +3298,7 @@
           <w:sz w:val="19"/>
           <w:szCs w:val="19"/>
         </w:rPr>
-        <w:t xml:space="preserve">  — Car: 150÷3 = 50 mph. Bus: 200÷5 = 40 mph. The car travels faster at 50 mph vs. 40 mph.</w:t>
-      </w:r>
-    </w:p>
-    <w:p>
-      <w:pPr>
-        <w:spacing w:after="80"/>
-      </w:pPr>
-      <w:r>
-        <w:rPr>
-          <w:b/>
-          <w:bCs/>
-          <w:sz w:val="21"/>
-          <w:szCs w:val="21"/>
-        </w:rPr>
-        <w:t xml:space="preserve">4.  </w:t>
-      </w:r>
-      <w:r>
-        <w:rPr>
-          <w:sz w:val="21"/>
-          <w:szCs w:val="21"/>
-        </w:rPr>
-        <w:t xml:space="preserve">Factory A: 240 ÷ 8 = 30 widgets/hour. Factory B: 200 ÷ 5 = 40 widgets/hour. Factory B is faster. Together: (30 + 40) × 10 = 70 × 10 = 700 widgets in 10 hours.</w:t>
-      </w:r>
-      <w:r>
-        <w:t xml:space="preserve"/>
-      </w:r>
-    </w:p>
-    <w:p>
-      <w:pPr>
-        <w:pStyle w:val="Heading2"/>
-        <w:spacing w:after="80" w:before="180"/>
-      </w:pPr>
-      <w:r>
-        <w:rPr>
-          <w:b/>
-          <w:bCs/>
-          <w:color w:val="12355B"/>
-          <w:sz w:val="24"/>
-          <w:szCs w:val="24"/>
-        </w:rPr>
-        <w:t xml:space="preserve">Exit Ticket</w:t>
-      </w:r>
-    </w:p>
-    <w:p>
-      <w:pPr>
-        <w:spacing w:after="80"/>
-      </w:pPr>
-      <w:r>
-        <w:rPr>
-          <w:sz w:val="21"/>
-          <w:szCs w:val="21"/>
-        </w:rPr>
-        <w:t xml:space="preserve">A)  72</w:t>
-      </w:r>
-      <w:r>
-        <w:rPr>
-          <w:i/>
-          <w:iCs/>
-          <w:color w:val="5F6F80"/>
-          <w:sz w:val="19"/>
-          <w:szCs w:val="19"/>
-        </w:rPr>
         <w:t xml:space="preserve">  — Unit rate: 30 ÷ 5 = 6 pages per minute. In 12 minutes: 6 × 12 = 72 pages.</w:t>
-      </w:r>
-    </w:p>
-    <w:p>
-      <w:pPr>
-        <w:pStyle w:val="Heading2"/>
-        <w:spacing w:after="80" w:before="180"/>
-      </w:pPr>
-      <w:r>
-        <w:rPr>
-          <w:b/>
-          <w:bCs/>
-          <w:color w:val="12355B"/>
-          <w:sz w:val="24"/>
-          <w:szCs w:val="24"/>
-        </w:rPr>
-        <w:t xml:space="preserve">Writing (TWR) — what to look for</w:t>
-      </w:r>
-    </w:p>
-    <w:p>
-      <w:pPr>
-        <w:spacing w:after="80"/>
-      </w:pPr>
-      <w:r>
-        <w:rPr>
-          <w:sz w:val="20"/>
-          <w:szCs w:val="20"/>
-        </w:rPr>
-        <w:t xml:space="preserve">Kernel sentence: a complete sentence needs a subject and a verb. Example: Rate is a ratio comparing two amounts with different units, like miles per hour.</w:t>
-      </w:r>
-    </w:p>
-    <w:p>
-      <w:pPr>
-        <w:spacing w:after="80"/>
-      </w:pPr>
-      <w:r>
-        <w:rPr>
-          <w:sz w:val="20"/>
-          <w:szCs w:val="20"/>
-        </w:rPr>
-        <w:t xml:space="preserve">Expansion: because = reason, but = contrast/exception, so = result. Answers vary; each must keep the kernel idea.</w:t>
-      </w:r>
-    </w:p>
-    <w:p>
-      <w:pPr>
-        <w:pStyle w:val="Heading2"/>
-        <w:spacing w:after="80" w:before="180"/>
-      </w:pPr>
-      <w:r>
-        <w:rPr>
-          <w:b/>
-          <w:bCs/>
-          <w:color w:val="12355B"/>
-          <w:sz w:val="24"/>
-          <w:szCs w:val="24"/>
-        </w:rPr>
-        <w:t xml:space="preserve">Turn &amp; Talk — listen for</w:t>
-      </w:r>
-    </w:p>
-    <w:p>
-      <w:pPr>
-        <w:spacing w:after="80"/>
-      </w:pPr>
-      <w:r>
-        <w:rPr>
-          <w:b/>
-          <w:bCs/>
-          <w:sz w:val="19"/>
-          <w:szCs w:val="19"/>
-        </w:rPr>
-        <w:t xml:space="preserve">1.  </w:t>
-      </w:r>
-      <w:r>
-        <w:rPr>
-          <w:i/>
-          <w:iCs/>
-          <w:color w:val="5F6F80"/>
-          <w:sz w:val="19"/>
-          <w:szCs w:val="19"/>
-        </w:rPr>
-        <w:t xml:space="preserve">Students divide $18 by 3 to get $6 per pound and explain the unit rate lets them find the cost of any number of pounds.</w:t>
-      </w:r>
-    </w:p>
-    <w:p>
-      <w:pPr>
-        <w:spacing w:after="80"/>
-      </w:pPr>
-      <w:r>
-        <w:rPr>
-          <w:b/>
-          <w:bCs/>
-          <w:sz w:val="19"/>
-          <w:szCs w:val="19"/>
-        </w:rPr>
-        <w:t xml:space="preserve">2.  </w:t>
-      </w:r>
-      <w:r>
-        <w:rPr>
-          <w:i/>
-          <w:iCs/>
-          <w:color w:val="5F6F80"/>
-          <w:sz w:val="19"/>
-          <w:szCs w:val="19"/>
-        </w:rPr>
-        <w:t xml:space="preserve">Students state the rate (5 cupcakes per 4 minutes) and set up a proportion or unit rate (1.25 cupcakes/min) to scale to the needed time.</w:t>
-      </w:r>
-    </w:p>
-    <w:p>
-      <w:pPr>
-        <w:spacing w:after="80"/>
-      </w:pPr>
-      <w:r>
-        <w:rPr>
-          <w:b/>
-          <w:bCs/>
-          <w:sz w:val="19"/>
-          <w:szCs w:val="19"/>
-        </w:rPr>
-        <w:t xml:space="preserve">3.  </w:t>
-      </w:r>
-      <w:r>
-        <w:rPr>
-          <w:i/>
-          <w:iCs/>
-          <w:color w:val="5F6F80"/>
-          <w:sz w:val="19"/>
-          <w:szCs w:val="19"/>
-        </w:rPr>
-        <w:t xml:space="preserve">Students give a real rate (speed, hourly pay, price per item) and explain how the unit rate lets them predict or compare.</w:t>
       </w:r>
     </w:p>
     <w:sectPr>

--- a/lessons/3-7/downloads/3-7-notes.docx
+++ b/lessons/3-7/downloads/3-7-notes.docx
@@ -2914,391 +2914,6 @@
       </w:pPr>
       <w:r>
         <w:t xml:space="preserve"/>
-      </w:r>
-    </w:p>
-    <w:p>
-      <w:pPr>
-        <w:pStyle w:val="Heading1"/>
-        <w:pageBreakBefore/>
-        <w:pBdr>
-          <w:bottom w:val="single" w:color="1FA6A2" w:sz="14" w:space="6"/>
-        </w:pBdr>
-        <w:spacing w:after="140" w:before="0"/>
-      </w:pPr>
-      <w:r>
-        <w:rPr>
-          <w:b/>
-          <w:bCs/>
-          <w:color w:val="12355B"/>
-          <w:sz w:val="30"/>
-          <w:szCs w:val="30"/>
-        </w:rPr>
-        <w:t xml:space="preserve">Answer Key &amp; Teacher Guide</w:t>
-      </w:r>
-    </w:p>
-    <w:p>
-      <w:pPr>
-        <w:spacing w:after="100"/>
-      </w:pPr>
-      <w:r>
-        <w:rPr>
-          <w:i/>
-          <w:iCs/>
-          <w:color w:val="5F6F80"/>
-          <w:sz w:val="19"/>
-          <w:szCs w:val="19"/>
-        </w:rPr>
-        <w:t xml:space="preserve">Teacher reference — remove or fold back before distributing to students.</w:t>
-      </w:r>
-    </w:p>
-    <w:p>
-      <w:pPr>
-        <w:pStyle w:val="Heading2"/>
-        <w:spacing w:after="80" w:before="180"/>
-      </w:pPr>
-      <w:r>
-        <w:rPr>
-          <w:b/>
-          <w:bCs/>
-          <w:color w:val="12355B"/>
-          <w:sz w:val="24"/>
-          <w:szCs w:val="24"/>
-        </w:rPr>
-        <w:t xml:space="preserve">Guided Notes (Fill-in)</w:t>
-      </w:r>
-    </w:p>
-    <w:p>
-      <w:pPr>
-        <w:spacing w:after="80"/>
-      </w:pPr>
-      <w:r>
-        <w:rPr>
-          <w:b/>
-          <w:bCs/>
-          <w:sz w:val="21"/>
-          <w:szCs w:val="21"/>
-        </w:rPr>
-        <w:t xml:space="preserve">Notes 1:  </w:t>
-      </w:r>
-      <w:r>
-        <w:rPr>
-          <w:sz w:val="21"/>
-          <w:szCs w:val="21"/>
-        </w:rPr>
-        <w:t xml:space="preserve">Rate</w:t>
-      </w:r>
-    </w:p>
-    <w:p>
-      <w:pPr>
-        <w:spacing w:after="80"/>
-      </w:pPr>
-      <w:r>
-        <w:rPr>
-          <w:b/>
-          <w:bCs/>
-          <w:sz w:val="21"/>
-          <w:szCs w:val="21"/>
-        </w:rPr>
-        <w:t xml:space="preserve">Notes 2:  </w:t>
-      </w:r>
-      <w:r>
-        <w:rPr>
-          <w:sz w:val="21"/>
-          <w:szCs w:val="21"/>
-        </w:rPr>
-        <w:t xml:space="preserve">Unit rate</w:t>
-      </w:r>
-    </w:p>
-    <w:p>
-      <w:pPr>
-        <w:spacing w:after="80"/>
-      </w:pPr>
-      <w:r>
-        <w:rPr>
-          <w:b/>
-          <w:bCs/>
-          <w:sz w:val="21"/>
-          <w:szCs w:val="21"/>
-        </w:rPr>
-        <w:t xml:space="preserve">Notes 3:  </w:t>
-      </w:r>
-      <w:r>
-        <w:rPr>
-          <w:sz w:val="21"/>
-          <w:szCs w:val="21"/>
-        </w:rPr>
-        <w:t xml:space="preserve">Per</w:t>
-      </w:r>
-    </w:p>
-    <w:p>
-      <w:pPr>
-        <w:spacing w:after="80"/>
-      </w:pPr>
-      <w:r>
-        <w:rPr>
-          <w:b/>
-          <w:bCs/>
-          <w:sz w:val="21"/>
-          <w:szCs w:val="21"/>
-        </w:rPr>
-        <w:t xml:space="preserve">Notes 4:  </w:t>
-      </w:r>
-      <w:r>
-        <w:rPr>
-          <w:sz w:val="21"/>
-          <w:szCs w:val="21"/>
-        </w:rPr>
-        <w:t xml:space="preserve">Problem solving</w:t>
-      </w:r>
-    </w:p>
-    <w:p>
-      <w:pPr>
-        <w:spacing w:after="80"/>
-      </w:pPr>
-      <w:r>
-        <w:rPr>
-          <w:b/>
-          <w:bCs/>
-          <w:sz w:val="21"/>
-          <w:szCs w:val="21"/>
-        </w:rPr>
-        <w:t xml:space="preserve">Notes 5:  </w:t>
-      </w:r>
-      <w:r>
-        <w:rPr>
-          <w:sz w:val="21"/>
-          <w:szCs w:val="21"/>
-        </w:rPr>
-        <w:t xml:space="preserve">Proportion</w:t>
-      </w:r>
-    </w:p>
-    <w:p>
-      <w:pPr>
-        <w:pStyle w:val="Heading2"/>
-        <w:spacing w:after="80" w:before="180"/>
-      </w:pPr>
-      <w:r>
-        <w:rPr>
-          <w:b/>
-          <w:bCs/>
-          <w:color w:val="12355B"/>
-          <w:sz w:val="24"/>
-          <w:szCs w:val="24"/>
-        </w:rPr>
-        <w:t xml:space="preserve">Worked Notes (I Do / We Do)</w:t>
-      </w:r>
-    </w:p>
-    <w:p>
-      <w:pPr>
-        <w:spacing w:after="80"/>
-      </w:pPr>
-      <w:r>
-        <w:rPr>
-          <w:b/>
-          <w:bCs/>
-          <w:sz w:val="21"/>
-          <w:szCs w:val="21"/>
-        </w:rPr>
-        <w:t xml:space="preserve">I Do:  </w:t>
-      </w:r>
-      <w:r>
-        <w:rPr>
-          <w:sz w:val="21"/>
-          <w:szCs w:val="21"/>
-        </w:rPr>
-        <w:t xml:space="preserve">A. 8 cookies per batch</w:t>
-      </w:r>
-    </w:p>
-    <w:p>
-      <w:pPr>
-        <w:spacing w:after="80"/>
-      </w:pPr>
-      <w:r>
-        <w:rPr>
-          <w:b/>
-          <w:bCs/>
-          <w:sz w:val="21"/>
-          <w:szCs w:val="21"/>
-        </w:rPr>
-        <w:t xml:space="preserve">We Do:  </w:t>
-      </w:r>
-      <w:r>
-        <w:rPr>
-          <w:sz w:val="21"/>
-          <w:szCs w:val="21"/>
-        </w:rPr>
-        <w:t xml:space="preserve">A. $1.25</w:t>
-      </w:r>
-    </w:p>
-    <w:p>
-      <w:pPr>
-        <w:pStyle w:val="Heading2"/>
-        <w:spacing w:after="80" w:before="180"/>
-      </w:pPr>
-      <w:r>
-        <w:rPr>
-          <w:b/>
-          <w:bCs/>
-          <w:color w:val="12355B"/>
-          <w:sz w:val="24"/>
-          <w:szCs w:val="24"/>
-        </w:rPr>
-        <w:t xml:space="preserve">Independent Practice</w:t>
-      </w:r>
-    </w:p>
-    <w:p>
-      <w:pPr>
-        <w:spacing w:after="80"/>
-      </w:pPr>
-      <w:r>
-        <w:rPr>
-          <w:b/>
-          <w:bCs/>
-          <w:sz w:val="21"/>
-          <w:szCs w:val="21"/>
-        </w:rPr>
-        <w:t xml:space="preserve">1.  </w:t>
-      </w:r>
-      <w:r>
-        <w:rPr>
-          <w:sz w:val="21"/>
-          <w:szCs w:val="21"/>
-        </w:rPr>
-        <w:t xml:space="preserve">A)  60 miles</w:t>
-      </w:r>
-      <w:r>
-        <w:rPr>
-          <w:i/>
-          <w:iCs/>
-          <w:color w:val="5F6F80"/>
-          <w:sz w:val="19"/>
-          <w:szCs w:val="19"/>
-        </w:rPr>
-        <w:t xml:space="preserve">  — Unit rate: 36 ÷ 3 = 12 miles per hour. In 5 hours: 12 × 5 = 60 miles.</w:t>
-      </w:r>
-    </w:p>
-    <w:p>
-      <w:pPr>
-        <w:spacing w:after="80"/>
-      </w:pPr>
-      <w:r>
-        <w:rPr>
-          <w:b/>
-          <w:bCs/>
-          <w:sz w:val="21"/>
-          <w:szCs w:val="21"/>
-        </w:rPr>
-        <w:t xml:space="preserve">2.  </w:t>
-      </w:r>
-      <w:r>
-        <w:rPr>
-          <w:sz w:val="21"/>
-          <w:szCs w:val="21"/>
-        </w:rPr>
-        <w:t xml:space="preserve">A)  5 pages per minute</w:t>
-      </w:r>
-      <w:r>
-        <w:rPr>
-          <w:i/>
-          <w:iCs/>
-          <w:color w:val="5F6F80"/>
-          <w:sz w:val="19"/>
-          <w:szCs w:val="19"/>
-        </w:rPr>
-        <w:t xml:space="preserve">  — Unit rate: 45 ÷ 9 = 5 pages per minute.</w:t>
-      </w:r>
-    </w:p>
-    <w:p>
-      <w:pPr>
-        <w:spacing w:after="80"/>
-      </w:pPr>
-      <w:r>
-        <w:rPr>
-          <w:b/>
-          <w:bCs/>
-          <w:sz w:val="21"/>
-          <w:szCs w:val="21"/>
-        </w:rPr>
-        <w:t xml:space="preserve">3.  </w:t>
-      </w:r>
-      <w:r>
-        <w:rPr>
-          <w:sz w:val="21"/>
-          <w:szCs w:val="21"/>
-        </w:rPr>
-        <w:t xml:space="preserve">A)  The car</w:t>
-      </w:r>
-      <w:r>
-        <w:rPr>
-          <w:i/>
-          <w:iCs/>
-          <w:color w:val="5F6F80"/>
-          <w:sz w:val="19"/>
-          <w:szCs w:val="19"/>
-        </w:rPr>
-        <w:t xml:space="preserve">  — Car: 150÷3 = 50 mph. Bus: 200÷5 = 40 mph. The car travels faster at 50 mph vs. 40 mph.</w:t>
-      </w:r>
-    </w:p>
-    <w:p>
-      <w:pPr>
-        <w:spacing w:after="80"/>
-      </w:pPr>
-      <w:r>
-        <w:rPr>
-          <w:b/>
-          <w:bCs/>
-          <w:sz w:val="21"/>
-          <w:szCs w:val="21"/>
-        </w:rPr>
-        <w:t xml:space="preserve">4.  </w:t>
-      </w:r>
-      <w:r>
-        <w:rPr>
-          <w:sz w:val="21"/>
-          <w:szCs w:val="21"/>
-        </w:rPr>
-        <w:t xml:space="preserve">Factory A: 240 ÷ 8 = 30 widgets/hour. Factory B: 200 ÷ 5 = 40 widgets/hour. Factory B is faster. Together: (30 + 40) × 10 = 70 × 10 = 700 widgets in 10 hours.</w:t>
-      </w:r>
-      <w:r>
-        <w:t xml:space="preserve"/>
-      </w:r>
-    </w:p>
-    <w:p>
-      <w:pPr>
-        <w:pStyle w:val="Heading2"/>
-        <w:spacing w:after="80" w:before="180"/>
-      </w:pPr>
-      <w:r>
-        <w:rPr>
-          <w:b/>
-          <w:bCs/>
-          <w:color w:val="12355B"/>
-          <w:sz w:val="24"/>
-          <w:szCs w:val="24"/>
-        </w:rPr>
-        <w:t xml:space="preserve">Exit Ticket</w:t>
-      </w:r>
-    </w:p>
-    <w:p>
-      <w:pPr>
-        <w:spacing w:after="80"/>
-      </w:pPr>
-      <w:r>
-        <w:rPr>
-          <w:sz w:val="21"/>
-          <w:szCs w:val="21"/>
-        </w:rPr>
-        <w:t xml:space="preserve">A)  72</w:t>
-      </w:r>
-      <w:r>
-        <w:rPr>
-          <w:i/>
-          <w:iCs/>
-          <w:color w:val="5F6F80"/>
-          <w:sz w:val="19"/>
-          <w:szCs w:val="19"/>
-        </w:rPr>
-        <w:t xml:space="preserve">  — Unit rate: 30 ÷ 5 = 6 pages per minute. In 12 minutes: 6 × 12 = 72 pages.</w:t>
       </w:r>
     </w:p>
     <w:sectPr>

--- a/lessons/3-7/downloads/3-7-notes.docx
+++ b/lessons/3-7/downloads/3-7-notes.docx
@@ -14,7 +14,7 @@
           <w:sz w:val="18"/>
           <w:szCs w:val="18"/>
         </w:rPr>
-        <w:t xml:space="preserve">UNIT 3  ·  LESSON 7      STANDARD 6.RP.3</w:t>
+        <w:t xml:space="preserve">UNIT 3  ·  LESSON 7      STANDARD 6.AT.3</w:t>
       </w:r>
     </w:p>
     <w:p>
@@ -2225,7 +2225,7 @@
           <w:sz w:val="21"/>
           <w:szCs w:val="21"/>
         </w:rPr>
-        <w:t xml:space="preserve">Start with:  The rate is ___ cupcakes per ___ minutes.</w:t>
+        <w:t xml:space="preserve">Start with:  When the problem felt tricky, my strategy was to ___ because ___.</w:t>
       </w:r>
       <w:r>
         <w:rPr>
@@ -2236,7 +2236,7 @@
           <w:szCs w:val="19"/>
         </w:rPr>
         <w:br/>
-        <w:t xml:space="preserve">La tasa es ___ cupcakes por ___ minutos.</w:t>
+        <w:t xml:space="preserve">Cuando el problema fue difícil, mi estrategia fue ___ porque ___.</w:t>
       </w:r>
     </w:p>
     <w:p>
@@ -2321,6 +2321,32 @@
           <w:szCs w:val="19"/>
         </w:rPr>
         <w:t xml:space="preserve">Solve each problem. Show your thinking in the work box.</w:t>
+      </w:r>
+    </w:p>
+    <w:p>
+      <w:pPr>
+        <w:pStyle w:val="Heading2"/>
+        <w:spacing w:after="80" w:before="180"/>
+      </w:pPr>
+      <w:r>
+        <w:rPr>
+          <w:b/>
+          <w:bCs/>
+          <w:color w:val="12355B"/>
+          <w:sz w:val="24"/>
+          <w:szCs w:val="24"/>
+        </w:rPr>
+        <w:t xml:space="preserve">Level 1 Support</w:t>
+      </w:r>
+      <w:r>
+        <w:rPr>
+          <w:i/>
+          <w:iCs/>
+          <w:color w:val="1FA6A2"/>
+          <w:sz w:val="19"/>
+          <w:szCs w:val="19"/>
+        </w:rPr>
+        <w:t xml:space="preserve">   extra scaffolding</w:t>
       </w:r>
     </w:p>
     <w:p>
@@ -2585,6 +2611,32 @@
     </w:tbl>
     <w:p>
       <w:pPr>
+        <w:pStyle w:val="Heading2"/>
+        <w:spacing w:after="80" w:before="180"/>
+      </w:pPr>
+      <w:r>
+        <w:rPr>
+          <w:b/>
+          <w:bCs/>
+          <w:color w:val="12355B"/>
+          <w:sz w:val="24"/>
+          <w:szCs w:val="24"/>
+        </w:rPr>
+        <w:t xml:space="preserve">On Level</w:t>
+      </w:r>
+      <w:r>
+        <w:rPr>
+          <w:i/>
+          <w:iCs/>
+          <w:color w:val="12355B"/>
+          <w:sz w:val="19"/>
+          <w:szCs w:val="19"/>
+        </w:rPr>
+        <w:t xml:space="preserve">   grade-level practice</w:t>
+      </w:r>
+    </w:p>
+    <w:p>
+      <w:pPr>
         <w:keepNext/>
         <w:spacing w:after="60" w:before="160"/>
       </w:pPr>
@@ -2713,6 +2765,32 @@
         </w:tc>
       </w:tr>
     </w:tbl>
+    <w:p>
+      <w:pPr>
+        <w:pStyle w:val="Heading2"/>
+        <w:spacing w:after="80" w:before="180"/>
+      </w:pPr>
+      <w:r>
+        <w:rPr>
+          <w:b/>
+          <w:bCs/>
+          <w:color w:val="12355B"/>
+          <w:sz w:val="24"/>
+          <w:szCs w:val="24"/>
+        </w:rPr>
+        <w:t xml:space="preserve">Level 2 Enrichment</w:t>
+      </w:r>
+      <w:r>
+        <w:rPr>
+          <w:i/>
+          <w:iCs/>
+          <w:color w:val="6B4FA0"/>
+          <w:sz w:val="19"/>
+          <w:szCs w:val="19"/>
+        </w:rPr>
+        <w:t xml:space="preserve">   stretch your thinking</w:t>
+      </w:r>
+    </w:p>
     <w:p>
       <w:pPr>
         <w:keepNext/>

--- a/lessons/3-7/downloads/3-7-notes.docx
+++ b/lessons/3-7/downloads/3-7-notes.docx
@@ -1228,6 +1228,1302 @@
           <w:szCs w:val="22"/>
         </w:rPr>
         <w:t xml:space="preserve">An equation that two ratios are equal is a ___.</w:t>
+      </w:r>
+    </w:p>
+    <w:p>
+      <w:pPr>
+        <w:pStyle w:val="Heading1"/>
+        <w:pageBreakBefore/>
+        <w:pBdr>
+          <w:bottom w:val="single" w:color="1FA6A2" w:sz="14" w:space="6"/>
+        </w:pBdr>
+        <w:spacing w:after="140" w:before="0"/>
+      </w:pPr>
+      <w:r>
+        <w:rPr>
+          <w:b/>
+          <w:bCs/>
+          <w:color w:val="12355B"/>
+          <w:sz w:val="30"/>
+          <w:szCs w:val="30"/>
+        </w:rPr>
+        <w:t xml:space="preserve">Write About the Math</w:t>
+      </w:r>
+    </w:p>
+    <w:p>
+      <w:pPr>
+        <w:spacing w:after="100"/>
+      </w:pPr>
+      <w:r>
+        <w:rPr>
+          <w:i/>
+          <w:iCs/>
+          <w:color w:val="5F6F80"/>
+          <w:sz w:val="19"/>
+          <w:szCs w:val="19"/>
+        </w:rPr>
+        <w:t xml:space="preserve">Use the support level you need. Every level answers the same math question.</w:t>
+      </w:r>
+    </w:p>
+    <w:p>
+      <w:pPr>
+        <w:pStyle w:val="Heading2"/>
+        <w:spacing w:after="80" w:before="180"/>
+      </w:pPr>
+      <w:r>
+        <w:rPr>
+          <w:b/>
+          <w:bCs/>
+          <w:color w:val="12355B"/>
+          <w:sz w:val="24"/>
+          <w:szCs w:val="24"/>
+        </w:rPr>
+        <w:t xml:space="preserve">1. Understand the Question</w:t>
+      </w:r>
+      <w:r>
+        <w:rPr>
+          <w:i/>
+          <w:iCs/>
+          <w:color w:val="B97A12"/>
+          <w:sz w:val="19"/>
+          <w:szCs w:val="19"/>
+        </w:rPr>
+        <w:t xml:space="preserve">   explain</w:t>
+      </w:r>
+    </w:p>
+    <w:tbl>
+      <w:tblPr>
+        <w:tblW w:type="pct" w:w="100%"/>
+        <w:tblBorders>
+          <w:top w:val="single" w:color="1FA6A2" w:sz="8"/>
+          <w:left w:val="single" w:color="1FA6A2" w:sz="8"/>
+          <w:bottom w:val="single" w:color="1FA6A2" w:sz="8"/>
+          <w:right w:val="single" w:color="1FA6A2" w:sz="8"/>
+          <w:insideH w:val="single" w:color="auto" w:sz="4"/>
+          <w:insideV w:val="single" w:color="auto" w:sz="4"/>
+        </w:tblBorders>
+      </w:tblPr>
+      <w:tblGrid>
+        <w:gridCol w:w="100"/>
+      </w:tblGrid>
+      <w:tr>
+        <w:tc>
+          <w:tcPr>
+            <w:shd w:fill="E6F4F3" w:color="auto" w:val="clear"/>
+            <w:tcMar>
+              <w:top w:type="dxa" w:w="120"/>
+              <w:left w:type="dxa" w:w="180"/>
+              <w:bottom w:type="dxa" w:w="120"/>
+              <w:right w:type="dxa" w:w="180"/>
+            </w:tcMar>
+          </w:tcPr>
+          <w:p>
+            <w:pPr>
+              <w:spacing w:after="60"/>
+            </w:pPr>
+            <w:r>
+              <w:rPr>
+                <w:color w:val="1A2733"/>
+                <w:sz w:val="21"/>
+                <w:szCs w:val="21"/>
+              </w:rPr>
+              <w:t xml:space="preserve">Team 2 frosts 5 cupcakes every 4 minutes. How did you set up a rate or proportion to find how many cupcakes they frost in a longer time?</w:t>
+            </w:r>
+          </w:p>
+          <w:p>
+            <w:pPr>
+              <w:spacing w:after="0"/>
+            </w:pPr>
+            <w:r>
+              <w:rPr>
+                <w:b/>
+                <w:bCs/>
+                <w:color w:val="12355B"/>
+                <w:sz w:val="20"/>
+                <w:szCs w:val="20"/>
+              </w:rPr>
+              <w:t xml:space="preserve">Your job:  </w:t>
+            </w:r>
+            <w:r>
+              <w:rPr>
+                <w:sz w:val="20"/>
+                <w:szCs w:val="20"/>
+              </w:rPr>
+              <w:t xml:space="preserve">Answer the question. Use math evidence. Explain how the evidence proves your answer.</w:t>
+            </w:r>
+            <w:r>
+              <w:rPr>
+                <w:i/>
+                <w:iCs/>
+                <w:color w:val="5F6F80"/>
+                <w:sz w:val="18"/>
+                <w:szCs w:val="18"/>
+              </w:rPr>
+              <w:br/>
+              <w:t xml:space="preserve">Responde la pregunta. Usa evidencia matemática. Explica cómo la evidencia demuestra tu respuesta.</w:t>
+            </w:r>
+          </w:p>
+        </w:tc>
+      </w:tr>
+    </w:tbl>
+    <w:p>
+      <w:pPr>
+        <w:pStyle w:val="Heading2"/>
+        <w:spacing w:after="80" w:before="180"/>
+      </w:pPr>
+      <w:r>
+        <w:rPr>
+          <w:b/>
+          <w:bCs/>
+          <w:color w:val="12355B"/>
+          <w:sz w:val="24"/>
+          <w:szCs w:val="24"/>
+        </w:rPr>
+        <w:t xml:space="preserve">2. Plan Your Math Words</w:t>
+      </w:r>
+      <w:r>
+        <w:rPr>
+          <w:i/>
+          <w:iCs/>
+          <w:color w:val="1FA6A2"/>
+          <w:sz w:val="19"/>
+          <w:szCs w:val="19"/>
+        </w:rPr>
+        <w:t xml:space="preserve">   check at least two</w:t>
+      </w:r>
+    </w:p>
+    <w:p>
+      <w:pPr>
+        <w:spacing w:after="60"/>
+      </w:pPr>
+      <w:r>
+        <w:rPr>
+          <w:b/>
+          <w:bCs/>
+          <w:color w:val="1FA6A2"/>
+          <w:sz w:val="22"/>
+          <w:szCs w:val="22"/>
+        </w:rPr>
+        <w:t xml:space="preserve">☐  </w:t>
+      </w:r>
+      <w:r>
+        <w:rPr>
+          <w:b/>
+          <w:bCs/>
+          <w:color w:val="12355B"/>
+          <w:sz w:val="20"/>
+          <w:szCs w:val="20"/>
+        </w:rPr>
+        <w:t xml:space="preserve">Rate — </w:t>
+      </w:r>
+      <w:r>
+        <w:rPr>
+          <w:sz w:val="20"/>
+          <w:szCs w:val="20"/>
+        </w:rPr>
+        <w:t xml:space="preserve">A ratio comparing two amounts with different units, like miles per hour.</w:t>
+      </w:r>
+      <w:r>
+        <w:rPr>
+          <w:i/>
+          <w:iCs/>
+          <w:color w:val="5F6F80"/>
+          <w:sz w:val="18"/>
+          <w:szCs w:val="18"/>
+        </w:rPr>
+        <w:br/>
+        <w:t xml:space="preserve">Tasa — Una razón que compara dos cantidades con unidades distintas, como millas por hora.</w:t>
+      </w:r>
+    </w:p>
+    <w:p>
+      <w:pPr>
+        <w:spacing w:after="60"/>
+      </w:pPr>
+      <w:r>
+        <w:rPr>
+          <w:b/>
+          <w:bCs/>
+          <w:color w:val="1FA6A2"/>
+          <w:sz w:val="22"/>
+          <w:szCs w:val="22"/>
+        </w:rPr>
+        <w:t xml:space="preserve">☐  </w:t>
+      </w:r>
+      <w:r>
+        <w:rPr>
+          <w:b/>
+          <w:bCs/>
+          <w:color w:val="12355B"/>
+          <w:sz w:val="20"/>
+          <w:szCs w:val="20"/>
+        </w:rPr>
+        <w:t xml:space="preserve">Unit rate — </w:t>
+      </w:r>
+      <w:r>
+        <w:rPr>
+          <w:sz w:val="20"/>
+          <w:szCs w:val="20"/>
+        </w:rPr>
+        <w:t xml:space="preserve">A rate for just 1 of something, like cost for 1 item.</w:t>
+      </w:r>
+      <w:r>
+        <w:rPr>
+          <w:i/>
+          <w:iCs/>
+          <w:color w:val="5F6F80"/>
+          <w:sz w:val="18"/>
+          <w:szCs w:val="18"/>
+        </w:rPr>
+        <w:br/>
+        <w:t xml:space="preserve">Tasa unitaria — Una tasa para solo 1 de algo, como el precio de 1 artículo.</w:t>
+      </w:r>
+    </w:p>
+    <w:p>
+      <w:pPr>
+        <w:spacing w:after="60"/>
+      </w:pPr>
+      <w:r>
+        <w:rPr>
+          <w:b/>
+          <w:bCs/>
+          <w:color w:val="1FA6A2"/>
+          <w:sz w:val="22"/>
+          <w:szCs w:val="22"/>
+        </w:rPr>
+        <w:t xml:space="preserve">☐  </w:t>
+      </w:r>
+      <w:r>
+        <w:rPr>
+          <w:b/>
+          <w:bCs/>
+          <w:color w:val="12355B"/>
+          <w:sz w:val="20"/>
+          <w:szCs w:val="20"/>
+        </w:rPr>
+        <w:t xml:space="preserve">Per — </w:t>
+      </w:r>
+      <w:r>
+        <w:rPr>
+          <w:sz w:val="20"/>
+          <w:szCs w:val="20"/>
+        </w:rPr>
+        <w:t xml:space="preserve">For each one. Example: 5 dollars per book.</w:t>
+      </w:r>
+      <w:r>
+        <w:rPr>
+          <w:i/>
+          <w:iCs/>
+          <w:color w:val="5F6F80"/>
+          <w:sz w:val="18"/>
+          <w:szCs w:val="18"/>
+        </w:rPr>
+        <w:br/>
+        <w:t xml:space="preserve">Por — Por cada uno. Ejemplo: 5 dólares por libro.</w:t>
+      </w:r>
+    </w:p>
+    <w:p>
+      <w:pPr>
+        <w:spacing w:after="60"/>
+      </w:pPr>
+      <w:r>
+        <w:rPr>
+          <w:b/>
+          <w:bCs/>
+          <w:color w:val="1FA6A2"/>
+          <w:sz w:val="22"/>
+          <w:szCs w:val="22"/>
+        </w:rPr>
+        <w:t xml:space="preserve">☐  </w:t>
+      </w:r>
+      <w:r>
+        <w:rPr>
+          <w:b/>
+          <w:bCs/>
+          <w:color w:val="12355B"/>
+          <w:sz w:val="20"/>
+          <w:szCs w:val="20"/>
+        </w:rPr>
+        <w:t xml:space="preserve">Proportion — </w:t>
+      </w:r>
+      <w:r>
+        <w:rPr>
+          <w:sz w:val="20"/>
+          <w:szCs w:val="20"/>
+        </w:rPr>
+        <w:t xml:space="preserve">A math sentence saying two ratios are equal. It helps find a missing number.</w:t>
+      </w:r>
+      <w:r>
+        <w:rPr>
+          <w:i/>
+          <w:iCs/>
+          <w:color w:val="5F6F80"/>
+          <w:sz w:val="18"/>
+          <w:szCs w:val="18"/>
+        </w:rPr>
+        <w:br/>
+        <w:t xml:space="preserve">Proporción — Una oración matemática que dice que dos razones son iguales. Ayuda a hallar un número que falta.</w:t>
+      </w:r>
+    </w:p>
+    <w:p>
+      <w:pPr>
+        <w:spacing w:after="60"/>
+      </w:pPr>
+      <w:r>
+        <w:rPr>
+          <w:b/>
+          <w:bCs/>
+          <w:color w:val="1FA6A2"/>
+          <w:sz w:val="22"/>
+          <w:szCs w:val="22"/>
+        </w:rPr>
+        <w:t xml:space="preserve">☐  </w:t>
+      </w:r>
+      <w:r>
+        <w:rPr>
+          <w:b/>
+          <w:bCs/>
+          <w:color w:val="12355B"/>
+          <w:sz w:val="20"/>
+          <w:szCs w:val="20"/>
+        </w:rPr>
+        <w:t xml:space="preserve">Problem solving — </w:t>
+      </w:r>
+      <w:r>
+        <w:rPr>
+          <w:sz w:val="20"/>
+          <w:szCs w:val="20"/>
+        </w:rPr>
+        <w:t xml:space="preserve">Using ratios and rates to find a missing amount.</w:t>
+      </w:r>
+      <w:r>
+        <w:rPr>
+          <w:i/>
+          <w:iCs/>
+          <w:color w:val="5F6F80"/>
+          <w:sz w:val="18"/>
+          <w:szCs w:val="18"/>
+        </w:rPr>
+        <w:br/>
+        <w:t xml:space="preserve">Resolución de problemas — Usar razones y tasas para encontrar una cantidad que falta.</w:t>
+      </w:r>
+    </w:p>
+    <w:tbl>
+      <w:tblPr>
+        <w:tblW w:type="pct" w:w="100%"/>
+        <w:tblBorders>
+          <w:top w:val="single" w:color="1FA6A2" w:sz="8"/>
+          <w:left w:val="single" w:color="1FA6A2" w:sz="8"/>
+          <w:bottom w:val="single" w:color="1FA6A2" w:sz="8"/>
+          <w:right w:val="single" w:color="1FA6A2" w:sz="8"/>
+          <w:insideH w:val="single" w:color="auto" w:sz="4"/>
+          <w:insideV w:val="single" w:color="auto" w:sz="4"/>
+        </w:tblBorders>
+      </w:tblPr>
+      <w:tblGrid>
+        <w:gridCol w:w="100"/>
+      </w:tblGrid>
+      <w:tr>
+        <w:tc>
+          <w:tcPr>
+            <w:shd w:fill="F7FFFD" w:color="auto" w:val="clear"/>
+            <w:tcMar>
+              <w:top w:type="dxa" w:w="120"/>
+              <w:left w:type="dxa" w:w="180"/>
+              <w:bottom w:type="dxa" w:w="120"/>
+              <w:right w:type="dxa" w:w="180"/>
+            </w:tcMar>
+          </w:tcPr>
+          <w:p>
+            <w:pPr>
+              <w:spacing w:after="50"/>
+            </w:pPr>
+            <w:r>
+              <w:rPr>
+                <w:b/>
+                <w:bCs/>
+                <w:color w:val="1FA6A2"/>
+                <w:sz w:val="20"/>
+                <w:szCs w:val="20"/>
+              </w:rPr>
+              <w:t xml:space="preserve">Say it first:  </w:t>
+            </w:r>
+            <w:r>
+              <w:rPr>
+                <w:sz w:val="20"/>
+                <w:szCs w:val="20"/>
+              </w:rPr>
+              <w:t xml:space="preserve">Say your idea to a partner or quietly to yourself before you write.</w:t>
+            </w:r>
+          </w:p>
+          <w:p>
+            <w:pPr>
+              <w:spacing w:after="60"/>
+            </w:pPr>
+            <w:r>
+              <w:rPr>
+                <w:color w:val="1A2733"/>
+                <w:sz w:val="21"/>
+                <w:szCs w:val="21"/>
+              </w:rPr>
+              <w:t xml:space="preserve">The rate is ___ cupcakes per ___ minutes.</w:t>
+            </w:r>
+            <w:r>
+              <w:rPr>
+                <w:i/>
+                <w:iCs/>
+                <w:color w:val="5F6F80"/>
+                <w:sz w:val="19"/>
+                <w:szCs w:val="19"/>
+              </w:rPr>
+              <w:br/>
+              <w:t xml:space="preserve">La tasa es ___ cupcakes por ___ minutos.</w:t>
+            </w:r>
+          </w:p>
+        </w:tc>
+      </w:tr>
+    </w:tbl>
+    <w:p>
+      <w:pPr>
+        <w:pStyle w:val="Heading2"/>
+        <w:spacing w:after="80" w:before="180"/>
+      </w:pPr>
+      <w:r>
+        <w:rPr>
+          <w:b/>
+          <w:bCs/>
+          <w:color w:val="12355B"/>
+          <w:sz w:val="24"/>
+          <w:szCs w:val="24"/>
+        </w:rPr>
+        <w:t xml:space="preserve">3. Build Your Explanation</w:t>
+      </w:r>
+      <w:r>
+        <w:rPr>
+          <w:i/>
+          <w:iCs/>
+          <w:color w:val="B97A12"/>
+          <w:sz w:val="19"/>
+          <w:szCs w:val="19"/>
+        </w:rPr>
+        <w:t xml:space="preserve">   choose your support</w:t>
+      </w:r>
+    </w:p>
+    <w:tbl>
+      <w:tblPr>
+        <w:tblW w:type="pct" w:w="100%"/>
+        <w:tblBorders>
+          <w:top w:val="single" w:color="BBD0DE" w:sz="8"/>
+          <w:left w:val="single" w:color="BBD0DE" w:sz="8"/>
+          <w:bottom w:val="single" w:color="BBD0DE" w:sz="8"/>
+          <w:right w:val="single" w:color="BBD0DE" w:sz="8"/>
+          <w:insideH w:val="single" w:color="auto" w:sz="4"/>
+          <w:insideV w:val="single" w:color="auto" w:sz="4"/>
+        </w:tblBorders>
+      </w:tblPr>
+      <w:tblGrid>
+        <w:gridCol w:w="100"/>
+      </w:tblGrid>
+      <w:tr>
+        <w:tc>
+          <w:tcPr>
+            <w:shd w:fill="EEF4F8" w:color="auto" w:val="clear"/>
+            <w:tcMar>
+              <w:top w:type="dxa" w:w="120"/>
+              <w:left w:type="dxa" w:w="180"/>
+              <w:bottom w:type="dxa" w:w="120"/>
+              <w:right w:type="dxa" w:w="180"/>
+            </w:tcMar>
+          </w:tcPr>
+          <w:p>
+            <w:pPr>
+              <w:spacing w:after="50"/>
+            </w:pPr>
+            <w:r>
+              <w:rPr>
+                <w:i/>
+                <w:iCs/>
+                <w:color w:val="5F6F80"/>
+                <w:sz w:val="19"/>
+                <w:szCs w:val="19"/>
+              </w:rPr>
+              <w:t xml:space="preserve">This model shows the parts of an explanation. It does not answer your writing question.</w:t>
+            </w:r>
+          </w:p>
+          <w:p>
+            <w:pPr>
+              <w:spacing w:after="80"/>
+            </w:pPr>
+            <w:r>
+              <w:rPr>
+                <w:b/>
+                <w:bCs/>
+                <w:color w:val="12355B"/>
+                <w:sz w:val="19"/>
+                <w:szCs w:val="19"/>
+              </w:rPr>
+              <w:t xml:space="preserve">Claim:  </w:t>
+            </w:r>
+            <w:r>
+              <w:rPr>
+                <w:sz w:val="19"/>
+                <w:szCs w:val="19"/>
+              </w:rPr>
+              <w:t xml:space="preserve">Divide the total cost by the number of pounds to find the cost per 1 pound.</w:t>
+            </w:r>
+          </w:p>
+          <w:p>
+            <w:pPr>
+              <w:spacing w:after="80"/>
+            </w:pPr>
+            <w:r>
+              <w:rPr>
+                <w:b/>
+                <w:bCs/>
+                <w:color w:val="12355B"/>
+                <w:sz w:val="19"/>
+                <w:szCs w:val="19"/>
+              </w:rPr>
+              <w:t xml:space="preserve">Evidence:  </w:t>
+            </w:r>
+            <w:r>
+              <w:rPr>
+                <w:sz w:val="19"/>
+                <w:szCs w:val="19"/>
+              </w:rPr>
+              <w:t xml:space="preserve">Students divide $18 by 3 to get $6 per pound and explain the unit rate lets them find the cost of any number of pounds.</w:t>
+            </w:r>
+          </w:p>
+          <w:p>
+            <w:pPr>
+              <w:spacing w:after="80"/>
+            </w:pPr>
+            <w:r>
+              <w:rPr>
+                <w:b/>
+                <w:bCs/>
+                <w:color w:val="12355B"/>
+                <w:sz w:val="19"/>
+                <w:szCs w:val="19"/>
+              </w:rPr>
+              <w:t xml:space="preserve">Reasoning:  </w:t>
+            </w:r>
+            <w:r>
+              <w:rPr>
+                <w:sz w:val="19"/>
+                <w:szCs w:val="19"/>
+              </w:rPr>
+              <w:t xml:space="preserve">This evidence connects the definition of rate to the mathematical claim.</w:t>
+            </w:r>
+          </w:p>
+        </w:tc>
+      </w:tr>
+    </w:tbl>
+    <w:p>
+      <w:pPr>
+        <w:pStyle w:val="Heading2"/>
+        <w:spacing w:after="80" w:before="180"/>
+      </w:pPr>
+      <w:r>
+        <w:rPr>
+          <w:b/>
+          <w:bCs/>
+          <w:color w:val="12355B"/>
+          <w:sz w:val="24"/>
+          <w:szCs w:val="24"/>
+        </w:rPr>
+        <w:t xml:space="preserve">Start</w:t>
+      </w:r>
+      <w:r>
+        <w:rPr>
+          <w:i/>
+          <w:iCs/>
+          <w:color w:val="1FA6A2"/>
+          <w:sz w:val="19"/>
+          <w:szCs w:val="19"/>
+        </w:rPr>
+        <w:t xml:space="preserve">   Most language support</w:t>
+      </w:r>
+    </w:p>
+    <w:p>
+      <w:pPr>
+        <w:spacing w:after="60"/>
+      </w:pPr>
+      <w:r>
+        <w:rPr>
+          <w:color w:val="1A2733"/>
+          <w:sz w:val="21"/>
+          <w:szCs w:val="21"/>
+        </w:rPr>
+        <w:t xml:space="preserve">Complete the frames. Use the word bank.</w:t>
+      </w:r>
+      <w:r>
+        <w:rPr>
+          <w:i/>
+          <w:iCs/>
+          <w:color w:val="5F6F80"/>
+          <w:sz w:val="19"/>
+          <w:szCs w:val="19"/>
+        </w:rPr>
+        <w:br/>
+        <w:t xml:space="preserve">Completa las oraciones. Usa el banco de palabras.</w:t>
+      </w:r>
+    </w:p>
+    <w:p>
+      <w:pPr>
+        <w:spacing w:after="60"/>
+      </w:pPr>
+      <w:r>
+        <w:rPr>
+          <w:color w:val="1A2733"/>
+          <w:sz w:val="21"/>
+          <w:szCs w:val="21"/>
+        </w:rPr>
+        <w:t xml:space="preserve">The rate is ___ cupcakes per ___ minutes.</w:t>
+      </w:r>
+      <w:r>
+        <w:rPr>
+          <w:i/>
+          <w:iCs/>
+          <w:color w:val="5F6F80"/>
+          <w:sz w:val="19"/>
+          <w:szCs w:val="19"/>
+        </w:rPr>
+        <w:br/>
+        <w:t xml:space="preserve">La tasa es ___ cupcakes por ___ minutos.</w:t>
+      </w:r>
+    </w:p>
+    <w:p>
+      <w:pPr>
+        <w:spacing w:after="60"/>
+      </w:pPr>
+      <w:r>
+        <w:rPr>
+          <w:color w:val="1A2733"/>
+          <w:sz w:val="21"/>
+          <w:szCs w:val="21"/>
+        </w:rPr>
+        <w:t xml:space="preserve">To find the total, I ___ the rate.</w:t>
+      </w:r>
+      <w:r>
+        <w:rPr>
+          <w:i/>
+          <w:iCs/>
+          <w:color w:val="5F6F80"/>
+          <w:sz w:val="19"/>
+          <w:szCs w:val="19"/>
+        </w:rPr>
+        <w:br/>
+        <w:t xml:space="preserve">Para hallar el total, ___ la tasa.</w:t>
+      </w:r>
+    </w:p>
+    <w:tbl>
+      <w:tblPr>
+        <w:tblW w:type="pct" w:w="100%"/>
+        <w:tblBorders>
+          <w:top w:val="single" w:color="C7D2DD" w:sz="6"/>
+          <w:left w:val="single" w:color="C7D2DD" w:sz="6"/>
+          <w:bottom w:val="single" w:color="C7D2DD" w:sz="6"/>
+          <w:right w:val="single" w:color="C7D2DD" w:sz="6"/>
+          <w:insideH w:val="single" w:color="auto" w:sz="4"/>
+          <w:insideV w:val="single" w:color="auto" w:sz="4"/>
+        </w:tblBorders>
+      </w:tblPr>
+      <w:tblGrid>
+        <w:gridCol w:w="100"/>
+      </w:tblGrid>
+      <w:tr>
+        <w:tc>
+          <w:tcPr>
+            <w:shd w:fill="FBF3E2" w:color="auto" w:val="clear"/>
+            <w:tcMar>
+              <w:top w:type="dxa" w:w="60"/>
+              <w:left w:type="dxa" w:w="120"/>
+              <w:bottom w:type="dxa" w:w="60"/>
+              <w:right w:type="dxa" w:w="120"/>
+            </w:tcMar>
+          </w:tcPr>
+          <w:p>
+            <w:pPr>
+              <w:spacing w:after="0" w:line="320"/>
+            </w:pPr>
+            <w:r>
+              <w:t xml:space="preserve"/>
+            </w:r>
+          </w:p>
+          <w:p>
+            <w:pPr>
+              <w:spacing w:after="0" w:line="320"/>
+            </w:pPr>
+            <w:r>
+              <w:t xml:space="preserve"/>
+            </w:r>
+          </w:p>
+          <w:p>
+            <w:pPr>
+              <w:spacing w:after="0" w:line="320"/>
+            </w:pPr>
+            <w:r>
+              <w:t xml:space="preserve"/>
+            </w:r>
+          </w:p>
+        </w:tc>
+      </w:tr>
+    </w:tbl>
+    <w:p>
+      <w:pPr>
+        <w:pStyle w:val="Heading2"/>
+        <w:spacing w:after="80" w:before="180"/>
+      </w:pPr>
+      <w:r>
+        <w:rPr>
+          <w:b/>
+          <w:bCs/>
+          <w:color w:val="12355B"/>
+          <w:sz w:val="24"/>
+          <w:szCs w:val="24"/>
+        </w:rPr>
+        <w:t xml:space="preserve">Build</w:t>
+      </w:r>
+      <w:r>
+        <w:rPr>
+          <w:i/>
+          <w:iCs/>
+          <w:color w:val="B97A12"/>
+          <w:sz w:val="19"/>
+          <w:szCs w:val="19"/>
+        </w:rPr>
+        <w:t xml:space="preserve">   Some language support</w:t>
+      </w:r>
+    </w:p>
+    <w:p>
+      <w:pPr>
+        <w:spacing w:after="60"/>
+      </w:pPr>
+      <w:r>
+        <w:rPr>
+          <w:color w:val="1A2733"/>
+          <w:sz w:val="21"/>
+          <w:szCs w:val="21"/>
+        </w:rPr>
+        <w:t xml:space="preserve">Write two connected sentences. Use because, so, or but.</w:t>
+      </w:r>
+      <w:r>
+        <w:rPr>
+          <w:i/>
+          <w:iCs/>
+          <w:color w:val="5F6F80"/>
+          <w:sz w:val="19"/>
+          <w:szCs w:val="19"/>
+        </w:rPr>
+        <w:br/>
+        <w:t xml:space="preserve">Escribe dos oraciones conectadas. Usa porque, entonces o pero.</w:t>
+      </w:r>
+    </w:p>
+    <w:p>
+      <w:pPr>
+        <w:spacing w:after="60"/>
+      </w:pPr>
+      <w:r>
+        <w:rPr>
+          <w:color w:val="1A2733"/>
+          <w:sz w:val="21"/>
+          <w:szCs w:val="21"/>
+        </w:rPr>
+        <w:t xml:space="preserve">My claim is ___.</w:t>
+      </w:r>
+      <w:r>
+        <w:rPr>
+          <w:i/>
+          <w:iCs/>
+          <w:color w:val="5F6F80"/>
+          <w:sz w:val="19"/>
+          <w:szCs w:val="19"/>
+        </w:rPr>
+        <w:br/>
+        <w:t xml:space="preserve">Mi afirmación es ___.</w:t>
+      </w:r>
+    </w:p>
+    <w:p>
+      <w:pPr>
+        <w:spacing w:after="60"/>
+      </w:pPr>
+      <w:r>
+        <w:rPr>
+          <w:color w:val="1A2733"/>
+          <w:sz w:val="21"/>
+          <w:szCs w:val="21"/>
+        </w:rPr>
+        <w:t xml:space="preserve">I know because ___.</w:t>
+      </w:r>
+      <w:r>
+        <w:rPr>
+          <w:i/>
+          <w:iCs/>
+          <w:color w:val="5F6F80"/>
+          <w:sz w:val="19"/>
+          <w:szCs w:val="19"/>
+        </w:rPr>
+        <w:br/>
+        <w:t xml:space="preserve">Lo sé porque ___.</w:t>
+      </w:r>
+    </w:p>
+    <w:p>
+      <w:pPr>
+        <w:spacing w:after="60"/>
+      </w:pPr>
+      <w:r>
+        <w:rPr>
+          <w:color w:val="1A2733"/>
+          <w:sz w:val="21"/>
+          <w:szCs w:val="21"/>
+        </w:rPr>
+        <w:t xml:space="preserve">So ___.</w:t>
+      </w:r>
+      <w:r>
+        <w:rPr>
+          <w:i/>
+          <w:iCs/>
+          <w:color w:val="5F6F80"/>
+          <w:sz w:val="19"/>
+          <w:szCs w:val="19"/>
+        </w:rPr>
+        <w:br/>
+        <w:t xml:space="preserve">Entonces ___.</w:t>
+      </w:r>
+    </w:p>
+    <w:tbl>
+      <w:tblPr>
+        <w:tblW w:type="pct" w:w="100%"/>
+        <w:tblBorders>
+          <w:top w:val="single" w:color="C7D2DD" w:sz="6"/>
+          <w:left w:val="single" w:color="C7D2DD" w:sz="6"/>
+          <w:bottom w:val="single" w:color="C7D2DD" w:sz="6"/>
+          <w:right w:val="single" w:color="C7D2DD" w:sz="6"/>
+          <w:insideH w:val="single" w:color="auto" w:sz="4"/>
+          <w:insideV w:val="single" w:color="auto" w:sz="4"/>
+        </w:tblBorders>
+      </w:tblPr>
+      <w:tblGrid>
+        <w:gridCol w:w="100"/>
+      </w:tblGrid>
+      <w:tr>
+        <w:tc>
+          <w:tcPr>
+            <w:shd w:fill="FBF3E2" w:color="auto" w:val="clear"/>
+            <w:tcMar>
+              <w:top w:type="dxa" w:w="60"/>
+              <w:left w:type="dxa" w:w="120"/>
+              <w:bottom w:type="dxa" w:w="60"/>
+              <w:right w:type="dxa" w:w="120"/>
+            </w:tcMar>
+          </w:tcPr>
+          <w:p>
+            <w:pPr>
+              <w:spacing w:after="0" w:line="320"/>
+            </w:pPr>
+            <w:r>
+              <w:t xml:space="preserve"/>
+            </w:r>
+          </w:p>
+          <w:p>
+            <w:pPr>
+              <w:spacing w:after="0" w:line="320"/>
+            </w:pPr>
+            <w:r>
+              <w:t xml:space="preserve"/>
+            </w:r>
+          </w:p>
+          <w:p>
+            <w:pPr>
+              <w:spacing w:after="0" w:line="320"/>
+            </w:pPr>
+            <w:r>
+              <w:t xml:space="preserve"/>
+            </w:r>
+          </w:p>
+        </w:tc>
+      </w:tr>
+    </w:tbl>
+    <w:p>
+      <w:pPr>
+        <w:pStyle w:val="Heading2"/>
+        <w:spacing w:after="80" w:before="180"/>
+      </w:pPr>
+      <w:r>
+        <w:rPr>
+          <w:b/>
+          <w:bCs/>
+          <w:color w:val="12355B"/>
+          <w:sz w:val="24"/>
+          <w:szCs w:val="24"/>
+        </w:rPr>
+        <w:t xml:space="preserve">Explain</w:t>
+      </w:r>
+      <w:r>
+        <w:rPr>
+          <w:i/>
+          <w:iCs/>
+          <w:color w:val="B97A12"/>
+          <w:sz w:val="19"/>
+          <w:szCs w:val="19"/>
+        </w:rPr>
+        <w:t xml:space="preserve">   Light language support</w:t>
+      </w:r>
+    </w:p>
+    <w:p>
+      <w:pPr>
+        <w:spacing w:after="60"/>
+      </w:pPr>
+      <w:r>
+        <w:rPr>
+          <w:color w:val="1A2733"/>
+          <w:sz w:val="21"/>
+          <w:szCs w:val="21"/>
+        </w:rPr>
+        <w:t xml:space="preserve">Write a claim, give math evidence, and explain your reasoning.</w:t>
+      </w:r>
+      <w:r>
+        <w:rPr>
+          <w:i/>
+          <w:iCs/>
+          <w:color w:val="5F6F80"/>
+          <w:sz w:val="19"/>
+          <w:szCs w:val="19"/>
+        </w:rPr>
+        <w:br/>
+        <w:t xml:space="preserve">Escribe una afirmación, da evidencia matemática y explica tu razonamiento.</w:t>
+      </w:r>
+    </w:p>
+    <w:p>
+      <w:pPr>
+        <w:spacing w:after="60"/>
+      </w:pPr>
+      <w:r>
+        <w:rPr>
+          <w:color w:val="1A2733"/>
+          <w:sz w:val="21"/>
+          <w:szCs w:val="21"/>
+        </w:rPr>
+        <w:t xml:space="preserve">My claim is ___.</w:t>
+      </w:r>
+      <w:r>
+        <w:rPr>
+          <w:i/>
+          <w:iCs/>
+          <w:color w:val="5F6F80"/>
+          <w:sz w:val="19"/>
+          <w:szCs w:val="19"/>
+        </w:rPr>
+        <w:br/>
+        <w:t xml:space="preserve">Mi afirmación es ___.</w:t>
+      </w:r>
+    </w:p>
+    <w:p>
+      <w:pPr>
+        <w:spacing w:after="60"/>
+      </w:pPr>
+      <w:r>
+        <w:rPr>
+          <w:color w:val="1A2733"/>
+          <w:sz w:val="21"/>
+          <w:szCs w:val="21"/>
+        </w:rPr>
+        <w:t xml:space="preserve">My math evidence is ___.</w:t>
+      </w:r>
+      <w:r>
+        <w:rPr>
+          <w:i/>
+          <w:iCs/>
+          <w:color w:val="5F6F80"/>
+          <w:sz w:val="19"/>
+          <w:szCs w:val="19"/>
+        </w:rPr>
+        <w:br/>
+        <w:t xml:space="preserve">Mi evidencia matemática es ___.</w:t>
+      </w:r>
+    </w:p>
+    <w:p>
+      <w:pPr>
+        <w:spacing w:after="60"/>
+      </w:pPr>
+      <w:r>
+        <w:rPr>
+          <w:color w:val="1A2733"/>
+          <w:sz w:val="21"/>
+          <w:szCs w:val="21"/>
+        </w:rPr>
+        <w:t xml:space="preserve">This proves ___ because ___.</w:t>
+      </w:r>
+      <w:r>
+        <w:rPr>
+          <w:i/>
+          <w:iCs/>
+          <w:color w:val="5F6F80"/>
+          <w:sz w:val="19"/>
+          <w:szCs w:val="19"/>
+        </w:rPr>
+        <w:br/>
+        <w:t xml:space="preserve">Esto demuestra ___ porque ___.</w:t>
+      </w:r>
+    </w:p>
+    <w:tbl>
+      <w:tblPr>
+        <w:tblW w:type="pct" w:w="100%"/>
+        <w:tblBorders>
+          <w:top w:val="single" w:color="C7D2DD" w:sz="6"/>
+          <w:left w:val="single" w:color="C7D2DD" w:sz="6"/>
+          <w:bottom w:val="single" w:color="C7D2DD" w:sz="6"/>
+          <w:right w:val="single" w:color="C7D2DD" w:sz="6"/>
+          <w:insideH w:val="single" w:color="auto" w:sz="4"/>
+          <w:insideV w:val="single" w:color="auto" w:sz="4"/>
+        </w:tblBorders>
+      </w:tblPr>
+      <w:tblGrid>
+        <w:gridCol w:w="100"/>
+      </w:tblGrid>
+      <w:tr>
+        <w:tc>
+          <w:tcPr>
+            <w:shd w:fill="FBF3E2" w:color="auto" w:val="clear"/>
+            <w:tcMar>
+              <w:top w:type="dxa" w:w="60"/>
+              <w:left w:type="dxa" w:w="120"/>
+              <w:bottom w:type="dxa" w:w="60"/>
+              <w:right w:type="dxa" w:w="120"/>
+            </w:tcMar>
+          </w:tcPr>
+          <w:p>
+            <w:pPr>
+              <w:spacing w:after="0" w:line="320"/>
+            </w:pPr>
+            <w:r>
+              <w:t xml:space="preserve"/>
+            </w:r>
+          </w:p>
+          <w:p>
+            <w:pPr>
+              <w:spacing w:after="0" w:line="320"/>
+            </w:pPr>
+            <w:r>
+              <w:t xml:space="preserve"/>
+            </w:r>
+          </w:p>
+          <w:p>
+            <w:pPr>
+              <w:spacing w:after="0" w:line="320"/>
+            </w:pPr>
+            <w:r>
+              <w:t xml:space="preserve"/>
+            </w:r>
+          </w:p>
+          <w:p>
+            <w:pPr>
+              <w:spacing w:after="0" w:line="320"/>
+            </w:pPr>
+            <w:r>
+              <w:t xml:space="preserve"/>
+            </w:r>
+          </w:p>
+          <w:p>
+            <w:pPr>
+              <w:spacing w:after="0" w:line="320"/>
+            </w:pPr>
+            <w:r>
+              <w:t xml:space="preserve"/>
+            </w:r>
+          </w:p>
+        </w:tc>
+      </w:tr>
+    </w:tbl>
+    <w:p>
+      <w:pPr>
+        <w:pStyle w:val="Heading2"/>
+        <w:spacing w:after="80" w:before="180"/>
+      </w:pPr>
+      <w:r>
+        <w:rPr>
+          <w:b/>
+          <w:bCs/>
+          <w:color w:val="12355B"/>
+          <w:sz w:val="24"/>
+          <w:szCs w:val="24"/>
+        </w:rPr>
+        <w:t xml:space="preserve">4. Check Your Explanation</w:t>
+      </w:r>
+      <w:r>
+        <w:rPr>
+          <w:i/>
+          <w:iCs/>
+          <w:color w:val="1FA6A2"/>
+          <w:sz w:val="19"/>
+          <w:szCs w:val="19"/>
+        </w:rPr>
+        <w:t xml:space="preserve">   five quick checks</w:t>
+      </w:r>
+    </w:p>
+    <w:p>
+      <w:pPr>
+        <w:spacing w:after="80"/>
+      </w:pPr>
+      <w:r>
+        <w:rPr>
+          <w:b/>
+          <w:bCs/>
+          <w:color w:val="1FA6A2"/>
+          <w:sz w:val="22"/>
+          <w:szCs w:val="22"/>
+        </w:rPr>
+        <w:t xml:space="preserve">☐  </w:t>
+      </w:r>
+      <w:r>
+        <w:rPr>
+          <w:sz w:val="20"/>
+          <w:szCs w:val="20"/>
+        </w:rPr>
+        <w:t xml:space="preserve">I answered the question.</w:t>
+      </w:r>
+      <w:r>
+        <w:rPr>
+          <w:i/>
+          <w:iCs/>
+          <w:color w:val="5F6F80"/>
+          <w:sz w:val="18"/>
+          <w:szCs w:val="18"/>
+        </w:rPr>
+        <w:br/>
+        <w:t xml:space="preserve">Respondí la pregunta.</w:t>
+      </w:r>
+    </w:p>
+    <w:p>
+      <w:pPr>
+        <w:spacing w:after="80"/>
+      </w:pPr>
+      <w:r>
+        <w:rPr>
+          <w:b/>
+          <w:bCs/>
+          <w:color w:val="1FA6A2"/>
+          <w:sz w:val="22"/>
+          <w:szCs w:val="22"/>
+        </w:rPr>
+        <w:t xml:space="preserve">☐  </w:t>
+      </w:r>
+      <w:r>
+        <w:rPr>
+          <w:sz w:val="20"/>
+          <w:szCs w:val="20"/>
+        </w:rPr>
+        <w:t xml:space="preserve">I used math evidence: numbers, an equation, a model, or a comparison.</w:t>
+      </w:r>
+      <w:r>
+        <w:rPr>
+          <w:i/>
+          <w:iCs/>
+          <w:color w:val="5F6F80"/>
+          <w:sz w:val="18"/>
+          <w:szCs w:val="18"/>
+        </w:rPr>
+        <w:br/>
+        <w:t xml:space="preserve">Usé evidencia matemática: números, una ecuación, un modelo o una comparación.</w:t>
+      </w:r>
+    </w:p>
+    <w:p>
+      <w:pPr>
+        <w:spacing w:after="80"/>
+      </w:pPr>
+      <w:r>
+        <w:rPr>
+          <w:b/>
+          <w:bCs/>
+          <w:color w:val="1FA6A2"/>
+          <w:sz w:val="22"/>
+          <w:szCs w:val="22"/>
+        </w:rPr>
+        <w:t xml:space="preserve">☐  </w:t>
+      </w:r>
+      <w:r>
+        <w:rPr>
+          <w:sz w:val="20"/>
+          <w:szCs w:val="20"/>
+        </w:rPr>
+        <w:t xml:space="preserve">I explained how the evidence proves my answer.</w:t>
+      </w:r>
+      <w:r>
+        <w:rPr>
+          <w:i/>
+          <w:iCs/>
+          <w:color w:val="5F6F80"/>
+          <w:sz w:val="18"/>
+          <w:szCs w:val="18"/>
+        </w:rPr>
+        <w:br/>
+        <w:t xml:space="preserve">Expliqué cómo la evidencia demuestra mi respuesta.</w:t>
+      </w:r>
+    </w:p>
+    <w:p>
+      <w:pPr>
+        <w:spacing w:after="80"/>
+      </w:pPr>
+      <w:r>
+        <w:rPr>
+          <w:b/>
+          <w:bCs/>
+          <w:color w:val="1FA6A2"/>
+          <w:sz w:val="22"/>
+          <w:szCs w:val="22"/>
+        </w:rPr>
+        <w:t xml:space="preserve">☐  </w:t>
+      </w:r>
+      <w:r>
+        <w:rPr>
+          <w:sz w:val="20"/>
+          <w:szCs w:val="20"/>
+        </w:rPr>
+        <w:t xml:space="preserve">I used at least two math words.</w:t>
+      </w:r>
+      <w:r>
+        <w:rPr>
+          <w:i/>
+          <w:iCs/>
+          <w:color w:val="5F6F80"/>
+          <w:sz w:val="18"/>
+          <w:szCs w:val="18"/>
+        </w:rPr>
+        <w:br/>
+        <w:t xml:space="preserve">Usé por lo menos dos palabras matemáticas.</w:t>
+      </w:r>
+    </w:p>
+    <w:p>
+      <w:pPr>
+        <w:spacing w:after="80"/>
+      </w:pPr>
+      <w:r>
+        <w:rPr>
+          <w:b/>
+          <w:bCs/>
+          <w:color w:val="1FA6A2"/>
+          <w:sz w:val="22"/>
+          <w:szCs w:val="22"/>
+        </w:rPr>
+        <w:t xml:space="preserve">☐  </w:t>
+      </w:r>
+      <w:r>
+        <w:rPr>
+          <w:sz w:val="20"/>
+          <w:szCs w:val="20"/>
+        </w:rPr>
+        <w:t xml:space="preserve">I reread complete sentences and punctuation.</w:t>
+      </w:r>
+      <w:r>
+        <w:rPr>
+          <w:i/>
+          <w:iCs/>
+          <w:color w:val="5F6F80"/>
+          <w:sz w:val="18"/>
+          <w:szCs w:val="18"/>
+        </w:rPr>
+        <w:br/>
+        <w:t xml:space="preserve">Volví a leer mis oraciones completas y la puntuación.</w:t>
       </w:r>
     </w:p>
     <w:p>

--- a/lessons/3-7/downloads/3-7-notes.docx
+++ b/lessons/3-7/downloads/3-7-notes.docx
@@ -30,7 +30,7 @@
           <w:sz w:val="44"/>
           <w:szCs w:val="44"/>
         </w:rPr>
-        <w:t xml:space="preserve">Ratio and Rate Problem Solving</w:t>
+        <w:t xml:space="preserve">Ratio Reasoning: Convert Measurements Between Systems</w:t>
       </w:r>
     </w:p>
     <w:p>
@@ -351,7 +351,7 @@
                 <w:sz w:val="24"/>
                 <w:szCs w:val="24"/>
               </w:rPr>
-              <w:t xml:space="preserve">Rate</w:t>
+              <w:t xml:space="preserve">Ratio and Rate Problem Solving</w:t>
             </w:r>
             <w:r>
               <w:rPr>
@@ -361,7 +361,7 @@
                 <w:sz w:val="19"/>
                 <w:szCs w:val="19"/>
               </w:rPr>
-              <w:t xml:space="preserve">   Tasa</w:t>
+              <w:t xml:space="preserve">   Resolución de problemas de razones y tasas</w:t>
             </w:r>
           </w:p>
           <w:p>
@@ -373,7 +373,7 @@
                 <w:sz w:val="21"/>
                 <w:szCs w:val="21"/>
               </w:rPr>
-              <w:t xml:space="preserve">A ratio comparing two amounts with different units, like miles per hour.</w:t>
+              <w:t xml:space="preserve">Use ratios and rates to compare quantities and solve real-world problems.</w:t>
             </w:r>
           </w:p>
           <w:p>
@@ -398,315 +398,7 @@
                 <w:sz w:val="18"/>
                 <w:szCs w:val="18"/>
               </w:rPr>
-              <w:t xml:space="preserve">$12 for 4 pounds → dollars per pound</w:t>
-            </w:r>
-          </w:p>
-        </w:tc>
-      </w:tr>
-    </w:tbl>
-    <w:tbl>
-      <w:tblPr>
-        <w:tblW w:type="pct" w:w="100%"/>
-        <w:tblBorders>
-          <w:top w:val="none" w:color="FFFFFF" w:sz="0"/>
-          <w:left w:val="none" w:color="FFFFFF" w:sz="0"/>
-          <w:bottom w:val="single" w:color="C7D2DD" w:sz="4"/>
-          <w:right w:val="none" w:color="FFFFFF" w:sz="0"/>
-          <w:insideH w:val="none" w:color="FFFFFF" w:sz="0"/>
-          <w:insideV w:val="none" w:color="FFFFFF" w:sz="0"/>
-        </w:tblBorders>
-      </w:tblPr>
-      <w:tblGrid>
-        <w:gridCol w:w="1800"/>
-        <w:gridCol w:w="7560"/>
-      </w:tblGrid>
-      <w:tr>
-        <w:trPr>
-          <w:cantSplit/>
-        </w:trPr>
-        <w:tc>
-          <w:tcPr>
-            <w:tcW w:type="dxa" w:w="1800"/>
-            <w:tcMar>
-              <w:top w:type="dxa" w:w="100"/>
-              <w:left w:type="dxa" w:w="40"/>
-              <w:bottom w:type="dxa" w:w="100"/>
-              <w:right w:type="dxa" w:w="120"/>
-            </w:tcMar>
-            <w:vAlign w:val="center"/>
-          </w:tcPr>
-          <w:p>
-            <w:pPr>
-              <w:spacing w:after="0"/>
-              <w:jc w:val="center"/>
-            </w:pPr>
-            <w:r>
-              <w:drawing>
-                <wp:inline distT="0" distB="0" distL="0" distR="0">
-                  <wp:extent cx="1047750" cy="790575"/>
-                  <wp:effectExtent t="0" r="0" b="0" l="0"/>
-                  <wp:docPr id="1" name="" descr="" title=""/>
-                  <wp:cNvGraphicFramePr>
-                    <a:graphicFrameLocks xmlns:a="http://schemas.openxmlformats.org/drawingml/2006/main" noChangeAspect="1"/>
-                  </wp:cNvGraphicFramePr>
-                  <a:graphic xmlns:a="http://schemas.openxmlformats.org/drawingml/2006/main">
-                    <a:graphicData uri="http://schemas.openxmlformats.org/drawingml/2006/picture">
-                      <pic:pic xmlns:pic="http://schemas.openxmlformats.org/drawingml/2006/picture">
-                        <pic:nvPicPr>
-                          <pic:cNvPr id="0" name="" descr=""/>
-                          <pic:cNvPicPr>
-                            <a:picLocks noChangeAspect="1" noChangeArrowheads="1"/>
-                          </pic:cNvPicPr>
-                        </pic:nvPicPr>
-                        <pic:blipFill>
-                          <a:blip r:embed="rId9" cstate="none"/>
-                          <a:srcRect/>
-                          <a:stretch>
-                            <a:fillRect/>
-                          </a:stretch>
-                        </pic:blipFill>
-                        <pic:spPr bwMode="auto">
-                          <a:xfrm>
-                            <a:off x="0" y="0"/>
-                            <a:ext cx="1047750" cy="790575"/>
-                          </a:xfrm>
-                          <a:prstGeom prst="rect">
-                            <a:avLst/>
-                          </a:prstGeom>
-                        </pic:spPr>
-                      </pic:pic>
-                    </a:graphicData>
-                  </a:graphic>
-                </wp:inline>
-              </w:drawing>
-            </w:r>
-          </w:p>
-        </w:tc>
-        <w:tc>
-          <w:tcPr>
-            <w:tcW w:type="dxa" w:w="7560"/>
-            <w:tcMar>
-              <w:top w:type="dxa" w:w="100"/>
-              <w:left w:type="dxa" w:w="40"/>
-              <w:bottom w:type="dxa" w:w="100"/>
-              <w:right w:type="dxa" w:w="40"/>
-            </w:tcMar>
-            <w:vAlign w:val="center"/>
-          </w:tcPr>
-          <w:p>
-            <w:pPr>
-              <w:spacing w:after="50"/>
-            </w:pPr>
-            <w:r>
-              <w:rPr>
-                <w:b/>
-                <w:bCs/>
-                <w:color w:val="12355B"/>
-                <w:sz w:val="24"/>
-                <w:szCs w:val="24"/>
-              </w:rPr>
-              <w:t xml:space="preserve">Unit rate</w:t>
-            </w:r>
-            <w:r>
-              <w:rPr>
-                <w:i/>
-                <w:iCs/>
-                <w:color w:val="5F6F80"/>
-                <w:sz w:val="19"/>
-                <w:szCs w:val="19"/>
-              </w:rPr>
-              <w:t xml:space="preserve">   Tasa unitaria</w:t>
-            </w:r>
-          </w:p>
-          <w:p>
-            <w:pPr>
-              <w:spacing w:after="40"/>
-            </w:pPr>
-            <w:r>
-              <w:rPr>
-                <w:sz w:val="21"/>
-                <w:szCs w:val="21"/>
-              </w:rPr>
-              <w:t xml:space="preserve">A rate for just 1 of something, like cost for 1 item.</w:t>
-            </w:r>
-          </w:p>
-          <w:p>
-            <w:pPr>
-              <w:spacing w:after="0"/>
-            </w:pPr>
-            <w:r>
-              <w:rPr>
-                <w:b/>
-                <w:bCs/>
-                <w:color w:val="1FA6A2"/>
-                <w:sz w:val="18"/>
-                <w:szCs w:val="18"/>
-              </w:rPr>
-              <w:t xml:space="preserve">Example:  </w:t>
-            </w:r>
-            <w:r>
-              <w:rPr>
-                <w:i/>
-                <w:iCs/>
-                <w:color w:val="5F6F80"/>
-                <w:sz w:val="18"/>
-                <w:szCs w:val="18"/>
-              </w:rPr>
-              <w:t xml:space="preserve">$12 ÷ 4 = $3 per 1 pound</w:t>
-            </w:r>
-          </w:p>
-        </w:tc>
-      </w:tr>
-    </w:tbl>
-    <w:tbl>
-      <w:tblPr>
-        <w:tblW w:type="pct" w:w="100%"/>
-        <w:tblBorders>
-          <w:top w:val="none" w:color="FFFFFF" w:sz="0"/>
-          <w:left w:val="none" w:color="FFFFFF" w:sz="0"/>
-          <w:bottom w:val="single" w:color="C7D2DD" w:sz="4"/>
-          <w:right w:val="none" w:color="FFFFFF" w:sz="0"/>
-          <w:insideH w:val="none" w:color="FFFFFF" w:sz="0"/>
-          <w:insideV w:val="none" w:color="FFFFFF" w:sz="0"/>
-        </w:tblBorders>
-      </w:tblPr>
-      <w:tblGrid>
-        <w:gridCol w:w="1800"/>
-        <w:gridCol w:w="7560"/>
-      </w:tblGrid>
-      <w:tr>
-        <w:trPr>
-          <w:cantSplit/>
-        </w:trPr>
-        <w:tc>
-          <w:tcPr>
-            <w:tcW w:type="dxa" w:w="1800"/>
-            <w:tcMar>
-              <w:top w:type="dxa" w:w="100"/>
-              <w:left w:type="dxa" w:w="40"/>
-              <w:bottom w:type="dxa" w:w="100"/>
-              <w:right w:type="dxa" w:w="120"/>
-            </w:tcMar>
-            <w:vAlign w:val="center"/>
-          </w:tcPr>
-          <w:p>
-            <w:pPr>
-              <w:spacing w:after="0"/>
-              <w:jc w:val="center"/>
-            </w:pPr>
-            <w:r>
-              <w:drawing>
-                <wp:inline distT="0" distB="0" distL="0" distR="0">
-                  <wp:extent cx="1047750" cy="790575"/>
-                  <wp:effectExtent t="0" r="0" b="0" l="0"/>
-                  <wp:docPr id="1" name="" descr="" title=""/>
-                  <wp:cNvGraphicFramePr>
-                    <a:graphicFrameLocks xmlns:a="http://schemas.openxmlformats.org/drawingml/2006/main" noChangeAspect="1"/>
-                  </wp:cNvGraphicFramePr>
-                  <a:graphic xmlns:a="http://schemas.openxmlformats.org/drawingml/2006/main">
-                    <a:graphicData uri="http://schemas.openxmlformats.org/drawingml/2006/picture">
-                      <pic:pic xmlns:pic="http://schemas.openxmlformats.org/drawingml/2006/picture">
-                        <pic:nvPicPr>
-                          <pic:cNvPr id="0" name="" descr=""/>
-                          <pic:cNvPicPr>
-                            <a:picLocks noChangeAspect="1" noChangeArrowheads="1"/>
-                          </pic:cNvPicPr>
-                        </pic:nvPicPr>
-                        <pic:blipFill>
-                          <a:blip r:embed="rId9" cstate="none"/>
-                          <a:srcRect/>
-                          <a:stretch>
-                            <a:fillRect/>
-                          </a:stretch>
-                        </pic:blipFill>
-                        <pic:spPr bwMode="auto">
-                          <a:xfrm>
-                            <a:off x="0" y="0"/>
-                            <a:ext cx="1047750" cy="790575"/>
-                          </a:xfrm>
-                          <a:prstGeom prst="rect">
-                            <a:avLst/>
-                          </a:prstGeom>
-                        </pic:spPr>
-                      </pic:pic>
-                    </a:graphicData>
-                  </a:graphic>
-                </wp:inline>
-              </w:drawing>
-            </w:r>
-          </w:p>
-        </w:tc>
-        <w:tc>
-          <w:tcPr>
-            <w:tcW w:type="dxa" w:w="7560"/>
-            <w:tcMar>
-              <w:top w:type="dxa" w:w="100"/>
-              <w:left w:type="dxa" w:w="40"/>
-              <w:bottom w:type="dxa" w:w="100"/>
-              <w:right w:type="dxa" w:w="40"/>
-            </w:tcMar>
-            <w:vAlign w:val="center"/>
-          </w:tcPr>
-          <w:p>
-            <w:pPr>
-              <w:spacing w:after="50"/>
-            </w:pPr>
-            <w:r>
-              <w:rPr>
-                <w:b/>
-                <w:bCs/>
-                <w:color w:val="12355B"/>
-                <w:sz w:val="24"/>
-                <w:szCs w:val="24"/>
-              </w:rPr>
-              <w:t xml:space="preserve">Per</w:t>
-            </w:r>
-            <w:r>
-              <w:rPr>
-                <w:i/>
-                <w:iCs/>
-                <w:color w:val="5F6F80"/>
-                <w:sz w:val="19"/>
-                <w:szCs w:val="19"/>
-              </w:rPr>
-              <w:t xml:space="preserve">   Por</w:t>
-            </w:r>
-          </w:p>
-          <w:p>
-            <w:pPr>
-              <w:spacing w:after="40"/>
-            </w:pPr>
-            <w:r>
-              <w:rPr>
-                <w:sz w:val="21"/>
-                <w:szCs w:val="21"/>
-              </w:rPr>
-              <w:t xml:space="preserve">For each one. Example: 5 dollars per book.</w:t>
-            </w:r>
-          </w:p>
-          <w:p>
-            <w:pPr>
-              <w:spacing w:after="0"/>
-            </w:pPr>
-            <w:r>
-              <w:rPr>
-                <w:b/>
-                <w:bCs/>
-                <w:color w:val="1FA6A2"/>
-                <w:sz w:val="18"/>
-                <w:szCs w:val="18"/>
-              </w:rPr>
-              <w:t xml:space="preserve">Example:  </w:t>
-            </w:r>
-            <w:r>
-              <w:rPr>
-                <w:i/>
-                <w:iCs/>
-                <w:color w:val="5F6F80"/>
-                <w:sz w:val="18"/>
-                <w:szCs w:val="18"/>
-              </w:rPr>
-              <w:t xml:space="preserve">60 miles per hour, $5 per ticket</w:t>
+              <w:t xml:space="preserve">Cost = number of items × cost per item.</w:t>
             </w:r>
           </w:p>
         </w:tc>
@@ -813,7 +505,7 @@
                 <w:sz w:val="24"/>
                 <w:szCs w:val="24"/>
               </w:rPr>
-              <w:t xml:space="preserve">Problem solving</w:t>
+              <w:t xml:space="preserve">Rate</w:t>
             </w:r>
             <w:r>
               <w:rPr>
@@ -823,7 +515,7 @@
                 <w:sz w:val="19"/>
                 <w:szCs w:val="19"/>
               </w:rPr>
-              <w:t xml:space="preserve">   Resolución de problemas</w:t>
+              <w:t xml:space="preserve">   Tasa</w:t>
             </w:r>
           </w:p>
           <w:p>
@@ -835,7 +527,7 @@
                 <w:sz w:val="21"/>
                 <w:szCs w:val="21"/>
               </w:rPr>
-              <w:t xml:space="preserve">Using ratios and rates to find a missing amount.</w:t>
+              <w:t xml:space="preserve">A ratio comparing two amounts with different units, like miles per hour.</w:t>
             </w:r>
           </w:p>
           <w:p>
@@ -860,7 +552,315 @@
                 <w:sz w:val="18"/>
                 <w:szCs w:val="18"/>
               </w:rPr>
-              <w:t xml:space="preserve">Set up → Plan → Solve → Check</w:t>
+              <w:t xml:space="preserve">$12 for 4 pounds → dollars per pound</w:t>
+            </w:r>
+          </w:p>
+        </w:tc>
+      </w:tr>
+    </w:tbl>
+    <w:tbl>
+      <w:tblPr>
+        <w:tblW w:type="pct" w:w="100%"/>
+        <w:tblBorders>
+          <w:top w:val="none" w:color="FFFFFF" w:sz="0"/>
+          <w:left w:val="none" w:color="FFFFFF" w:sz="0"/>
+          <w:bottom w:val="single" w:color="C7D2DD" w:sz="4"/>
+          <w:right w:val="none" w:color="FFFFFF" w:sz="0"/>
+          <w:insideH w:val="none" w:color="FFFFFF" w:sz="0"/>
+          <w:insideV w:val="none" w:color="FFFFFF" w:sz="0"/>
+        </w:tblBorders>
+      </w:tblPr>
+      <w:tblGrid>
+        <w:gridCol w:w="1800"/>
+        <w:gridCol w:w="7560"/>
+      </w:tblGrid>
+      <w:tr>
+        <w:trPr>
+          <w:cantSplit/>
+        </w:trPr>
+        <w:tc>
+          <w:tcPr>
+            <w:tcW w:type="dxa" w:w="1800"/>
+            <w:tcMar>
+              <w:top w:type="dxa" w:w="100"/>
+              <w:left w:type="dxa" w:w="40"/>
+              <w:bottom w:type="dxa" w:w="100"/>
+              <w:right w:type="dxa" w:w="120"/>
+            </w:tcMar>
+            <w:vAlign w:val="center"/>
+          </w:tcPr>
+          <w:p>
+            <w:pPr>
+              <w:spacing w:after="0"/>
+              <w:jc w:val="center"/>
+            </w:pPr>
+            <w:r>
+              <w:drawing>
+                <wp:inline distT="0" distB="0" distL="0" distR="0">
+                  <wp:extent cx="1047750" cy="790575"/>
+                  <wp:effectExtent t="0" r="0" b="0" l="0"/>
+                  <wp:docPr id="1" name="" descr="" title=""/>
+                  <wp:cNvGraphicFramePr>
+                    <a:graphicFrameLocks xmlns:a="http://schemas.openxmlformats.org/drawingml/2006/main" noChangeAspect="1"/>
+                  </wp:cNvGraphicFramePr>
+                  <a:graphic xmlns:a="http://schemas.openxmlformats.org/drawingml/2006/main">
+                    <a:graphicData uri="http://schemas.openxmlformats.org/drawingml/2006/picture">
+                      <pic:pic xmlns:pic="http://schemas.openxmlformats.org/drawingml/2006/picture">
+                        <pic:nvPicPr>
+                          <pic:cNvPr id="0" name="" descr=""/>
+                          <pic:cNvPicPr>
+                            <a:picLocks noChangeAspect="1" noChangeArrowheads="1"/>
+                          </pic:cNvPicPr>
+                        </pic:nvPicPr>
+                        <pic:blipFill>
+                          <a:blip r:embed="rId10" cstate="none"/>
+                          <a:srcRect/>
+                          <a:stretch>
+                            <a:fillRect/>
+                          </a:stretch>
+                        </pic:blipFill>
+                        <pic:spPr bwMode="auto">
+                          <a:xfrm>
+                            <a:off x="0" y="0"/>
+                            <a:ext cx="1047750" cy="790575"/>
+                          </a:xfrm>
+                          <a:prstGeom prst="rect">
+                            <a:avLst/>
+                          </a:prstGeom>
+                        </pic:spPr>
+                      </pic:pic>
+                    </a:graphicData>
+                  </a:graphic>
+                </wp:inline>
+              </w:drawing>
+            </w:r>
+          </w:p>
+        </w:tc>
+        <w:tc>
+          <w:tcPr>
+            <w:tcW w:type="dxa" w:w="7560"/>
+            <w:tcMar>
+              <w:top w:type="dxa" w:w="100"/>
+              <w:left w:type="dxa" w:w="40"/>
+              <w:bottom w:type="dxa" w:w="100"/>
+              <w:right w:type="dxa" w:w="40"/>
+            </w:tcMar>
+            <w:vAlign w:val="center"/>
+          </w:tcPr>
+          <w:p>
+            <w:pPr>
+              <w:spacing w:after="50"/>
+            </w:pPr>
+            <w:r>
+              <w:rPr>
+                <w:b/>
+                <w:bCs/>
+                <w:color w:val="12355B"/>
+                <w:sz w:val="24"/>
+                <w:szCs w:val="24"/>
+              </w:rPr>
+              <w:t xml:space="preserve">Unit rate</w:t>
+            </w:r>
+            <w:r>
+              <w:rPr>
+                <w:i/>
+                <w:iCs/>
+                <w:color w:val="5F6F80"/>
+                <w:sz w:val="19"/>
+                <w:szCs w:val="19"/>
+              </w:rPr>
+              <w:t xml:space="preserve">   Tasa unitaria</w:t>
+            </w:r>
+          </w:p>
+          <w:p>
+            <w:pPr>
+              <w:spacing w:after="40"/>
+            </w:pPr>
+            <w:r>
+              <w:rPr>
+                <w:sz w:val="21"/>
+                <w:szCs w:val="21"/>
+              </w:rPr>
+              <w:t xml:space="preserve">A rate for just 1 of something, like cost for 1 item.</w:t>
+            </w:r>
+          </w:p>
+          <w:p>
+            <w:pPr>
+              <w:spacing w:after="0"/>
+            </w:pPr>
+            <w:r>
+              <w:rPr>
+                <w:b/>
+                <w:bCs/>
+                <w:color w:val="1FA6A2"/>
+                <w:sz w:val="18"/>
+                <w:szCs w:val="18"/>
+              </w:rPr>
+              <w:t xml:space="preserve">Example:  </w:t>
+            </w:r>
+            <w:r>
+              <w:rPr>
+                <w:i/>
+                <w:iCs/>
+                <w:color w:val="5F6F80"/>
+                <w:sz w:val="18"/>
+                <w:szCs w:val="18"/>
+              </w:rPr>
+              <w:t xml:space="preserve">$12 ÷ 4 = $3 per 1 pound</w:t>
+            </w:r>
+          </w:p>
+        </w:tc>
+      </w:tr>
+    </w:tbl>
+    <w:tbl>
+      <w:tblPr>
+        <w:tblW w:type="pct" w:w="100%"/>
+        <w:tblBorders>
+          <w:top w:val="none" w:color="FFFFFF" w:sz="0"/>
+          <w:left w:val="none" w:color="FFFFFF" w:sz="0"/>
+          <w:bottom w:val="single" w:color="C7D2DD" w:sz="4"/>
+          <w:right w:val="none" w:color="FFFFFF" w:sz="0"/>
+          <w:insideH w:val="none" w:color="FFFFFF" w:sz="0"/>
+          <w:insideV w:val="none" w:color="FFFFFF" w:sz="0"/>
+        </w:tblBorders>
+      </w:tblPr>
+      <w:tblGrid>
+        <w:gridCol w:w="1800"/>
+        <w:gridCol w:w="7560"/>
+      </w:tblGrid>
+      <w:tr>
+        <w:trPr>
+          <w:cantSplit/>
+        </w:trPr>
+        <w:tc>
+          <w:tcPr>
+            <w:tcW w:type="dxa" w:w="1800"/>
+            <w:tcMar>
+              <w:top w:type="dxa" w:w="100"/>
+              <w:left w:type="dxa" w:w="40"/>
+              <w:bottom w:type="dxa" w:w="100"/>
+              <w:right w:type="dxa" w:w="120"/>
+            </w:tcMar>
+            <w:vAlign w:val="center"/>
+          </w:tcPr>
+          <w:p>
+            <w:pPr>
+              <w:spacing w:after="0"/>
+              <w:jc w:val="center"/>
+            </w:pPr>
+            <w:r>
+              <w:drawing>
+                <wp:inline distT="0" distB="0" distL="0" distR="0">
+                  <wp:extent cx="1047750" cy="790575"/>
+                  <wp:effectExtent t="0" r="0" b="0" l="0"/>
+                  <wp:docPr id="1" name="" descr="" title=""/>
+                  <wp:cNvGraphicFramePr>
+                    <a:graphicFrameLocks xmlns:a="http://schemas.openxmlformats.org/drawingml/2006/main" noChangeAspect="1"/>
+                  </wp:cNvGraphicFramePr>
+                  <a:graphic xmlns:a="http://schemas.openxmlformats.org/drawingml/2006/main">
+                    <a:graphicData uri="http://schemas.openxmlformats.org/drawingml/2006/picture">
+                      <pic:pic xmlns:pic="http://schemas.openxmlformats.org/drawingml/2006/picture">
+                        <pic:nvPicPr>
+                          <pic:cNvPr id="0" name="" descr=""/>
+                          <pic:cNvPicPr>
+                            <a:picLocks noChangeAspect="1" noChangeArrowheads="1"/>
+                          </pic:cNvPicPr>
+                        </pic:nvPicPr>
+                        <pic:blipFill>
+                          <a:blip r:embed="rId10" cstate="none"/>
+                          <a:srcRect/>
+                          <a:stretch>
+                            <a:fillRect/>
+                          </a:stretch>
+                        </pic:blipFill>
+                        <pic:spPr bwMode="auto">
+                          <a:xfrm>
+                            <a:off x="0" y="0"/>
+                            <a:ext cx="1047750" cy="790575"/>
+                          </a:xfrm>
+                          <a:prstGeom prst="rect">
+                            <a:avLst/>
+                          </a:prstGeom>
+                        </pic:spPr>
+                      </pic:pic>
+                    </a:graphicData>
+                  </a:graphic>
+                </wp:inline>
+              </w:drawing>
+            </w:r>
+          </w:p>
+        </w:tc>
+        <w:tc>
+          <w:tcPr>
+            <w:tcW w:type="dxa" w:w="7560"/>
+            <w:tcMar>
+              <w:top w:type="dxa" w:w="100"/>
+              <w:left w:type="dxa" w:w="40"/>
+              <w:bottom w:type="dxa" w:w="100"/>
+              <w:right w:type="dxa" w:w="40"/>
+            </w:tcMar>
+            <w:vAlign w:val="center"/>
+          </w:tcPr>
+          <w:p>
+            <w:pPr>
+              <w:spacing w:after="50"/>
+            </w:pPr>
+            <w:r>
+              <w:rPr>
+                <w:b/>
+                <w:bCs/>
+                <w:color w:val="12355B"/>
+                <w:sz w:val="24"/>
+                <w:szCs w:val="24"/>
+              </w:rPr>
+              <w:t xml:space="preserve">Per</w:t>
+            </w:r>
+            <w:r>
+              <w:rPr>
+                <w:i/>
+                <w:iCs/>
+                <w:color w:val="5F6F80"/>
+                <w:sz w:val="19"/>
+                <w:szCs w:val="19"/>
+              </w:rPr>
+              <w:t xml:space="preserve">   Por</w:t>
+            </w:r>
+          </w:p>
+          <w:p>
+            <w:pPr>
+              <w:spacing w:after="40"/>
+            </w:pPr>
+            <w:r>
+              <w:rPr>
+                <w:sz w:val="21"/>
+                <w:szCs w:val="21"/>
+              </w:rPr>
+              <w:t xml:space="preserve">For each one. Example: 5 dollars per book.</w:t>
+            </w:r>
+          </w:p>
+          <w:p>
+            <w:pPr>
+              <w:spacing w:after="0"/>
+            </w:pPr>
+            <w:r>
+              <w:rPr>
+                <w:b/>
+                <w:bCs/>
+                <w:color w:val="1FA6A2"/>
+                <w:sz w:val="18"/>
+                <w:szCs w:val="18"/>
+              </w:rPr>
+              <w:t xml:space="preserve">Example:  </w:t>
+            </w:r>
+            <w:r>
+              <w:rPr>
+                <w:i/>
+                <w:iCs/>
+                <w:color w:val="5F6F80"/>
+                <w:sz w:val="18"/>
+                <w:szCs w:val="18"/>
+              </w:rPr>
+              <w:t xml:space="preserve">60 miles per hour, $5 per ticket</w:t>
             </w:r>
           </w:p>
         </w:tc>
@@ -967,7 +967,7 @@
                 <w:sz w:val="24"/>
                 <w:szCs w:val="24"/>
               </w:rPr>
-              <w:t xml:space="preserve">Proportion</w:t>
+              <w:t xml:space="preserve">Problem solving</w:t>
             </w:r>
             <w:r>
               <w:rPr>
@@ -977,7 +977,7 @@
                 <w:sz w:val="19"/>
                 <w:szCs w:val="19"/>
               </w:rPr>
-              <w:t xml:space="preserve">   Proporción</w:t>
+              <w:t xml:space="preserve">   Resolución de problemas</w:t>
             </w:r>
           </w:p>
           <w:p>
@@ -989,7 +989,7 @@
                 <w:sz w:val="21"/>
                 <w:szCs w:val="21"/>
               </w:rPr>
-              <w:t xml:space="preserve">A math sentence saying two ratios are equal. It helps find a missing number.</w:t>
+              <w:t xml:space="preserve">Using ratios and rates to find a missing amount.</w:t>
             </w:r>
           </w:p>
           <w:p>
@@ -1014,7 +1014,315 @@
                 <w:sz w:val="18"/>
                 <w:szCs w:val="18"/>
               </w:rPr>
+              <w:t xml:space="preserve">Set up → Plan → Solve → Check</w:t>
+            </w:r>
+          </w:p>
+        </w:tc>
+      </w:tr>
+    </w:tbl>
+    <w:tbl>
+      <w:tblPr>
+        <w:tblW w:type="pct" w:w="100%"/>
+        <w:tblBorders>
+          <w:top w:val="none" w:color="FFFFFF" w:sz="0"/>
+          <w:left w:val="none" w:color="FFFFFF" w:sz="0"/>
+          <w:bottom w:val="single" w:color="C7D2DD" w:sz="4"/>
+          <w:right w:val="none" w:color="FFFFFF" w:sz="0"/>
+          <w:insideH w:val="none" w:color="FFFFFF" w:sz="0"/>
+          <w:insideV w:val="none" w:color="FFFFFF" w:sz="0"/>
+        </w:tblBorders>
+      </w:tblPr>
+      <w:tblGrid>
+        <w:gridCol w:w="1800"/>
+        <w:gridCol w:w="7560"/>
+      </w:tblGrid>
+      <w:tr>
+        <w:trPr>
+          <w:cantSplit/>
+        </w:trPr>
+        <w:tc>
+          <w:tcPr>
+            <w:tcW w:type="dxa" w:w="1800"/>
+            <w:tcMar>
+              <w:top w:type="dxa" w:w="100"/>
+              <w:left w:type="dxa" w:w="40"/>
+              <w:bottom w:type="dxa" w:w="100"/>
+              <w:right w:type="dxa" w:w="120"/>
+            </w:tcMar>
+            <w:vAlign w:val="center"/>
+          </w:tcPr>
+          <w:p>
+            <w:pPr>
+              <w:spacing w:after="0"/>
+              <w:jc w:val="center"/>
+            </w:pPr>
+            <w:r>
+              <w:drawing>
+                <wp:inline distT="0" distB="0" distL="0" distR="0">
+                  <wp:extent cx="1047750" cy="790575"/>
+                  <wp:effectExtent t="0" r="0" b="0" l="0"/>
+                  <wp:docPr id="1" name="" descr="" title=""/>
+                  <wp:cNvGraphicFramePr>
+                    <a:graphicFrameLocks xmlns:a="http://schemas.openxmlformats.org/drawingml/2006/main" noChangeAspect="1"/>
+                  </wp:cNvGraphicFramePr>
+                  <a:graphic xmlns:a="http://schemas.openxmlformats.org/drawingml/2006/main">
+                    <a:graphicData uri="http://schemas.openxmlformats.org/drawingml/2006/picture">
+                      <pic:pic xmlns:pic="http://schemas.openxmlformats.org/drawingml/2006/picture">
+                        <pic:nvPicPr>
+                          <pic:cNvPr id="0" name="" descr=""/>
+                          <pic:cNvPicPr>
+                            <a:picLocks noChangeAspect="1" noChangeArrowheads="1"/>
+                          </pic:cNvPicPr>
+                        </pic:nvPicPr>
+                        <pic:blipFill>
+                          <a:blip r:embed="rId12" cstate="none"/>
+                          <a:srcRect/>
+                          <a:stretch>
+                            <a:fillRect/>
+                          </a:stretch>
+                        </pic:blipFill>
+                        <pic:spPr bwMode="auto">
+                          <a:xfrm>
+                            <a:off x="0" y="0"/>
+                            <a:ext cx="1047750" cy="790575"/>
+                          </a:xfrm>
+                          <a:prstGeom prst="rect">
+                            <a:avLst/>
+                          </a:prstGeom>
+                        </pic:spPr>
+                      </pic:pic>
+                    </a:graphicData>
+                  </a:graphic>
+                </wp:inline>
+              </w:drawing>
+            </w:r>
+          </w:p>
+        </w:tc>
+        <w:tc>
+          <w:tcPr>
+            <w:tcW w:type="dxa" w:w="7560"/>
+            <w:tcMar>
+              <w:top w:type="dxa" w:w="100"/>
+              <w:left w:type="dxa" w:w="40"/>
+              <w:bottom w:type="dxa" w:w="100"/>
+              <w:right w:type="dxa" w:w="40"/>
+            </w:tcMar>
+            <w:vAlign w:val="center"/>
+          </w:tcPr>
+          <w:p>
+            <w:pPr>
+              <w:spacing w:after="50"/>
+            </w:pPr>
+            <w:r>
+              <w:rPr>
+                <w:b/>
+                <w:bCs/>
+                <w:color w:val="12355B"/>
+                <w:sz w:val="24"/>
+                <w:szCs w:val="24"/>
+              </w:rPr>
+              <w:t xml:space="preserve">Proportion</w:t>
+            </w:r>
+            <w:r>
+              <w:rPr>
+                <w:i/>
+                <w:iCs/>
+                <w:color w:val="5F6F80"/>
+                <w:sz w:val="19"/>
+                <w:szCs w:val="19"/>
+              </w:rPr>
+              <w:t xml:space="preserve">   Proporción</w:t>
+            </w:r>
+          </w:p>
+          <w:p>
+            <w:pPr>
+              <w:spacing w:after="40"/>
+            </w:pPr>
+            <w:r>
+              <w:rPr>
+                <w:sz w:val="21"/>
+                <w:szCs w:val="21"/>
+              </w:rPr>
+              <w:t xml:space="preserve">A math sentence saying two ratios are equal. It helps find a missing number.</w:t>
+            </w:r>
+          </w:p>
+          <w:p>
+            <w:pPr>
+              <w:spacing w:after="0"/>
+            </w:pPr>
+            <w:r>
+              <w:rPr>
+                <w:b/>
+                <w:bCs/>
+                <w:color w:val="1FA6A2"/>
+                <w:sz w:val="18"/>
+                <w:szCs w:val="18"/>
+              </w:rPr>
+              <w:t xml:space="preserve">Example:  </w:t>
+            </w:r>
+            <w:r>
+              <w:rPr>
+                <w:i/>
+                <w:iCs/>
+                <w:color w:val="5F6F80"/>
+                <w:sz w:val="18"/>
+                <w:szCs w:val="18"/>
+              </w:rPr>
               <w:t xml:space="preserve">3/5 = x/20 → x = 12</w:t>
+            </w:r>
+          </w:p>
+        </w:tc>
+      </w:tr>
+    </w:tbl>
+    <w:tbl>
+      <w:tblPr>
+        <w:tblW w:type="pct" w:w="100%"/>
+        <w:tblBorders>
+          <w:top w:val="none" w:color="FFFFFF" w:sz="0"/>
+          <w:left w:val="none" w:color="FFFFFF" w:sz="0"/>
+          <w:bottom w:val="single" w:color="C7D2DD" w:sz="4"/>
+          <w:right w:val="none" w:color="FFFFFF" w:sz="0"/>
+          <w:insideH w:val="none" w:color="FFFFFF" w:sz="0"/>
+          <w:insideV w:val="none" w:color="FFFFFF" w:sz="0"/>
+        </w:tblBorders>
+      </w:tblPr>
+      <w:tblGrid>
+        <w:gridCol w:w="1800"/>
+        <w:gridCol w:w="7560"/>
+      </w:tblGrid>
+      <w:tr>
+        <w:trPr>
+          <w:cantSplit/>
+        </w:trPr>
+        <w:tc>
+          <w:tcPr>
+            <w:tcW w:type="dxa" w:w="1800"/>
+            <w:tcMar>
+              <w:top w:type="dxa" w:w="100"/>
+              <w:left w:type="dxa" w:w="40"/>
+              <w:bottom w:type="dxa" w:w="100"/>
+              <w:right w:type="dxa" w:w="120"/>
+            </w:tcMar>
+            <w:vAlign w:val="center"/>
+          </w:tcPr>
+          <w:p>
+            <w:pPr>
+              <w:spacing w:after="0"/>
+              <w:jc w:val="center"/>
+            </w:pPr>
+            <w:r>
+              <w:drawing>
+                <wp:inline distT="0" distB="0" distL="0" distR="0">
+                  <wp:extent cx="1047750" cy="790575"/>
+                  <wp:effectExtent t="0" r="0" b="0" l="0"/>
+                  <wp:docPr id="1" name="" descr="" title=""/>
+                  <wp:cNvGraphicFramePr>
+                    <a:graphicFrameLocks xmlns:a="http://schemas.openxmlformats.org/drawingml/2006/main" noChangeAspect="1"/>
+                  </wp:cNvGraphicFramePr>
+                  <a:graphic xmlns:a="http://schemas.openxmlformats.org/drawingml/2006/main">
+                    <a:graphicData uri="http://schemas.openxmlformats.org/drawingml/2006/picture">
+                      <pic:pic xmlns:pic="http://schemas.openxmlformats.org/drawingml/2006/picture">
+                        <pic:nvPicPr>
+                          <pic:cNvPr id="0" name="" descr=""/>
+                          <pic:cNvPicPr>
+                            <a:picLocks noChangeAspect="1" noChangeArrowheads="1"/>
+                          </pic:cNvPicPr>
+                        </pic:nvPicPr>
+                        <pic:blipFill>
+                          <a:blip r:embed="rId13" cstate="none"/>
+                          <a:srcRect/>
+                          <a:stretch>
+                            <a:fillRect/>
+                          </a:stretch>
+                        </pic:blipFill>
+                        <pic:spPr bwMode="auto">
+                          <a:xfrm>
+                            <a:off x="0" y="0"/>
+                            <a:ext cx="1047750" cy="790575"/>
+                          </a:xfrm>
+                          <a:prstGeom prst="rect">
+                            <a:avLst/>
+                          </a:prstGeom>
+                        </pic:spPr>
+                      </pic:pic>
+                    </a:graphicData>
+                  </a:graphic>
+                </wp:inline>
+              </w:drawing>
+            </w:r>
+          </w:p>
+        </w:tc>
+        <w:tc>
+          <w:tcPr>
+            <w:tcW w:type="dxa" w:w="7560"/>
+            <w:tcMar>
+              <w:top w:type="dxa" w:w="100"/>
+              <w:left w:type="dxa" w:w="40"/>
+              <w:bottom w:type="dxa" w:w="100"/>
+              <w:right w:type="dxa" w:w="40"/>
+            </w:tcMar>
+            <w:vAlign w:val="center"/>
+          </w:tcPr>
+          <w:p>
+            <w:pPr>
+              <w:spacing w:after="50"/>
+            </w:pPr>
+            <w:r>
+              <w:rPr>
+                <w:b/>
+                <w:bCs/>
+                <w:color w:val="12355B"/>
+                <w:sz w:val="24"/>
+                <w:szCs w:val="24"/>
+              </w:rPr>
+              <w:t xml:space="preserve">Ratio table</w:t>
+            </w:r>
+            <w:r>
+              <w:rPr>
+                <w:i/>
+                <w:iCs/>
+                <w:color w:val="5F6F80"/>
+                <w:sz w:val="19"/>
+                <w:szCs w:val="19"/>
+              </w:rPr>
+              <w:t xml:space="preserve">   Tabla de razones</w:t>
+            </w:r>
+          </w:p>
+          <w:p>
+            <w:pPr>
+              <w:spacing w:after="40"/>
+            </w:pPr>
+            <w:r>
+              <w:rPr>
+                <w:sz w:val="21"/>
+                <w:szCs w:val="21"/>
+              </w:rPr>
+              <w:t xml:space="preserve">A table of equal ratios that shows a pattern.</w:t>
+            </w:r>
+          </w:p>
+          <w:p>
+            <w:pPr>
+              <w:spacing w:after="0"/>
+            </w:pPr>
+            <w:r>
+              <w:rPr>
+                <w:b/>
+                <w:bCs/>
+                <w:color w:val="1FA6A2"/>
+                <w:sz w:val="18"/>
+                <w:szCs w:val="18"/>
+              </w:rPr>
+              <w:t xml:space="preserve">Example:  </w:t>
+            </w:r>
+            <w:r>
+              <w:rPr>
+                <w:i/>
+                <w:iCs/>
+                <w:color w:val="5F6F80"/>
+                <w:sz w:val="18"/>
+                <w:szCs w:val="18"/>
+              </w:rPr>
+              <w:t xml:space="preserve">Cups of juice: 2, 4, 6 | Cups of water: 3, 6, 9</w:t>
             </w:r>
           </w:p>
         </w:tc>
@@ -1106,7 +1414,7 @@
                 <w:sz w:val="21"/>
                 <w:szCs w:val="21"/>
               </w:rPr>
-              <w:t xml:space="preserve">Rate      •      Unit rate      •      Per      •      Problem solving      •      Proportion</w:t>
+              <w:t xml:space="preserve">Ratio and Rate Problem Solving      •      Rate      •      Unit rate      •      Per      •      Problem solving      •      Proportion      •      Ratio table</w:t>
             </w:r>
           </w:p>
         </w:tc>
@@ -1139,7 +1447,7 @@
           <w:sz w:val="22"/>
           <w:szCs w:val="22"/>
         </w:rPr>
-        <w:t xml:space="preserve">A ratio comparing two quantities with different units is a ___.</w:t>
+        <w:t xml:space="preserve">__________  —  Use ratios and rates to compare quantities and solve real-world problems.</w:t>
       </w:r>
     </w:p>
     <w:p>
@@ -1161,7 +1469,7 @@
           <w:sz w:val="22"/>
           <w:szCs w:val="22"/>
         </w:rPr>
-        <w:t xml:space="preserve">A rate for exactly one unit, like $3 per 1 pound, is a ___.</w:t>
+        <w:t xml:space="preserve">A ratio comparing two quantities with different units is a ___.</w:t>
       </w:r>
     </w:p>
     <w:p>
@@ -1183,7 +1491,7 @@
           <w:sz w:val="22"/>
           <w:szCs w:val="22"/>
         </w:rPr>
-        <w:t xml:space="preserve">The word that means 'for each' in a rate, like miles ___ hour, is ___.</w:t>
+        <w:t xml:space="preserve">A rate for exactly one unit, like $3 per 1 pound, is a ___.</w:t>
       </w:r>
     </w:p>
     <w:p>
@@ -1205,7 +1513,7 @@
           <w:sz w:val="22"/>
           <w:szCs w:val="22"/>
         </w:rPr>
-        <w:t xml:space="preserve">Using a plan and math steps to find an answer to a real situation is ___.</w:t>
+        <w:t xml:space="preserve">The word that means 'for each' in a rate, like miles ___ hour, is ___.</w:t>
       </w:r>
     </w:p>
     <w:p>
@@ -1227,7 +1535,51 @@
           <w:sz w:val="22"/>
           <w:szCs w:val="22"/>
         </w:rPr>
+        <w:t xml:space="preserve">Using a plan and math steps to find an answer to a real situation is ___.</w:t>
+      </w:r>
+    </w:p>
+    <w:p>
+      <w:pPr>
+        <w:spacing w:after="120" w:before="80"/>
+      </w:pPr>
+      <w:r>
+        <w:rPr>
+          <w:b/>
+          <w:bCs/>
+          <w:color w:val="12355B"/>
+          <w:sz w:val="22"/>
+          <w:szCs w:val="22"/>
+        </w:rPr>
+        <w:t xml:space="preserve">6.  </w:t>
+      </w:r>
+      <w:r>
+        <w:rPr>
+          <w:sz w:val="22"/>
+          <w:szCs w:val="22"/>
+        </w:rPr>
         <w:t xml:space="preserve">An equation that two ratios are equal is a ___.</w:t>
+      </w:r>
+    </w:p>
+    <w:p>
+      <w:pPr>
+        <w:spacing w:after="120" w:before="80"/>
+      </w:pPr>
+      <w:r>
+        <w:rPr>
+          <w:b/>
+          <w:bCs/>
+          <w:color w:val="12355B"/>
+          <w:sz w:val="22"/>
+          <w:szCs w:val="22"/>
+        </w:rPr>
+        <w:t xml:space="preserve">7.  </w:t>
+      </w:r>
+      <w:r>
+        <w:rPr>
+          <w:sz w:val="22"/>
+          <w:szCs w:val="22"/>
+        </w:rPr>
+        <w:t xml:space="preserve">A table that lists equivalent ratios in rows or columns is a ___.</w:t>
       </w:r>
     </w:p>
     <w:p>
@@ -1288,7 +1640,7 @@
           <w:sz w:val="19"/>
           <w:szCs w:val="19"/>
         </w:rPr>
-        <w:t xml:space="preserve">   explain</w:t>
+        <w:t xml:space="preserve">   compare</w:t>
       </w:r>
     </w:p>
     <w:tbl>
@@ -1327,7 +1679,7 @@
                 <w:sz w:val="21"/>
                 <w:szCs w:val="21"/>
               </w:rPr>
-              <w:t xml:space="preserve">Team 2 frosts 5 cupcakes every 4 minutes. How did you set up a rate or proportion to find how many cupcakes they frost in a longer time?</w:t>
+              <w:t xml:space="preserve">A runner trains for a 5K race. During practice, she runs 3 miles in 27 minutes. She wants to know her pace (minutes per mile) and predict how long the full 5K (3.1 miles) will take at the same rate?</w:t>
             </w:r>
           </w:p>
           <w:p>
@@ -1414,14 +1766,14 @@
           <w:sz w:val="20"/>
           <w:szCs w:val="20"/>
         </w:rPr>
-        <w:t xml:space="preserve">Rate — </w:t>
+        <w:t xml:space="preserve">Ratio and Rate Problem Solving — </w:t>
       </w:r>
       <w:r>
         <w:rPr>
           <w:sz w:val="20"/>
           <w:szCs w:val="20"/>
         </w:rPr>
-        <w:t xml:space="preserve">A ratio comparing two amounts with different units, like miles per hour.</w:t>
+        <w:t xml:space="preserve">Use ratios and rates to compare quantities and solve real-world problems.</w:t>
       </w:r>
       <w:r>
         <w:rPr>
@@ -1432,7 +1784,7 @@
           <w:szCs w:val="18"/>
         </w:rPr>
         <w:br/>
-        <w:t xml:space="preserve">Tasa — Una razón que compara dos cantidades con unidades distintas, como millas por hora.</w:t>
+        <w:t xml:space="preserve">Resolución de problemas de razones y tasas — Usar razones y tasas para comparar cantidades y resolver problemas del mundo real.</w:t>
       </w:r>
     </w:p>
     <w:p>
@@ -1457,14 +1809,14 @@
           <w:sz w:val="20"/>
           <w:szCs w:val="20"/>
         </w:rPr>
-        <w:t xml:space="preserve">Unit rate — </w:t>
+        <w:t xml:space="preserve">Rate — </w:t>
       </w:r>
       <w:r>
         <w:rPr>
           <w:sz w:val="20"/>
           <w:szCs w:val="20"/>
         </w:rPr>
-        <w:t xml:space="preserve">A rate for just 1 of something, like cost for 1 item.</w:t>
+        <w:t xml:space="preserve">A ratio comparing two amounts with different units, like miles per hour.</w:t>
       </w:r>
       <w:r>
         <w:rPr>
@@ -1475,7 +1827,7 @@
           <w:szCs w:val="18"/>
         </w:rPr>
         <w:br/>
-        <w:t xml:space="preserve">Tasa unitaria — Una tasa para solo 1 de algo, como el precio de 1 artículo.</w:t>
+        <w:t xml:space="preserve">Tasa — Una razón que compara dos cantidades con unidades distintas, como millas por hora.</w:t>
       </w:r>
     </w:p>
     <w:p>
@@ -1500,14 +1852,14 @@
           <w:sz w:val="20"/>
           <w:szCs w:val="20"/>
         </w:rPr>
-        <w:t xml:space="preserve">Per — </w:t>
+        <w:t xml:space="preserve">Unit rate — </w:t>
       </w:r>
       <w:r>
         <w:rPr>
           <w:sz w:val="20"/>
           <w:szCs w:val="20"/>
         </w:rPr>
-        <w:t xml:space="preserve">For each one. Example: 5 dollars per book.</w:t>
+        <w:t xml:space="preserve">A rate for just 1 of something, like cost for 1 item.</w:t>
       </w:r>
       <w:r>
         <w:rPr>
@@ -1518,7 +1870,7 @@
           <w:szCs w:val="18"/>
         </w:rPr>
         <w:br/>
-        <w:t xml:space="preserve">Por — Por cada uno. Ejemplo: 5 dólares por libro.</w:t>
+        <w:t xml:space="preserve">Tasa unitaria — Una tasa para solo 1 de algo, como el precio de 1 artículo.</w:t>
       </w:r>
     </w:p>
     <w:p>
@@ -1543,14 +1895,14 @@
           <w:sz w:val="20"/>
           <w:szCs w:val="20"/>
         </w:rPr>
-        <w:t xml:space="preserve">Proportion — </w:t>
+        <w:t xml:space="preserve">Per — </w:t>
       </w:r>
       <w:r>
         <w:rPr>
           <w:sz w:val="20"/>
           <w:szCs w:val="20"/>
         </w:rPr>
-        <w:t xml:space="preserve">A math sentence saying two ratios are equal. It helps find a missing number.</w:t>
+        <w:t xml:space="preserve">For each one. Example: 5 dollars per book.</w:t>
       </w:r>
       <w:r>
         <w:rPr>
@@ -1561,7 +1913,7 @@
           <w:szCs w:val="18"/>
         </w:rPr>
         <w:br/>
-        <w:t xml:space="preserve">Proporción — Una oración matemática que dice que dos razones son iguales. Ayuda a hallar un número que falta.</w:t>
+        <w:t xml:space="preserve">Por — Por cada uno. Ejemplo: 5 dólares por libro.</w:t>
       </w:r>
     </w:p>
     <w:p>
@@ -1665,7 +2017,7 @@
                 <w:sz w:val="21"/>
                 <w:szCs w:val="21"/>
               </w:rPr>
-              <w:t xml:space="preserve">The rate is ___ cupcakes per ___ minutes.</w:t>
+              <w:t xml:space="preserve">She runs 3 miles in 27 minutes, so her pace is ___ minutes per mile and the 3.1-mile 5K takes about ___ minutes.</w:t>
             </w:r>
             <w:r>
               <w:rPr>
@@ -1676,7 +2028,7 @@
                 <w:szCs w:val="19"/>
               </w:rPr>
               <w:br/>
-              <w:t xml:space="preserve">La tasa es ___ cupcakes por ___ minutos.</w:t>
+              <w:t xml:space="preserve">Di tu respuesta primero: Mi respuesta es ___ porque ___.</w:t>
             </w:r>
           </w:p>
         </w:tc>
@@ -1812,7 +2164,7 @@
                 <w:sz w:val="19"/>
                 <w:szCs w:val="19"/>
               </w:rPr>
-              <w:t xml:space="preserve">This evidence connects the definition of rate to the mathematical claim.</w:t>
+              <w:t xml:space="preserve">This evidence connects the definition of ratio and rate problem solving to the mathematical claim.</w:t>
             </w:r>
           </w:p>
         </w:tc>
@@ -1878,7 +2230,20 @@
           <w:sz w:val="21"/>
           <w:szCs w:val="21"/>
         </w:rPr>
-        <w:t xml:space="preserve">The rate is ___ cupcakes per ___ minutes.</w:t>
+        <w:t xml:space="preserve">She runs 3 miles in 27 minutes, so her pace is ___ minutes per mile and the 3.1-mile 5K takes about ___ minutes.</w:t>
+      </w:r>
+    </w:p>
+    <w:p>
+      <w:pPr>
+        <w:spacing w:after="60"/>
+      </w:pPr>
+      <w:r>
+        <w:rPr>
+          <w:color w:val="1A2733"/>
+          <w:sz w:val="21"/>
+          <w:szCs w:val="21"/>
+        </w:rPr>
+        <w:t xml:space="preserve">My answer is ___.</w:t>
       </w:r>
       <w:r>
         <w:rPr>
@@ -1889,31 +2254,7 @@
           <w:szCs w:val="19"/>
         </w:rPr>
         <w:br/>
-        <w:t xml:space="preserve">La tasa es ___ cupcakes por ___ minutos.</w:t>
-      </w:r>
-    </w:p>
-    <w:p>
-      <w:pPr>
-        <w:spacing w:after="60"/>
-      </w:pPr>
-      <w:r>
-        <w:rPr>
-          <w:color w:val="1A2733"/>
-          <w:sz w:val="21"/>
-          <w:szCs w:val="21"/>
-        </w:rPr>
-        <w:t xml:space="preserve">To find the total, I ___ the rate.</w:t>
-      </w:r>
-      <w:r>
-        <w:rPr>
-          <w:i/>
-          <w:iCs/>
-          <w:color w:val="5F6F80"/>
-          <w:sz w:val="19"/>
-          <w:szCs w:val="19"/>
-        </w:rPr>
-        <w:br/>
-        <w:t xml:space="preserve">Para hallar el total, ___ la tasa.</w:t>
+        <w:t xml:space="preserve">Mi respuesta es ___.</w:t>
       </w:r>
     </w:p>
     <w:tbl>
@@ -3128,7 +3469,7 @@
           <w:sz w:val="20"/>
           <w:szCs w:val="20"/>
         </w:rPr>
-        <w:t xml:space="preserve">This is like our rate problem-solving work because ___ and ___ are related by ___.</w:t>
+        <w:t xml:space="preserve">She runs 3 miles in 27 minutes, so her pace is ___ minutes per mile and the 3.1-mile 5K takes about ___ minutes.</w:t>
       </w:r>
     </w:p>
     <w:p>
@@ -4467,7 +4808,7 @@
         <w:sz w:val="16"/>
         <w:szCs w:val="16"/>
       </w:rPr>
-      <w:t xml:space="preserve">Unit 3  ·  Lesson 7  ·  Ratio and Rate Problem Solving</w:t>
+      <w:t xml:space="preserve">Unit 3  ·  Lesson 7  ·  Ratio Reasoning: Convert Measurements Between Systems</w:t>
     </w:r>
   </w:p>
 </w:hdr>

--- a/lessons/3-7/downloads/3-7-notes.docx
+++ b/lessons/3-7/downloads/3-7-notes.docx
@@ -180,7 +180,7 @@
                 <w:sz w:val="20"/>
                 <w:szCs w:val="20"/>
               </w:rPr>
-              <w:t xml:space="preserve">I can solve real-world rate problems by finding and using unit rates.</w:t>
+              <w:t xml:space="preserve">I can use ratio reasoning to convert measurements between the customary and metric systems.</w:t>
             </w:r>
           </w:p>
           <w:p>
@@ -202,7 +202,7 @@
                 <w:sz w:val="20"/>
                 <w:szCs w:val="20"/>
               </w:rPr>
-              <w:t xml:space="preserve">I can explain my solution using the words rate, unit rate, per, and proportion.</w:t>
+              <w:t xml:space="preserve">I can explain a conversion between systems using the words conversion factor, approximately, customary, and metric.</w:t>
             </w:r>
           </w:p>
         </w:tc>
@@ -351,7 +351,7 @@
                 <w:sz w:val="24"/>
                 <w:szCs w:val="24"/>
               </w:rPr>
-              <w:t xml:space="preserve">Ratio and Rate Problem Solving</w:t>
+              <w:t xml:space="preserve">Convert Measurements Between Systems</w:t>
             </w:r>
             <w:r>
               <w:rPr>
@@ -361,7 +361,7 @@
                 <w:sz w:val="19"/>
                 <w:szCs w:val="19"/>
               </w:rPr>
-              <w:t xml:space="preserve">   Resolución de problemas de razones y tasas</w:t>
+              <w:t xml:space="preserve">   Convertir medidas entre sistemas</w:t>
             </w:r>
           </w:p>
           <w:p>
@@ -373,7 +373,7 @@
                 <w:sz w:val="21"/>
                 <w:szCs w:val="21"/>
               </w:rPr>
-              <w:t xml:space="preserve">Use ratios and rates to compare quantities and solve real-world problems.</w:t>
+              <w:t xml:space="preserve">Rewriting a customary measurement as a metric one, or the reverse, so two amounts can be compared.</w:t>
             </w:r>
           </w:p>
           <w:p>
@@ -398,7 +398,7 @@
                 <w:sz w:val="18"/>
                 <w:szCs w:val="18"/>
               </w:rPr>
-              <w:t xml:space="preserve">Cost = number of items × cost per item.</w:t>
+              <w:t xml:space="preserve">100 kilometers ≈ 60 miles</w:t>
             </w:r>
           </w:p>
         </w:tc>
@@ -505,7 +505,7 @@
                 <w:sz w:val="24"/>
                 <w:szCs w:val="24"/>
               </w:rPr>
-              <w:t xml:space="preserve">Rate</w:t>
+              <w:t xml:space="preserve">Conversion factor</w:t>
             </w:r>
             <w:r>
               <w:rPr>
@@ -515,7 +515,7 @@
                 <w:sz w:val="19"/>
                 <w:szCs w:val="19"/>
               </w:rPr>
-              <w:t xml:space="preserve">   Tasa</w:t>
+              <w:t xml:space="preserve">   Factor de conversión</w:t>
             </w:r>
           </w:p>
           <w:p>
@@ -527,7 +527,7 @@
                 <w:sz w:val="21"/>
                 <w:szCs w:val="21"/>
               </w:rPr>
-              <w:t xml:space="preserve">A ratio comparing two amounts with different units, like miles per hour.</w:t>
+              <w:t xml:space="preserve">The ratio that links a unit in one system to a unit in the other, such as 1 mile to about 1.609 kilometers.</w:t>
             </w:r>
           </w:p>
           <w:p>
@@ -552,7 +552,7 @@
                 <w:sz w:val="18"/>
                 <w:szCs w:val="18"/>
               </w:rPr>
-              <w:t xml:space="preserve">$12 for 4 pounds → dollars per pound</w:t>
+              <w:t xml:space="preserve">1 lb ≈ 0.45 kg · 1 in ≈ 2.54 cm</w:t>
             </w:r>
           </w:p>
         </w:tc>
@@ -613,7 +613,7 @@
                           </pic:cNvPicPr>
                         </pic:nvPicPr>
                         <pic:blipFill>
-                          <a:blip r:embed="rId10" cstate="none"/>
+                          <a:blip r:embed="rId9" cstate="none"/>
                           <a:srcRect/>
                           <a:stretch>
                             <a:fillRect/>
@@ -659,7 +659,7 @@
                 <w:sz w:val="24"/>
                 <w:szCs w:val="24"/>
               </w:rPr>
-              <w:t xml:space="preserve">Unit rate</w:t>
+              <w:t xml:space="preserve">Customary system</w:t>
             </w:r>
             <w:r>
               <w:rPr>
@@ -669,7 +669,7 @@
                 <w:sz w:val="19"/>
                 <w:szCs w:val="19"/>
               </w:rPr>
-              <w:t xml:space="preserve">   Tasa unitaria</w:t>
+              <w:t xml:space="preserve">   Sistema usual</w:t>
             </w:r>
           </w:p>
           <w:p>
@@ -681,7 +681,7 @@
                 <w:sz w:val="21"/>
                 <w:szCs w:val="21"/>
               </w:rPr>
-              <w:t xml:space="preserve">A rate for just 1 of something, like cost for 1 item.</w:t>
+              <w:t xml:space="preserve">The measurement system used in the United States: inches, feet, miles, ounces, pounds, cups, quarts, gallons.</w:t>
             </w:r>
           </w:p>
           <w:p>
@@ -706,7 +706,7 @@
                 <w:sz w:val="18"/>
                 <w:szCs w:val="18"/>
               </w:rPr>
-              <w:t xml:space="preserve">$12 ÷ 4 = $3 per 1 pound</w:t>
+              <w:t xml:space="preserve">in · ft · mi · oz · lb · qt · gal</w:t>
             </w:r>
           </w:p>
         </w:tc>
@@ -767,7 +767,7 @@
                           </pic:cNvPicPr>
                         </pic:nvPicPr>
                         <pic:blipFill>
-                          <a:blip r:embed="rId10" cstate="none"/>
+                          <a:blip r:embed="rId9" cstate="none"/>
                           <a:srcRect/>
                           <a:stretch>
                             <a:fillRect/>
@@ -813,7 +813,7 @@
                 <w:sz w:val="24"/>
                 <w:szCs w:val="24"/>
               </w:rPr>
-              <w:t xml:space="preserve">Per</w:t>
+              <w:t xml:space="preserve">Metric system</w:t>
             </w:r>
             <w:r>
               <w:rPr>
@@ -823,7 +823,7 @@
                 <w:sz w:val="19"/>
                 <w:szCs w:val="19"/>
               </w:rPr>
-              <w:t xml:space="preserve">   Por</w:t>
+              <w:t xml:space="preserve">   Sistema métrico</w:t>
             </w:r>
           </w:p>
           <w:p>
@@ -835,7 +835,7 @@
                 <w:sz w:val="21"/>
                 <w:szCs w:val="21"/>
               </w:rPr>
-              <w:t xml:space="preserve">For each one. Example: 5 dollars per book.</w:t>
+              <w:t xml:space="preserve">The measurement system used in most of the world, built on tens: centimeters, meters, kilometers, grams, kilograms, liters.</w:t>
             </w:r>
           </w:p>
           <w:p>
@@ -860,7 +860,7 @@
                 <w:sz w:val="18"/>
                 <w:szCs w:val="18"/>
               </w:rPr>
-              <w:t xml:space="preserve">60 miles per hour, $5 per ticket</w:t>
+              <w:t xml:space="preserve">cm · m · km · g · kg · mL · L</w:t>
             </w:r>
           </w:p>
         </w:tc>
@@ -967,7 +967,7 @@
                 <w:sz w:val="24"/>
                 <w:szCs w:val="24"/>
               </w:rPr>
-              <w:t xml:space="preserve">Problem solving</w:t>
+              <w:t xml:space="preserve">Approximately</w:t>
             </w:r>
             <w:r>
               <w:rPr>
@@ -977,7 +977,7 @@
                 <w:sz w:val="19"/>
                 <w:szCs w:val="19"/>
               </w:rPr>
-              <w:t xml:space="preserve">   Resolución de problemas</w:t>
+              <w:t xml:space="preserve">   Aproximadamente</w:t>
             </w:r>
           </w:p>
           <w:p>
@@ -989,7 +989,7 @@
                 <w:sz w:val="21"/>
                 <w:szCs w:val="21"/>
               </w:rPr>
-              <w:t xml:space="preserve">Using ratios and rates to find a missing amount.</w:t>
+              <w:t xml:space="preserve">Close to, but not exactly equal. Conversions between systems are almost always approximate, so they use the ≈ sign.</w:t>
             </w:r>
           </w:p>
           <w:p>
@@ -1014,7 +1014,7 @@
                 <w:sz w:val="18"/>
                 <w:szCs w:val="18"/>
               </w:rPr>
-              <w:t xml:space="preserve">Set up → Plan → Solve → Check</w:t>
+              <w:t xml:space="preserve">1 km ≈ 0.6 mi, not exactly 0.6</w:t>
             </w:r>
           </w:p>
         </w:tc>
@@ -1121,7 +1121,7 @@
                 <w:sz w:val="24"/>
                 <w:szCs w:val="24"/>
               </w:rPr>
-              <w:t xml:space="preserve">Proportion</w:t>
+              <w:t xml:space="preserve">Ratio table</w:t>
             </w:r>
             <w:r>
               <w:rPr>
@@ -1131,7 +1131,7 @@
                 <w:sz w:val="19"/>
                 <w:szCs w:val="19"/>
               </w:rPr>
-              <w:t xml:space="preserve">   Proporción</w:t>
+              <w:t xml:space="preserve">   Tabla de razones</w:t>
             </w:r>
           </w:p>
           <w:p>
@@ -1143,7 +1143,7 @@
                 <w:sz w:val="21"/>
                 <w:szCs w:val="21"/>
               </w:rPr>
-              <w:t xml:space="preserve">A math sentence saying two ratios are equal. It helps find a missing number.</w:t>
+              <w:t xml:space="preserve">A table of equal ratios used to scale a conversion factor up to the amount you actually need.</w:t>
             </w:r>
           </w:p>
           <w:p>
@@ -1168,161 +1168,7 @@
                 <w:sz w:val="18"/>
                 <w:szCs w:val="18"/>
               </w:rPr>
-              <w:t xml:space="preserve">3/5 = x/20 → x = 12</w:t>
-            </w:r>
-          </w:p>
-        </w:tc>
-      </w:tr>
-    </w:tbl>
-    <w:tbl>
-      <w:tblPr>
-        <w:tblW w:type="pct" w:w="100%"/>
-        <w:tblBorders>
-          <w:top w:val="none" w:color="FFFFFF" w:sz="0"/>
-          <w:left w:val="none" w:color="FFFFFF" w:sz="0"/>
-          <w:bottom w:val="single" w:color="C7D2DD" w:sz="4"/>
-          <w:right w:val="none" w:color="FFFFFF" w:sz="0"/>
-          <w:insideH w:val="none" w:color="FFFFFF" w:sz="0"/>
-          <w:insideV w:val="none" w:color="FFFFFF" w:sz="0"/>
-        </w:tblBorders>
-      </w:tblPr>
-      <w:tblGrid>
-        <w:gridCol w:w="1800"/>
-        <w:gridCol w:w="7560"/>
-      </w:tblGrid>
-      <w:tr>
-        <w:trPr>
-          <w:cantSplit/>
-        </w:trPr>
-        <w:tc>
-          <w:tcPr>
-            <w:tcW w:type="dxa" w:w="1800"/>
-            <w:tcMar>
-              <w:top w:type="dxa" w:w="100"/>
-              <w:left w:type="dxa" w:w="40"/>
-              <w:bottom w:type="dxa" w:w="100"/>
-              <w:right w:type="dxa" w:w="120"/>
-            </w:tcMar>
-            <w:vAlign w:val="center"/>
-          </w:tcPr>
-          <w:p>
-            <w:pPr>
-              <w:spacing w:after="0"/>
-              <w:jc w:val="center"/>
-            </w:pPr>
-            <w:r>
-              <w:drawing>
-                <wp:inline distT="0" distB="0" distL="0" distR="0">
-                  <wp:extent cx="1047750" cy="790575"/>
-                  <wp:effectExtent t="0" r="0" b="0" l="0"/>
-                  <wp:docPr id="1" name="" descr="" title=""/>
-                  <wp:cNvGraphicFramePr>
-                    <a:graphicFrameLocks xmlns:a="http://schemas.openxmlformats.org/drawingml/2006/main" noChangeAspect="1"/>
-                  </wp:cNvGraphicFramePr>
-                  <a:graphic xmlns:a="http://schemas.openxmlformats.org/drawingml/2006/main">
-                    <a:graphicData uri="http://schemas.openxmlformats.org/drawingml/2006/picture">
-                      <pic:pic xmlns:pic="http://schemas.openxmlformats.org/drawingml/2006/picture">
-                        <pic:nvPicPr>
-                          <pic:cNvPr id="0" name="" descr=""/>
-                          <pic:cNvPicPr>
-                            <a:picLocks noChangeAspect="1" noChangeArrowheads="1"/>
-                          </pic:cNvPicPr>
-                        </pic:nvPicPr>
-                        <pic:blipFill>
-                          <a:blip r:embed="rId13" cstate="none"/>
-                          <a:srcRect/>
-                          <a:stretch>
-                            <a:fillRect/>
-                          </a:stretch>
-                        </pic:blipFill>
-                        <pic:spPr bwMode="auto">
-                          <a:xfrm>
-                            <a:off x="0" y="0"/>
-                            <a:ext cx="1047750" cy="790575"/>
-                          </a:xfrm>
-                          <a:prstGeom prst="rect">
-                            <a:avLst/>
-                          </a:prstGeom>
-                        </pic:spPr>
-                      </pic:pic>
-                    </a:graphicData>
-                  </a:graphic>
-                </wp:inline>
-              </w:drawing>
-            </w:r>
-          </w:p>
-        </w:tc>
-        <w:tc>
-          <w:tcPr>
-            <w:tcW w:type="dxa" w:w="7560"/>
-            <w:tcMar>
-              <w:top w:type="dxa" w:w="100"/>
-              <w:left w:type="dxa" w:w="40"/>
-              <w:bottom w:type="dxa" w:w="100"/>
-              <w:right w:type="dxa" w:w="40"/>
-            </w:tcMar>
-            <w:vAlign w:val="center"/>
-          </w:tcPr>
-          <w:p>
-            <w:pPr>
-              <w:spacing w:after="50"/>
-            </w:pPr>
-            <w:r>
-              <w:rPr>
-                <w:b/>
-                <w:bCs/>
-                <w:color w:val="12355B"/>
-                <w:sz w:val="24"/>
-                <w:szCs w:val="24"/>
-              </w:rPr>
-              <w:t xml:space="preserve">Ratio table</w:t>
-            </w:r>
-            <w:r>
-              <w:rPr>
-                <w:i/>
-                <w:iCs/>
-                <w:color w:val="5F6F80"/>
-                <w:sz w:val="19"/>
-                <w:szCs w:val="19"/>
-              </w:rPr>
-              <w:t xml:space="preserve">   Tabla de razones</w:t>
-            </w:r>
-          </w:p>
-          <w:p>
-            <w:pPr>
-              <w:spacing w:after="40"/>
-            </w:pPr>
-            <w:r>
-              <w:rPr>
-                <w:sz w:val="21"/>
-                <w:szCs w:val="21"/>
-              </w:rPr>
-              <w:t xml:space="preserve">A table of equal ratios that shows a pattern.</w:t>
-            </w:r>
-          </w:p>
-          <w:p>
-            <w:pPr>
-              <w:spacing w:after="0"/>
-            </w:pPr>
-            <w:r>
-              <w:rPr>
-                <w:b/>
-                <w:bCs/>
-                <w:color w:val="1FA6A2"/>
-                <w:sz w:val="18"/>
-                <w:szCs w:val="18"/>
-              </w:rPr>
-              <w:t xml:space="preserve">Example:  </w:t>
-            </w:r>
-            <w:r>
-              <w:rPr>
-                <w:i/>
-                <w:iCs/>
-                <w:color w:val="5F6F80"/>
-                <w:sz w:val="18"/>
-                <w:szCs w:val="18"/>
-              </w:rPr>
-              <w:t xml:space="preserve">Cups of juice: 2, 4, 6 | Cups of water: 3, 6, 9</w:t>
+              <w:t xml:space="preserve">km: 1, 10, 100 · mi: 0.6, 6, 60</w:t>
             </w:r>
           </w:p>
         </w:tc>
@@ -1414,7 +1260,7 @@
                 <w:sz w:val="21"/>
                 <w:szCs w:val="21"/>
               </w:rPr>
-              <w:t xml:space="preserve">Ratio and Rate Problem Solving      •      Rate      •      Unit rate      •      Per      •      Problem solving      •      Proportion      •      Ratio table</w:t>
+              <w:t xml:space="preserve">Convert Measurements Between Systems      •      Conversion factor      •      Customary system      •      Metric system      •      Approximately      •      Ratio table</w:t>
             </w:r>
           </w:p>
         </w:tc>
@@ -1447,7 +1293,7 @@
           <w:sz w:val="22"/>
           <w:szCs w:val="22"/>
         </w:rPr>
-        <w:t xml:space="preserve">__________  —  Use ratios and rates to compare quantities and solve real-world problems.</w:t>
+        <w:t xml:space="preserve">Rewriting a customary measurement as a metric one gives an ___ answer, not an exact one.</w:t>
       </w:r>
     </w:p>
     <w:p>
@@ -1469,7 +1315,7 @@
           <w:sz w:val="22"/>
           <w:szCs w:val="22"/>
         </w:rPr>
-        <w:t xml:space="preserve">A ratio comparing two quantities with different units is a ___.</w:t>
+        <w:t xml:space="preserve">The ratio that trades one unit for another is a ___ ___.</w:t>
       </w:r>
     </w:p>
     <w:p>
@@ -1491,7 +1337,7 @@
           <w:sz w:val="22"/>
           <w:szCs w:val="22"/>
         </w:rPr>
-        <w:t xml:space="preserve">A rate for exactly one unit, like $3 per 1 pound, is a ___.</w:t>
+        <w:t xml:space="preserve">Inches, pounds and gallons belong to the ___ system.</w:t>
       </w:r>
     </w:p>
     <w:p>
@@ -1513,7 +1359,7 @@
           <w:sz w:val="22"/>
           <w:szCs w:val="22"/>
         </w:rPr>
-        <w:t xml:space="preserve">The word that means 'for each' in a rate, like miles ___ hour, is ___.</w:t>
+        <w:t xml:space="preserve">Centimeters, grams and liters belong to the ___ system, built on tens.</w:t>
       </w:r>
     </w:p>
     <w:p>
@@ -1535,7 +1381,7 @@
           <w:sz w:val="22"/>
           <w:szCs w:val="22"/>
         </w:rPr>
-        <w:t xml:space="preserve">Using a plan and math steps to find an answer to a real situation is ___.</w:t>
+        <w:t xml:space="preserve">Close to but not exactly equal is ___ — written with ≈.</w:t>
       </w:r>
     </w:p>
     <w:p>
@@ -1557,29 +1403,7 @@
           <w:sz w:val="22"/>
           <w:szCs w:val="22"/>
         </w:rPr>
-        <w:t xml:space="preserve">An equation that two ratios are equal is a ___.</w:t>
-      </w:r>
-    </w:p>
-    <w:p>
-      <w:pPr>
-        <w:spacing w:after="120" w:before="80"/>
-      </w:pPr>
-      <w:r>
-        <w:rPr>
-          <w:b/>
-          <w:bCs/>
-          <w:color w:val="12355B"/>
-          <w:sz w:val="22"/>
-          <w:szCs w:val="22"/>
-        </w:rPr>
-        <w:t xml:space="preserve">7.  </w:t>
-      </w:r>
-      <w:r>
-        <w:rPr>
-          <w:sz w:val="22"/>
-          <w:szCs w:val="22"/>
-        </w:rPr>
-        <w:t xml:space="preserve">A table that lists equivalent ratios in rows or columns is a ___.</w:t>
+        <w:t xml:space="preserve">A table whose every column holds the same comparison is a ___ ___.</w:t>
       </w:r>
     </w:p>
     <w:p>
@@ -1640,7 +1464,7 @@
           <w:sz w:val="19"/>
           <w:szCs w:val="19"/>
         </w:rPr>
-        <w:t xml:space="preserve">   compare</w:t>
+        <w:t xml:space="preserve">   explain</w:t>
       </w:r>
     </w:p>
     <w:tbl>
@@ -1679,7 +1503,7 @@
                 <w:sz w:val="21"/>
                 <w:szCs w:val="21"/>
               </w:rPr>
-              <w:t xml:space="preserve">A runner trains for a 5K race. During practice, she runs 3 miles in 27 minutes. She wants to know her pace (minutes per mile) and predict how long the full 5K (3.1 miles) will take at the same rate?</w:t>
+              <w:t xml:space="preserve">Is 100 kilometers per hour faster or slower than 100 miles per hour, and how do you know?</w:t>
             </w:r>
           </w:p>
           <w:p>
@@ -1766,14 +1590,14 @@
           <w:sz w:val="20"/>
           <w:szCs w:val="20"/>
         </w:rPr>
-        <w:t xml:space="preserve">Ratio and Rate Problem Solving — </w:t>
+        <w:t xml:space="preserve">Convert Measurements Between Systems — </w:t>
       </w:r>
       <w:r>
         <w:rPr>
           <w:sz w:val="20"/>
           <w:szCs w:val="20"/>
         </w:rPr>
-        <w:t xml:space="preserve">Use ratios and rates to compare quantities and solve real-world problems.</w:t>
+        <w:t xml:space="preserve">Rewriting a customary measurement as a metric one, or the reverse, so two amounts can be compared.</w:t>
       </w:r>
       <w:r>
         <w:rPr>
@@ -1784,7 +1608,7 @@
           <w:szCs w:val="18"/>
         </w:rPr>
         <w:br/>
-        <w:t xml:space="preserve">Resolución de problemas de razones y tasas — Usar razones y tasas para comparar cantidades y resolver problemas del mundo real.</w:t>
+        <w:t xml:space="preserve">Convertir medidas entre sistemas — Reescribir una medida usual como métrica, o al revés, para poder comparar dos cantidades.</w:t>
       </w:r>
     </w:p>
     <w:p>
@@ -1809,14 +1633,14 @@
           <w:sz w:val="20"/>
           <w:szCs w:val="20"/>
         </w:rPr>
-        <w:t xml:space="preserve">Rate — </w:t>
+        <w:t xml:space="preserve">Conversion factor — </w:t>
       </w:r>
       <w:r>
         <w:rPr>
           <w:sz w:val="20"/>
           <w:szCs w:val="20"/>
         </w:rPr>
-        <w:t xml:space="preserve">A ratio comparing two amounts with different units, like miles per hour.</w:t>
+        <w:t xml:space="preserve">The ratio that links a unit in one system to a unit in the other, such as 1 mile to about 1.609 kilometers.</w:t>
       </w:r>
       <w:r>
         <w:rPr>
@@ -1827,7 +1651,7 @@
           <w:szCs w:val="18"/>
         </w:rPr>
         <w:br/>
-        <w:t xml:space="preserve">Tasa — Una razón que compara dos cantidades con unidades distintas, como millas por hora.</w:t>
+        <w:t xml:space="preserve">Factor de conversión — La razón que relaciona una unidad de un sistema con una del otro, como 1 milla a unos 1.609 kilómetros.</w:t>
       </w:r>
     </w:p>
     <w:p>
@@ -1852,14 +1676,14 @@
           <w:sz w:val="20"/>
           <w:szCs w:val="20"/>
         </w:rPr>
-        <w:t xml:space="preserve">Unit rate — </w:t>
+        <w:t xml:space="preserve">Customary system — </w:t>
       </w:r>
       <w:r>
         <w:rPr>
           <w:sz w:val="20"/>
           <w:szCs w:val="20"/>
         </w:rPr>
-        <w:t xml:space="preserve">A rate for just 1 of something, like cost for 1 item.</w:t>
+        <w:t xml:space="preserve">The measurement system used in the United States: inches, feet, miles, ounces, pounds, cups, quarts, gallons.</w:t>
       </w:r>
       <w:r>
         <w:rPr>
@@ -1870,7 +1694,7 @@
           <w:szCs w:val="18"/>
         </w:rPr>
         <w:br/>
-        <w:t xml:space="preserve">Tasa unitaria — Una tasa para solo 1 de algo, como el precio de 1 artículo.</w:t>
+        <w:t xml:space="preserve">Sistema usual — El sistema de medidas que se usa en Estados Unidos: pulgadas, pies, millas, onzas, libras, tazas, cuartos y galones.</w:t>
       </w:r>
     </w:p>
     <w:p>
@@ -1895,14 +1719,14 @@
           <w:sz w:val="20"/>
           <w:szCs w:val="20"/>
         </w:rPr>
-        <w:t xml:space="preserve">Per — </w:t>
+        <w:t xml:space="preserve">Metric system — </w:t>
       </w:r>
       <w:r>
         <w:rPr>
           <w:sz w:val="20"/>
           <w:szCs w:val="20"/>
         </w:rPr>
-        <w:t xml:space="preserve">For each one. Example: 5 dollars per book.</w:t>
+        <w:t xml:space="preserve">The measurement system used in most of the world, built on tens: centimeters, meters, kilometers, grams, kilograms, liters.</w:t>
       </w:r>
       <w:r>
         <w:rPr>
@@ -1913,7 +1737,7 @@
           <w:szCs w:val="18"/>
         </w:rPr>
         <w:br/>
-        <w:t xml:space="preserve">Por — Por cada uno. Ejemplo: 5 dólares por libro.</w:t>
+        <w:t xml:space="preserve">Sistema métrico — El sistema de medidas que se usa en casi todo el mundo, basado en decenas: centímetros, metros, kilómetros, gramos, kilogramos y litros.</w:t>
       </w:r>
     </w:p>
     <w:p>
@@ -1938,14 +1762,14 @@
           <w:sz w:val="20"/>
           <w:szCs w:val="20"/>
         </w:rPr>
-        <w:t xml:space="preserve">Problem solving — </w:t>
+        <w:t xml:space="preserve">Approximately — </w:t>
       </w:r>
       <w:r>
         <w:rPr>
           <w:sz w:val="20"/>
           <w:szCs w:val="20"/>
         </w:rPr>
-        <w:t xml:space="preserve">Using ratios and rates to find a missing amount.</w:t>
+        <w:t xml:space="preserve">Close to, but not exactly equal. Conversions between systems are almost always approximate, so they use the ≈ sign.</w:t>
       </w:r>
       <w:r>
         <w:rPr>
@@ -1956,7 +1780,7 @@
           <w:szCs w:val="18"/>
         </w:rPr>
         <w:br/>
-        <w:t xml:space="preserve">Resolución de problemas — Usar razones y tasas para encontrar una cantidad que falta.</w:t>
+        <w:t xml:space="preserve">Aproximadamente — Cercano, pero no exactamente igual. Las conversiones entre sistemas casi siempre son aproximadas y usan el signo ≈.</w:t>
       </w:r>
     </w:p>
     <w:tbl>
@@ -2017,7 +1841,7 @@
                 <w:sz w:val="21"/>
                 <w:szCs w:val="21"/>
               </w:rPr>
-              <w:t xml:space="preserve">She runs 3 miles in 27 minutes, so her pace is ___ minutes per mile and the 3.1-mile 5K takes about ___ minutes.</w:t>
+              <w:t xml:space="preserve">The conversion factor is 1 km ≈ ___ mi. Scaling that up, 100 kilometers ≈ ___ miles, so the sign means about ___ miles per hour. That is ___ than 100 miles per hour, because in one hour you would travel ___ distance.</w:t>
             </w:r>
             <w:r>
               <w:rPr>
@@ -2164,7 +1988,7 @@
                 <w:sz w:val="19"/>
                 <w:szCs w:val="19"/>
               </w:rPr>
-              <w:t xml:space="preserve">This evidence connects the definition of ratio and rate problem solving to the mathematical claim.</w:t>
+              <w:t xml:space="preserve">This evidence connects the definition of convert measurements between systems to the mathematical claim.</w:t>
             </w:r>
           </w:p>
         </w:tc>
@@ -2230,7 +2054,7 @@
           <w:sz w:val="21"/>
           <w:szCs w:val="21"/>
         </w:rPr>
-        <w:t xml:space="preserve">She runs 3 miles in 27 minutes, so her pace is ___ minutes per mile and the 3.1-mile 5K takes about ___ minutes.</w:t>
+        <w:t xml:space="preserve">The conversion factor is 1 km ≈ ___ mi. Scaling that up, 100 kilometers ≈ ___ miles, so the sign means about ___ miles per hour. That is ___ than 100 miles per hour, because in one hour you would travel ___ distance.</w:t>
       </w:r>
     </w:p>
     <w:p>
@@ -2941,6 +2765,21 @@
           </w:tcPr>
           <w:p>
             <w:pPr>
+              <w:spacing w:after="60"/>
+            </w:pPr>
+            <w:r>
+              <w:rPr>
+                <w:b/>
+                <w:bCs/>
+                <w:color w:val="12355B"/>
+                <w:sz w:val="22"/>
+                <w:szCs w:val="22"/>
+              </w:rPr>
+              <w:t xml:space="preserve">Border-Crossing Converter</w:t>
+            </w:r>
+          </w:p>
+          <w:p>
+            <w:pPr>
               <w:spacing w:after="0"/>
             </w:pPr>
             <w:r>
@@ -2948,7 +2787,7 @@
                 <w:sz w:val="21"/>
                 <w:szCs w:val="21"/>
               </w:rPr>
-              <w:t xml:space="preserve">It's the final day of Chef Academy — the Culinary Competition! Teams must solve ratio and rate problems to earn ingredients for their dishes. Team 1 needs to figure out how much chicken costs if 3 pounds cost $18. Team 2 must calculate how many cupcakes they can frost if they decorate 5 cupcakes every 4 minutes. The clock is ticking!</w:t>
+              <w:t xml:space="preserve">The academy's kitchen orders from suppliers in two different countries. One ships in pounds and quarts, the other in kilograms and liters. Recipes, highway signs, and even medicine doses can be written in either system — and comparing them means converting between systems first, using a conversion factor that is almost always approximate.</w:t>
             </w:r>
           </w:p>
         </w:tc>
@@ -2987,7 +2826,7 @@
           <w:sz w:val="20"/>
           <w:szCs w:val="20"/>
         </w:rPr>
-        <w:t xml:space="preserve">•  What two quantities with different units are being compared?</w:t>
+        <w:t xml:space="preserve">•  I notice one measurement uses a ___ unit and the other uses a ___ unit.</w:t>
       </w:r>
     </w:p>
     <w:p>
@@ -3000,7 +2839,7 @@
           <w:sz w:val="20"/>
           <w:szCs w:val="20"/>
         </w:rPr>
-        <w:t xml:space="preserve">•  How could you find the cost of just 1 pound of chicken?</w:t>
+        <w:t xml:space="preserve">•  I notice the two numbers cannot be compared until they share a ___.</w:t>
       </w:r>
     </w:p>
     <w:p>
@@ -3013,7 +2852,7 @@
           <w:sz w:val="20"/>
           <w:szCs w:val="20"/>
         </w:rPr>
-        <w:t xml:space="preserve">•  How could you find the number of cupcakes frosted in 1 minute?</w:t>
+        <w:t xml:space="preserve">•  I notice the conversion factor uses the ≈ sign because it is ___.</w:t>
       </w:r>
     </w:p>
     <w:p>
@@ -3026,7 +2865,7 @@
           <w:sz w:val="20"/>
           <w:szCs w:val="20"/>
         </w:rPr>
-        <w:t xml:space="preserve">•  Which strategy is fastest — unit rates, ratio tables, or proportions?</w:t>
+        <w:t xml:space="preserve">•  I wonder which amount is actually bigger once I ___ them.</w:t>
       </w:r>
     </w:p>
     <w:p>
@@ -3039,7 +2878,7 @@
           <w:sz w:val="20"/>
           <w:szCs w:val="20"/>
         </w:rPr>
-        <w:t xml:space="preserve">•  What if the rate is not a whole number — can you still solve the problem?</w:t>
+        <w:t xml:space="preserve">•  I wonder why conversions between systems are only ___.</w:t>
       </w:r>
     </w:p>
     <w:p>
@@ -3088,7 +2927,7 @@
           <w:sz w:val="21"/>
           <w:szCs w:val="21"/>
         </w:rPr>
-        <w:t xml:space="preserve">A bakery makes 24 cookies in 3 batches. What is the unit rate of cookies per batch?</w:t>
+        <w:t xml:space="preserve">1 kilometer ≈ 0.6 mile. About how many miles is 5 kilometers?</w:t>
       </w:r>
     </w:p>
     <w:p>
@@ -3101,7 +2940,7 @@
           <w:sz w:val="20"/>
           <w:szCs w:val="20"/>
         </w:rPr>
-        <w:t xml:space="preserve">A)  8 cookies per batch</w:t>
+        <w:t xml:space="preserve">A)  3 miles</w:t>
       </w:r>
     </w:p>
     <w:p>
@@ -3114,7 +2953,7 @@
           <w:sz w:val="20"/>
           <w:szCs w:val="20"/>
         </w:rPr>
-        <w:t xml:space="preserve">B)  3 cookies per batch</w:t>
+        <w:t xml:space="preserve">B)  5.6 miles</w:t>
       </w:r>
     </w:p>
     <w:p>
@@ -3127,7 +2966,7 @@
           <w:sz w:val="20"/>
           <w:szCs w:val="20"/>
         </w:rPr>
-        <w:t xml:space="preserve">C)  24 cookies per batch</w:t>
+        <w:t xml:space="preserve">C)  8 miles</w:t>
       </w:r>
     </w:p>
     <w:p>
@@ -3140,7 +2979,7 @@
           <w:sz w:val="20"/>
           <w:szCs w:val="20"/>
         </w:rPr>
-        <w:t xml:space="preserve">D)  6 cookies per batch</w:t>
+        <w:t xml:space="preserve">D)  30 miles</w:t>
       </w:r>
     </w:p>
     <w:p>
@@ -3162,7 +3001,7 @@
           <w:sz w:val="21"/>
           <w:szCs w:val="21"/>
         </w:rPr>
-        <w:t xml:space="preserve">Unit rate: 24 cookies ÷ 3 batches = 8 cookies per batch.</w:t>
+        <w:t xml:space="preserve">Scale the conversion factor by 5: 0.6 × 5 = 3 miles.</w:t>
       </w:r>
     </w:p>
     <w:p>
@@ -3186,7 +3025,7 @@
           <w:sz w:val="21"/>
           <w:szCs w:val="21"/>
         </w:rPr>
-        <w:t xml:space="preserve">A. 8 cookies per batch</w:t>
+        <w:t xml:space="preserve">A. 3 miles</w:t>
       </w:r>
     </w:p>
     <w:p>
@@ -3255,7 +3094,7 @@
           <w:sz w:val="21"/>
           <w:szCs w:val="21"/>
         </w:rPr>
-        <w:t xml:space="preserve">Apples cost $5 for 4 pounds. What is the cost per pound?</w:t>
+        <w:t xml:space="preserve">1 pound ≈ 0.45 kilogram. About how many kilograms is 10 pounds?</w:t>
       </w:r>
     </w:p>
     <w:p>
@@ -3268,7 +3107,7 @@
           <w:sz w:val="20"/>
           <w:szCs w:val="20"/>
         </w:rPr>
-        <w:t xml:space="preserve">A)  $1.25</w:t>
+        <w:t xml:space="preserve">A)  4.5 kg</w:t>
       </w:r>
     </w:p>
     <w:p>
@@ -3281,7 +3120,7 @@
           <w:sz w:val="20"/>
           <w:szCs w:val="20"/>
         </w:rPr>
-        <w:t xml:space="preserve">B)  $0.80</w:t>
+        <w:t xml:space="preserve">B)  10.45 kg</w:t>
       </w:r>
     </w:p>
     <w:p>
@@ -3294,7 +3133,7 @@
           <w:sz w:val="20"/>
           <w:szCs w:val="20"/>
         </w:rPr>
-        <w:t xml:space="preserve">C)  $1.50</w:t>
+        <w:t xml:space="preserve">C)  22 kg</w:t>
       </w:r>
     </w:p>
     <w:p>
@@ -3307,7 +3146,7 @@
           <w:sz w:val="20"/>
           <w:szCs w:val="20"/>
         </w:rPr>
-        <w:t xml:space="preserve">D)  $4.00</w:t>
+        <w:t xml:space="preserve">D)  45 kg</w:t>
       </w:r>
     </w:p>
     <w:p>
@@ -3427,14 +3266,29 @@
           </w:tcPr>
           <w:p>
             <w:pPr>
-              <w:spacing w:after="0"/>
+              <w:spacing w:after="60"/>
             </w:pPr>
             <w:r>
               <w:rPr>
                 <w:sz w:val="21"/>
                 <w:szCs w:val="21"/>
               </w:rPr>
-              <w:t xml:space="preserve">A runner trains for a 5K race. During practice, she runs 3 miles in 27 minutes. She wants to know her pace (minutes per mile) and predict how long the full 5K (3.1 miles) will take at the same rate.</w:t>
+              <w:t xml:space="preserve">Evelyn is driving in Canada. The highway sign reads 100 kilometers per hour. She is used to speed limits in miles per hour, and 1 kilometer is about 0.6 mile.</w:t>
+            </w:r>
+          </w:p>
+          <w:p>
+            <w:pPr>
+              <w:spacing w:after="0"/>
+            </w:pPr>
+            <w:r>
+              <w:rPr>
+                <w:b/>
+                <w:bCs/>
+                <w:color w:val="12355B"/>
+                <w:sz w:val="21"/>
+                <w:szCs w:val="21"/>
+              </w:rPr>
+              <w:t xml:space="preserve">Is 100 kilometers per hour faster or slower than 100 miles per hour, and how do you know?</w:t>
             </w:r>
           </w:p>
         </w:tc>
@@ -3469,7 +3323,7 @@
           <w:sz w:val="20"/>
           <w:szCs w:val="20"/>
         </w:rPr>
-        <w:t xml:space="preserve">She runs 3 miles in 27 minutes, so her pace is ___ minutes per mile and the 3.1-mile 5K takes about ___ minutes.</w:t>
+        <w:t xml:space="preserve">The conversion factor is 1 km ≈ ___ mi. Scaling that up, 100 kilometers ≈ ___ miles, so the sign means about ___ miles per hour. That is ___ than 100 miles per hour, because in one hour you would travel ___ distance.</w:t>
       </w:r>
     </w:p>
     <w:p>
@@ -4008,7 +3862,7 @@
           <w:sz w:val="21"/>
           <w:szCs w:val="21"/>
         </w:rPr>
-        <w:t xml:space="preserve">A cyclist rides 36 miles in 3 hours. At the same rate, how far will she ride in 5 hours?</w:t>
+        <w:t xml:space="preserve">Which pair of units comes from two DIFFERENT measurement systems?</w:t>
       </w:r>
     </w:p>
     <w:p>
@@ -4021,7 +3875,7 @@
           <w:sz w:val="20"/>
           <w:szCs w:val="20"/>
         </w:rPr>
-        <w:t xml:space="preserve">A)  60 miles</w:t>
+        <w:t xml:space="preserve">A)  Miles and kilometers</w:t>
       </w:r>
     </w:p>
     <w:p>
@@ -4034,7 +3888,7 @@
           <w:sz w:val="20"/>
           <w:szCs w:val="20"/>
         </w:rPr>
-        <w:t xml:space="preserve">B)  48 miles</w:t>
+        <w:t xml:space="preserve">B)  Inches and feet</w:t>
       </w:r>
     </w:p>
     <w:p>
@@ -4047,7 +3901,7 @@
           <w:sz w:val="20"/>
           <w:szCs w:val="20"/>
         </w:rPr>
-        <w:t xml:space="preserve">C)  72 miles</w:t>
+        <w:t xml:space="preserve">C)  Cups and quarts</w:t>
       </w:r>
     </w:p>
     <w:p>
@@ -4060,7 +3914,7 @@
           <w:sz w:val="20"/>
           <w:szCs w:val="20"/>
         </w:rPr>
-        <w:t xml:space="preserve">D)  45 miles</w:t>
+        <w:t xml:space="preserve">D)  Grams and kilograms</w:t>
       </w:r>
     </w:p>
     <w:p>
@@ -4138,7 +3992,7 @@
           <w:sz w:val="21"/>
           <w:szCs w:val="21"/>
         </w:rPr>
-        <w:t xml:space="preserve">A printer prints 45 pages in 9 minutes. How many pages does it print per minute?</w:t>
+        <w:t xml:space="preserve">A sign in Mexico gives a distance of 80 kilometers. Using 1 km ≈ 0.6 mi, about how far is that in miles?</w:t>
       </w:r>
     </w:p>
     <w:p>
@@ -4151,7 +4005,7 @@
           <w:sz w:val="20"/>
           <w:szCs w:val="20"/>
         </w:rPr>
-        <w:t xml:space="preserve">A)  5 pages per minute</w:t>
+        <w:t xml:space="preserve">A)  About 48 miles</w:t>
       </w:r>
     </w:p>
     <w:p>
@@ -4164,7 +4018,7 @@
           <w:sz w:val="20"/>
           <w:szCs w:val="20"/>
         </w:rPr>
-        <w:t xml:space="preserve">B)  9 pages per minute</w:t>
+        <w:t xml:space="preserve">B)  About 80 miles</w:t>
       </w:r>
     </w:p>
     <w:p>
@@ -4177,7 +4031,7 @@
           <w:sz w:val="20"/>
           <w:szCs w:val="20"/>
         </w:rPr>
-        <w:t xml:space="preserve">C)  4 pages per minute</w:t>
+        <w:t xml:space="preserve">C)  About 133 miles</w:t>
       </w:r>
     </w:p>
     <w:p>
@@ -4190,7 +4044,7 @@
           <w:sz w:val="20"/>
           <w:szCs w:val="20"/>
         </w:rPr>
-        <w:t xml:space="preserve">D)  45 pages per minute</w:t>
+        <w:t xml:space="preserve">D)  About 8 miles</w:t>
       </w:r>
     </w:p>
     <w:p>
@@ -4294,7 +4148,7 @@
           <w:sz w:val="21"/>
           <w:szCs w:val="21"/>
         </w:rPr>
-        <w:t xml:space="preserve">A car travels 150 miles in 3 hours. A bus travels 200 miles in 5 hours. Which vehicle is faster?</w:t>
+        <w:t xml:space="preserve">A dog weighs 31 pounds. Flea medicine comes in packages for 4–10 kg, 10–25 kg, and 25–40 kg. Which package is correct?</w:t>
       </w:r>
     </w:p>
     <w:p>
@@ -4307,7 +4161,7 @@
           <w:sz w:val="20"/>
           <w:szCs w:val="20"/>
         </w:rPr>
-        <w:t xml:space="preserve">A)  The car</w:t>
+        <w:t xml:space="preserve">A)  The 10–25 kg package</w:t>
       </w:r>
     </w:p>
     <w:p>
@@ -4320,7 +4174,7 @@
           <w:sz w:val="20"/>
           <w:szCs w:val="20"/>
         </w:rPr>
-        <w:t xml:space="preserve">B)  The bus</w:t>
+        <w:t xml:space="preserve">B)  The 4–10 kg package</w:t>
       </w:r>
     </w:p>
     <w:p>
@@ -4333,7 +4187,7 @@
           <w:sz w:val="20"/>
           <w:szCs w:val="20"/>
         </w:rPr>
-        <w:t xml:space="preserve">C)  Same speed</w:t>
+        <w:t xml:space="preserve">C)  The 25–40 kg package</w:t>
       </w:r>
     </w:p>
     <w:p>
@@ -4346,7 +4200,7 @@
           <w:sz w:val="20"/>
           <w:szCs w:val="20"/>
         </w:rPr>
-        <w:t xml:space="preserve">D)  Cannot determine</w:t>
+        <w:t xml:space="preserve">D)  None — 31 is above every range</w:t>
       </w:r>
     </w:p>
     <w:p>
@@ -4404,32 +4258,6 @@
     </w:tbl>
     <w:p>
       <w:pPr>
-        <w:pStyle w:val="Heading2"/>
-        <w:spacing w:after="80" w:before="180"/>
-      </w:pPr>
-      <w:r>
-        <w:rPr>
-          <w:b/>
-          <w:bCs/>
-          <w:color w:val="12355B"/>
-          <w:sz w:val="24"/>
-          <w:szCs w:val="24"/>
-        </w:rPr>
-        <w:t xml:space="preserve">Level 2 Enrichment</w:t>
-      </w:r>
-      <w:r>
-        <w:rPr>
-          <w:i/>
-          <w:iCs/>
-          <w:color w:val="6B4FA0"/>
-          <w:sz w:val="19"/>
-          <w:szCs w:val="19"/>
-        </w:rPr>
-        <w:t xml:space="preserve">   stretch your thinking</w:t>
-      </w:r>
-    </w:p>
-    <w:p>
-      <w:pPr>
         <w:keepNext/>
         <w:spacing w:after="60" w:before="160"/>
       </w:pPr>
@@ -4450,7 +4278,7 @@
           <w:sz w:val="21"/>
           <w:szCs w:val="21"/>
         </w:rPr>
-        <w:t xml:space="preserve">A factory makes 240 widgets in 8 hours. Another factory makes 200 widgets in 5 hours. Which factory is faster? If both factories work together for 10 hours, how many total widgets would they produce?</w:t>
+        <w:t xml:space="preserve">Converting between systems: sort each conversion by what happens to the number.</w:t>
       </w:r>
     </w:p>
     <w:tbl>
@@ -4516,6 +4344,118 @@
     </w:tbl>
     <w:p>
       <w:pPr>
+        <w:pStyle w:val="Heading2"/>
+        <w:spacing w:after="80" w:before="180"/>
+      </w:pPr>
+      <w:r>
+        <w:rPr>
+          <w:b/>
+          <w:bCs/>
+          <w:color w:val="12355B"/>
+          <w:sz w:val="24"/>
+          <w:szCs w:val="24"/>
+        </w:rPr>
+        <w:t xml:space="preserve">Level 2 Enrichment</w:t>
+      </w:r>
+      <w:r>
+        <w:rPr>
+          <w:i/>
+          <w:iCs/>
+          <w:color w:val="6B4FA0"/>
+          <w:sz w:val="19"/>
+          <w:szCs w:val="19"/>
+        </w:rPr>
+        <w:t xml:space="preserve">   stretch your thinking</w:t>
+      </w:r>
+    </w:p>
+    <w:p>
+      <w:pPr>
+        <w:keepNext/>
+        <w:spacing w:after="60" w:before="160"/>
+      </w:pPr>
+      <w:r>
+        <w:rPr>
+          <w:b/>
+          <w:bCs/>
+          <w:color w:val="12355B"/>
+          <w:sz w:val="22"/>
+          <w:szCs w:val="22"/>
+        </w:rPr>
+        <w:t xml:space="preserve">5.  </w:t>
+      </w:r>
+      <w:r>
+        <w:rPr>
+          <w:b/>
+          <w:bCs/>
+          <w:sz w:val="21"/>
+          <w:szCs w:val="21"/>
+        </w:rPr>
+        <w:t xml:space="preserve">The Golden Gate Bridge can hold about 35,924,000 pounds. An average midsize car weighs about 1,524 kilograms. Using 1 kilogram ≈ 2.2 pounds, about how many midsize cars could be on the bridge at one time? Explain each step, and say why your answer is an estimate.</w:t>
+      </w:r>
+    </w:p>
+    <w:tbl>
+      <w:tblPr>
+        <w:tblW w:type="pct" w:w="100%"/>
+        <w:tblBorders>
+          <w:top w:val="single" w:color="C7D2DD" w:sz="6"/>
+          <w:left w:val="single" w:color="C7D2DD" w:sz="6"/>
+          <w:bottom w:val="single" w:color="C7D2DD" w:sz="6"/>
+          <w:right w:val="single" w:color="C7D2DD" w:sz="6"/>
+          <w:insideH w:val="single" w:color="auto" w:sz="4"/>
+          <w:insideV w:val="single" w:color="auto" w:sz="4"/>
+        </w:tblBorders>
+      </w:tblPr>
+      <w:tblGrid>
+        <w:gridCol w:w="100"/>
+      </w:tblGrid>
+      <w:tr>
+        <w:tc>
+          <w:tcPr>
+            <w:shd w:fill="FBF3E2" w:color="auto" w:val="clear"/>
+            <w:tcMar>
+              <w:top w:type="dxa" w:w="60"/>
+              <w:left w:type="dxa" w:w="120"/>
+              <w:bottom w:type="dxa" w:w="60"/>
+              <w:right w:type="dxa" w:w="120"/>
+            </w:tcMar>
+          </w:tcPr>
+          <w:p>
+            <w:pPr>
+              <w:spacing w:after="0" w:line="320"/>
+            </w:pPr>
+            <w:r>
+              <w:t xml:space="preserve"/>
+            </w:r>
+          </w:p>
+          <w:p>
+            <w:pPr>
+              <w:spacing w:after="0" w:line="320"/>
+            </w:pPr>
+            <w:r>
+              <w:t xml:space="preserve"/>
+            </w:r>
+          </w:p>
+          <w:p>
+            <w:pPr>
+              <w:spacing w:after="0" w:line="320"/>
+            </w:pPr>
+            <w:r>
+              <w:t xml:space="preserve"/>
+            </w:r>
+          </w:p>
+          <w:p>
+            <w:pPr>
+              <w:spacing w:after="0" w:line="320"/>
+            </w:pPr>
+            <w:r>
+              <w:t xml:space="preserve"/>
+            </w:r>
+          </w:p>
+        </w:tc>
+      </w:tr>
+    </w:tbl>
+    <w:p>
+      <w:pPr>
         <w:pStyle w:val="Heading1"/>
         <w:pageBreakBefore/>
         <w:pBdr>
@@ -4568,7 +4508,7 @@
           <w:sz w:val="22"/>
           <w:szCs w:val="22"/>
         </w:rPr>
-        <w:t xml:space="preserve">A printer prints 30 pages in 5 minutes. At this rate, how many pages will it print in 12 minutes?</w:t>
+        <w:t xml:space="preserve">A highway sign in Canada reads 100 km/h. Using 1 km ≈ 0.6 mi, is that faster or slower than 100 mi/h?</w:t>
       </w:r>
     </w:p>
     <w:p>
@@ -4581,7 +4521,7 @@
           <w:sz w:val="21"/>
           <w:szCs w:val="21"/>
         </w:rPr>
-        <w:t xml:space="preserve">A)  72</w:t>
+        <w:t xml:space="preserve">A)  Slower — 100 km/h is about 60 mi/h</w:t>
       </w:r>
     </w:p>
     <w:p>
@@ -4594,7 +4534,7 @@
           <w:sz w:val="21"/>
           <w:szCs w:val="21"/>
         </w:rPr>
-        <w:t xml:space="preserve">B)  60</w:t>
+        <w:t xml:space="preserve">B)  Faster — 100 km/h is about 160 mi/h</w:t>
       </w:r>
     </w:p>
     <w:p>
@@ -4607,7 +4547,7 @@
           <w:sz w:val="21"/>
           <w:szCs w:val="21"/>
         </w:rPr>
-        <w:t xml:space="preserve">C)  36</w:t>
+        <w:t xml:space="preserve">C)  The same, because both numbers are 100</w:t>
       </w:r>
     </w:p>
     <w:p>
@@ -4620,7 +4560,7 @@
           <w:sz w:val="21"/>
           <w:szCs w:val="21"/>
         </w:rPr>
-        <w:t xml:space="preserve">D)  42</w:t>
+        <w:t xml:space="preserve">D)  You cannot compare two different systems</w:t>
       </w:r>
     </w:p>
     <w:p>

--- a/lessons/3-7/downloads/3-7-notes.docx
+++ b/lessons/3-7/downloads/3-7-notes.docx
@@ -219,10 +219,12 @@
     <w:p>
       <w:pPr>
         <w:pStyle w:val="Heading1"/>
+        <w:keepNext/>
+        <w:keepLines/>
         <w:pBdr>
           <w:bottom w:val="single" w:color="1FA6A2" w:sz="14" w:space="6"/>
         </w:pBdr>
-        <w:spacing w:after="140" w:before="260"/>
+        <w:spacing w:after="140" w:before="300"/>
       </w:pPr>
       <w:r>
         <w:rPr>
@@ -1177,10 +1179,12 @@
     <w:p>
       <w:pPr>
         <w:pStyle w:val="Heading1"/>
+        <w:keepNext/>
+        <w:keepLines/>
         <w:pBdr>
           <w:bottom w:val="single" w:color="1FA6A2" w:sz="14" w:space="6"/>
         </w:pBdr>
-        <w:spacing w:after="140" w:before="260"/>
+        <w:spacing w:after="140" w:before="300"/>
       </w:pPr>
       <w:r>
         <w:rPr>
@@ -1276,7 +1280,8 @@
     </w:p>
     <w:p>
       <w:pPr>
-        <w:spacing w:after="120" w:before="80"/>
+        <w:keepLines/>
+        <w:spacing w:after="260" w:before="200"/>
       </w:pPr>
       <w:r>
         <w:rPr>
@@ -1293,34 +1298,27 @@
           <w:sz w:val="22"/>
           <w:szCs w:val="22"/>
         </w:rPr>
-        <w:t xml:space="preserve">Rewriting a customary measurement as a metric one gives an ___ answer, not an exact one.</w:t>
-      </w:r>
-    </w:p>
-    <w:p>
-      <w:pPr>
-        <w:spacing w:after="120" w:before="80"/>
-      </w:pPr>
-      <w:r>
-        <w:rPr>
-          <w:b/>
-          <w:bCs/>
-          <w:color w:val="12355B"/>
+        <w:t xml:space="preserve">Rewriting a customary measurement as a metric one gives an </w:t>
+      </w:r>
+      <w:r>
+        <w:rPr>
           <w:sz w:val="22"/>
           <w:szCs w:val="22"/>
         </w:rPr>
-        <w:t xml:space="preserve">2.  </w:t>
+        <w:t xml:space="preserve">________________</w:t>
       </w:r>
       <w:r>
         <w:rPr>
           <w:sz w:val="22"/>
           <w:szCs w:val="22"/>
         </w:rPr>
-        <w:t xml:space="preserve">The ratio that trades one unit for another is a ___ ___.</w:t>
-      </w:r>
-    </w:p>
-    <w:p>
-      <w:pPr>
-        <w:spacing w:after="120" w:before="80"/>
+        <w:t xml:space="preserve"> answer, not an exact one.</w:t>
+      </w:r>
+    </w:p>
+    <w:p>
+      <w:pPr>
+        <w:keepLines/>
+        <w:spacing w:after="260" w:before="200"/>
       </w:pPr>
       <w:r>
         <w:rPr>
@@ -1330,63 +1328,48 @@
           <w:sz w:val="22"/>
           <w:szCs w:val="22"/>
         </w:rPr>
-        <w:t xml:space="preserve">3.  </w:t>
+        <w:t xml:space="preserve">2.  </w:t>
       </w:r>
       <w:r>
         <w:rPr>
           <w:sz w:val="22"/>
           <w:szCs w:val="22"/>
         </w:rPr>
-        <w:t xml:space="preserve">Inches, pounds and gallons belong to the ___ system.</w:t>
-      </w:r>
-    </w:p>
-    <w:p>
-      <w:pPr>
-        <w:spacing w:after="120" w:before="80"/>
-      </w:pPr>
-      <w:r>
-        <w:rPr>
-          <w:b/>
-          <w:bCs/>
-          <w:color w:val="12355B"/>
+        <w:t xml:space="preserve">The ratio that trades one unit for another is a </w:t>
+      </w:r>
+      <w:r>
+        <w:rPr>
           <w:sz w:val="22"/>
           <w:szCs w:val="22"/>
         </w:rPr>
-        <w:t xml:space="preserve">4.  </w:t>
+        <w:t xml:space="preserve">________________</w:t>
       </w:r>
       <w:r>
         <w:rPr>
           <w:sz w:val="22"/>
           <w:szCs w:val="22"/>
         </w:rPr>
-        <w:t xml:space="preserve">Centimeters, grams and liters belong to the ___ system, built on tens.</w:t>
-      </w:r>
-    </w:p>
-    <w:p>
-      <w:pPr>
-        <w:spacing w:after="120" w:before="80"/>
-      </w:pPr>
-      <w:r>
-        <w:rPr>
-          <w:b/>
-          <w:bCs/>
-          <w:color w:val="12355B"/>
+        <w:t xml:space="preserve"> </w:t>
+      </w:r>
+      <w:r>
+        <w:rPr>
           <w:sz w:val="22"/>
           <w:szCs w:val="22"/>
         </w:rPr>
-        <w:t xml:space="preserve">5.  </w:t>
+        <w:t xml:space="preserve">________________</w:t>
       </w:r>
       <w:r>
         <w:rPr>
           <w:sz w:val="22"/>
           <w:szCs w:val="22"/>
         </w:rPr>
-        <w:t xml:space="preserve">Close to but not exactly equal is ___ — written with ≈.</w:t>
-      </w:r>
-    </w:p>
-    <w:p>
-      <w:pPr>
-        <w:spacing w:after="120" w:before="80"/>
+        <w:t xml:space="preserve">.</w:t>
+      </w:r>
+    </w:p>
+    <w:p>
+      <w:pPr>
+        <w:keepLines/>
+        <w:spacing w:after="260" w:before="200"/>
       </w:pPr>
       <w:r>
         <w:rPr>
@@ -1396,24 +1379,164 @@
           <w:sz w:val="22"/>
           <w:szCs w:val="22"/>
         </w:rPr>
-        <w:t xml:space="preserve">6.  </w:t>
+        <w:t xml:space="preserve">3.  </w:t>
       </w:r>
       <w:r>
         <w:rPr>
           <w:sz w:val="22"/>
           <w:szCs w:val="22"/>
         </w:rPr>
-        <w:t xml:space="preserve">A table whose every column holds the same comparison is a ___ ___.</w:t>
+        <w:t xml:space="preserve">Inches, pounds and gallons belong to the </w:t>
+      </w:r>
+      <w:r>
+        <w:rPr>
+          <w:sz w:val="22"/>
+          <w:szCs w:val="22"/>
+        </w:rPr>
+        <w:t xml:space="preserve">________________</w:t>
+      </w:r>
+      <w:r>
+        <w:rPr>
+          <w:sz w:val="22"/>
+          <w:szCs w:val="22"/>
+        </w:rPr>
+        <w:t xml:space="preserve"> system.</w:t>
+      </w:r>
+    </w:p>
+    <w:p>
+      <w:pPr>
+        <w:keepLines/>
+        <w:spacing w:after="260" w:before="200"/>
+      </w:pPr>
+      <w:r>
+        <w:rPr>
+          <w:b/>
+          <w:bCs/>
+          <w:color w:val="12355B"/>
+          <w:sz w:val="22"/>
+          <w:szCs w:val="22"/>
+        </w:rPr>
+        <w:t xml:space="preserve">4.  </w:t>
+      </w:r>
+      <w:r>
+        <w:rPr>
+          <w:sz w:val="22"/>
+          <w:szCs w:val="22"/>
+        </w:rPr>
+        <w:t xml:space="preserve">Centimeters, grams and liters belong to the </w:t>
+      </w:r>
+      <w:r>
+        <w:rPr>
+          <w:sz w:val="22"/>
+          <w:szCs w:val="22"/>
+        </w:rPr>
+        <w:t xml:space="preserve">________________</w:t>
+      </w:r>
+      <w:r>
+        <w:rPr>
+          <w:sz w:val="22"/>
+          <w:szCs w:val="22"/>
+        </w:rPr>
+        <w:t xml:space="preserve"> system, built on tens.</w:t>
+      </w:r>
+    </w:p>
+    <w:p>
+      <w:pPr>
+        <w:keepLines/>
+        <w:spacing w:after="260" w:before="200"/>
+      </w:pPr>
+      <w:r>
+        <w:rPr>
+          <w:b/>
+          <w:bCs/>
+          <w:color w:val="12355B"/>
+          <w:sz w:val="22"/>
+          <w:szCs w:val="22"/>
+        </w:rPr>
+        <w:t xml:space="preserve">5.  </w:t>
+      </w:r>
+      <w:r>
+        <w:rPr>
+          <w:sz w:val="22"/>
+          <w:szCs w:val="22"/>
+        </w:rPr>
+        <w:t xml:space="preserve">Close to but not exactly equal is </w:t>
+      </w:r>
+      <w:r>
+        <w:rPr>
+          <w:sz w:val="22"/>
+          <w:szCs w:val="22"/>
+        </w:rPr>
+        <w:t xml:space="preserve">________________</w:t>
+      </w:r>
+      <w:r>
+        <w:rPr>
+          <w:sz w:val="22"/>
+          <w:szCs w:val="22"/>
+        </w:rPr>
+        <w:t xml:space="preserve"> — written with ≈.</w:t>
+      </w:r>
+    </w:p>
+    <w:p>
+      <w:pPr>
+        <w:keepLines/>
+        <w:spacing w:after="260" w:before="200"/>
+      </w:pPr>
+      <w:r>
+        <w:rPr>
+          <w:b/>
+          <w:bCs/>
+          <w:color w:val="12355B"/>
+          <w:sz w:val="22"/>
+          <w:szCs w:val="22"/>
+        </w:rPr>
+        <w:t xml:space="preserve">6.  </w:t>
+      </w:r>
+      <w:r>
+        <w:rPr>
+          <w:sz w:val="22"/>
+          <w:szCs w:val="22"/>
+        </w:rPr>
+        <w:t xml:space="preserve">A table whose every column holds the same comparison is a </w:t>
+      </w:r>
+      <w:r>
+        <w:rPr>
+          <w:sz w:val="22"/>
+          <w:szCs w:val="22"/>
+        </w:rPr>
+        <w:t xml:space="preserve">________________</w:t>
+      </w:r>
+      <w:r>
+        <w:rPr>
+          <w:sz w:val="22"/>
+          <w:szCs w:val="22"/>
+        </w:rPr>
+        <w:t xml:space="preserve"> </w:t>
+      </w:r>
+      <w:r>
+        <w:rPr>
+          <w:sz w:val="22"/>
+          <w:szCs w:val="22"/>
+        </w:rPr>
+        <w:t xml:space="preserve">________________</w:t>
+      </w:r>
+      <w:r>
+        <w:rPr>
+          <w:sz w:val="22"/>
+          <w:szCs w:val="22"/>
+        </w:rPr>
+        <w:t xml:space="preserve">.</w:t>
       </w:r>
     </w:p>
     <w:p>
       <w:pPr>
         <w:pStyle w:val="Heading1"/>
-        <w:pageBreakBefore/>
+        <w:keepNext/>
+        <w:keepLines/>
         <w:pBdr>
           <w:bottom w:val="single" w:color="1FA6A2" w:sz="14" w:space="6"/>
         </w:pBdr>
-        <w:spacing w:after="140" w:before="0"/>
+        <w:spacing w:after="140" w:before="300"/>
       </w:pPr>
       <w:r>
         <w:rPr>
@@ -2694,11 +2817,12 @@
     <w:p>
       <w:pPr>
         <w:pStyle w:val="Heading1"/>
-        <w:pageBreakBefore/>
+        <w:keepNext/>
+        <w:keepLines/>
         <w:pBdr>
           <w:bottom w:val="single" w:color="1FA6A2" w:sz="14" w:space="6"/>
         </w:pBdr>
-        <w:spacing w:after="140" w:before="0"/>
+        <w:spacing w:after="140" w:before="300"/>
       </w:pPr>
       <w:r>
         <w:rPr>
@@ -3031,11 +3155,12 @@
     <w:p>
       <w:pPr>
         <w:pStyle w:val="Heading1"/>
-        <w:pageBreakBefore/>
+        <w:keepNext/>
+        <w:keepLines/>
         <w:pBdr>
           <w:bottom w:val="single" w:color="1FA6A2" w:sz="14" w:space="6"/>
         </w:pBdr>
-        <w:spacing w:after="140" w:before="0"/>
+        <w:spacing w:after="140" w:before="300"/>
       </w:pPr>
       <w:r>
         <w:rPr>
@@ -3756,11 +3881,12 @@
     <w:p>
       <w:pPr>
         <w:pStyle w:val="Heading1"/>
-        <w:pageBreakBefore/>
+        <w:keepNext/>
+        <w:keepLines/>
         <w:pBdr>
           <w:bottom w:val="single" w:color="1FA6A2" w:sz="14" w:space="6"/>
         </w:pBdr>
-        <w:spacing w:after="140" w:before="0"/>
+        <w:spacing w:after="140" w:before="300"/>
       </w:pPr>
       <w:r>
         <w:rPr>
@@ -4457,11 +4583,12 @@
     <w:p>
       <w:pPr>
         <w:pStyle w:val="Heading1"/>
-        <w:pageBreakBefore/>
+        <w:keepNext/>
+        <w:keepLines/>
         <w:pBdr>
           <w:bottom w:val="single" w:color="1FA6A2" w:sz="14" w:space="6"/>
         </w:pBdr>
-        <w:spacing w:after="140" w:before="0"/>
+        <w:spacing w:after="140" w:before="300"/>
       </w:pPr>
       <w:r>
         <w:rPr>

--- a/lessons/3-7/downloads/3-7-notes.docx
+++ b/lessons/3-7/downloads/3-7-notes.docx
@@ -1549,47 +1549,6 @@
         <w:t xml:space="preserve">Write About the Math</w:t>
       </w:r>
     </w:p>
-    <w:p>
-      <w:pPr>
-        <w:spacing w:after="100"/>
-      </w:pPr>
-      <w:r>
-        <w:rPr>
-          <w:i/>
-          <w:iCs/>
-          <w:color w:val="5F6F80"/>
-          <w:sz w:val="19"/>
-          <w:szCs w:val="19"/>
-        </w:rPr>
-        <w:t xml:space="preserve">Use the support level you need. Every level answers the same math question.</w:t>
-      </w:r>
-    </w:p>
-    <w:p>
-      <w:pPr>
-        <w:pStyle w:val="Heading2"/>
-        <w:spacing w:after="80" w:before="180"/>
-      </w:pPr>
-      <w:r>
-        <w:rPr>
-          <w:b/>
-          <w:bCs/>
-          <w:color w:val="12355B"/>
-          <w:sz w:val="24"/>
-          <w:szCs w:val="24"/>
-        </w:rPr>
-        <w:t xml:space="preserve">1. Understand the Question</w:t>
-      </w:r>
-      <w:r>
-        <w:rPr>
-          <w:i/>
-          <w:iCs/>
-          <w:color w:val="B97A12"/>
-          <w:sz w:val="19"/>
-          <w:szCs w:val="19"/>
-        </w:rPr>
-        <w:t xml:space="preserve">   explain</w:t>
-      </w:r>
-    </w:p>
     <w:tbl>
       <w:tblPr>
         <w:tblW w:type="pct" w:w="100%"/>
@@ -1628,344 +1587,6 @@
               </w:rPr>
               <w:t xml:space="preserve">Is 100 kilometers per hour faster or slower than 100 miles per hour, and how do you know?</w:t>
             </w:r>
-          </w:p>
-          <w:p>
-            <w:pPr>
-              <w:spacing w:after="0"/>
-            </w:pPr>
-            <w:r>
-              <w:rPr>
-                <w:b/>
-                <w:bCs/>
-                <w:color w:val="12355B"/>
-                <w:sz w:val="20"/>
-                <w:szCs w:val="20"/>
-              </w:rPr>
-              <w:t xml:space="preserve">Your job:  </w:t>
-            </w:r>
-            <w:r>
-              <w:rPr>
-                <w:sz w:val="20"/>
-                <w:szCs w:val="20"/>
-              </w:rPr>
-              <w:t xml:space="preserve">Answer the question. Use math evidence. Explain how the evidence proves your answer.</w:t>
-            </w:r>
-            <w:r>
-              <w:rPr>
-                <w:i/>
-                <w:iCs/>
-                <w:color w:val="5F6F80"/>
-                <w:sz w:val="18"/>
-                <w:szCs w:val="18"/>
-              </w:rPr>
-              <w:br/>
-              <w:t xml:space="preserve">Responde la pregunta. Usa evidencia matemática. Explica cómo la evidencia demuestra tu respuesta.</w:t>
-            </w:r>
-          </w:p>
-        </w:tc>
-      </w:tr>
-    </w:tbl>
-    <w:p>
-      <w:pPr>
-        <w:pStyle w:val="Heading2"/>
-        <w:spacing w:after="80" w:before="180"/>
-      </w:pPr>
-      <w:r>
-        <w:rPr>
-          <w:b/>
-          <w:bCs/>
-          <w:color w:val="12355B"/>
-          <w:sz w:val="24"/>
-          <w:szCs w:val="24"/>
-        </w:rPr>
-        <w:t xml:space="preserve">2. Plan Your Math Words</w:t>
-      </w:r>
-      <w:r>
-        <w:rPr>
-          <w:i/>
-          <w:iCs/>
-          <w:color w:val="1FA6A2"/>
-          <w:sz w:val="19"/>
-          <w:szCs w:val="19"/>
-        </w:rPr>
-        <w:t xml:space="preserve">   check at least two</w:t>
-      </w:r>
-    </w:p>
-    <w:p>
-      <w:pPr>
-        <w:spacing w:after="60"/>
-      </w:pPr>
-      <w:r>
-        <w:rPr>
-          <w:b/>
-          <w:bCs/>
-          <w:color w:val="1FA6A2"/>
-          <w:sz w:val="22"/>
-          <w:szCs w:val="22"/>
-        </w:rPr>
-        <w:t xml:space="preserve">☐  </w:t>
-      </w:r>
-      <w:r>
-        <w:rPr>
-          <w:b/>
-          <w:bCs/>
-          <w:color w:val="12355B"/>
-          <w:sz w:val="20"/>
-          <w:szCs w:val="20"/>
-        </w:rPr>
-        <w:t xml:space="preserve">Convert Measurements Between Systems — </w:t>
-      </w:r>
-      <w:r>
-        <w:rPr>
-          <w:sz w:val="20"/>
-          <w:szCs w:val="20"/>
-        </w:rPr>
-        <w:t xml:space="preserve">Rewriting a customary measurement as a metric one, or the reverse, so two amounts can be compared.</w:t>
-      </w:r>
-      <w:r>
-        <w:rPr>
-          <w:i/>
-          <w:iCs/>
-          <w:color w:val="5F6F80"/>
-          <w:sz w:val="18"/>
-          <w:szCs w:val="18"/>
-        </w:rPr>
-        <w:br/>
-        <w:t xml:space="preserve">Convertir medidas entre sistemas — Reescribir una medida usual como métrica, o al revés, para poder comparar dos cantidades.</w:t>
-      </w:r>
-    </w:p>
-    <w:p>
-      <w:pPr>
-        <w:spacing w:after="60"/>
-      </w:pPr>
-      <w:r>
-        <w:rPr>
-          <w:b/>
-          <w:bCs/>
-          <w:color w:val="1FA6A2"/>
-          <w:sz w:val="22"/>
-          <w:szCs w:val="22"/>
-        </w:rPr>
-        <w:t xml:space="preserve">☐  </w:t>
-      </w:r>
-      <w:r>
-        <w:rPr>
-          <w:b/>
-          <w:bCs/>
-          <w:color w:val="12355B"/>
-          <w:sz w:val="20"/>
-          <w:szCs w:val="20"/>
-        </w:rPr>
-        <w:t xml:space="preserve">Conversion factor — </w:t>
-      </w:r>
-      <w:r>
-        <w:rPr>
-          <w:sz w:val="20"/>
-          <w:szCs w:val="20"/>
-        </w:rPr>
-        <w:t xml:space="preserve">The ratio that links a unit in one system to a unit in the other, such as 1 mile to about 1.609 kilometers.</w:t>
-      </w:r>
-      <w:r>
-        <w:rPr>
-          <w:i/>
-          <w:iCs/>
-          <w:color w:val="5F6F80"/>
-          <w:sz w:val="18"/>
-          <w:szCs w:val="18"/>
-        </w:rPr>
-        <w:br/>
-        <w:t xml:space="preserve">Factor de conversión — La razón que relaciona una unidad de un sistema con una del otro, como 1 milla a unos 1.609 kilómetros.</w:t>
-      </w:r>
-    </w:p>
-    <w:p>
-      <w:pPr>
-        <w:spacing w:after="60"/>
-      </w:pPr>
-      <w:r>
-        <w:rPr>
-          <w:b/>
-          <w:bCs/>
-          <w:color w:val="1FA6A2"/>
-          <w:sz w:val="22"/>
-          <w:szCs w:val="22"/>
-        </w:rPr>
-        <w:t xml:space="preserve">☐  </w:t>
-      </w:r>
-      <w:r>
-        <w:rPr>
-          <w:b/>
-          <w:bCs/>
-          <w:color w:val="12355B"/>
-          <w:sz w:val="20"/>
-          <w:szCs w:val="20"/>
-        </w:rPr>
-        <w:t xml:space="preserve">Customary system — </w:t>
-      </w:r>
-      <w:r>
-        <w:rPr>
-          <w:sz w:val="20"/>
-          <w:szCs w:val="20"/>
-        </w:rPr>
-        <w:t xml:space="preserve">The measurement system used in the United States: inches, feet, miles, ounces, pounds, cups, quarts, gallons.</w:t>
-      </w:r>
-      <w:r>
-        <w:rPr>
-          <w:i/>
-          <w:iCs/>
-          <w:color w:val="5F6F80"/>
-          <w:sz w:val="18"/>
-          <w:szCs w:val="18"/>
-        </w:rPr>
-        <w:br/>
-        <w:t xml:space="preserve">Sistema usual — El sistema de medidas que se usa en Estados Unidos: pulgadas, pies, millas, onzas, libras, tazas, cuartos y galones.</w:t>
-      </w:r>
-    </w:p>
-    <w:p>
-      <w:pPr>
-        <w:spacing w:after="60"/>
-      </w:pPr>
-      <w:r>
-        <w:rPr>
-          <w:b/>
-          <w:bCs/>
-          <w:color w:val="1FA6A2"/>
-          <w:sz w:val="22"/>
-          <w:szCs w:val="22"/>
-        </w:rPr>
-        <w:t xml:space="preserve">☐  </w:t>
-      </w:r>
-      <w:r>
-        <w:rPr>
-          <w:b/>
-          <w:bCs/>
-          <w:color w:val="12355B"/>
-          <w:sz w:val="20"/>
-          <w:szCs w:val="20"/>
-        </w:rPr>
-        <w:t xml:space="preserve">Metric system — </w:t>
-      </w:r>
-      <w:r>
-        <w:rPr>
-          <w:sz w:val="20"/>
-          <w:szCs w:val="20"/>
-        </w:rPr>
-        <w:t xml:space="preserve">The measurement system used in most of the world, built on tens: centimeters, meters, kilometers, grams, kilograms, liters.</w:t>
-      </w:r>
-      <w:r>
-        <w:rPr>
-          <w:i/>
-          <w:iCs/>
-          <w:color w:val="5F6F80"/>
-          <w:sz w:val="18"/>
-          <w:szCs w:val="18"/>
-        </w:rPr>
-        <w:br/>
-        <w:t xml:space="preserve">Sistema métrico — El sistema de medidas que se usa en casi todo el mundo, basado en decenas: centímetros, metros, kilómetros, gramos, kilogramos y litros.</w:t>
-      </w:r>
-    </w:p>
-    <w:p>
-      <w:pPr>
-        <w:spacing w:after="60"/>
-      </w:pPr>
-      <w:r>
-        <w:rPr>
-          <w:b/>
-          <w:bCs/>
-          <w:color w:val="1FA6A2"/>
-          <w:sz w:val="22"/>
-          <w:szCs w:val="22"/>
-        </w:rPr>
-        <w:t xml:space="preserve">☐  </w:t>
-      </w:r>
-      <w:r>
-        <w:rPr>
-          <w:b/>
-          <w:bCs/>
-          <w:color w:val="12355B"/>
-          <w:sz w:val="20"/>
-          <w:szCs w:val="20"/>
-        </w:rPr>
-        <w:t xml:space="preserve">Approximately — </w:t>
-      </w:r>
-      <w:r>
-        <w:rPr>
-          <w:sz w:val="20"/>
-          <w:szCs w:val="20"/>
-        </w:rPr>
-        <w:t xml:space="preserve">Close to, but not exactly equal. Conversions between systems are almost always approximate, so they use the ≈ sign.</w:t>
-      </w:r>
-      <w:r>
-        <w:rPr>
-          <w:i/>
-          <w:iCs/>
-          <w:color w:val="5F6F80"/>
-          <w:sz w:val="18"/>
-          <w:szCs w:val="18"/>
-        </w:rPr>
-        <w:br/>
-        <w:t xml:space="preserve">Aproximadamente — Cercano, pero no exactamente igual. Las conversiones entre sistemas casi siempre son aproximadas y usan el signo ≈.</w:t>
-      </w:r>
-    </w:p>
-    <w:tbl>
-      <w:tblPr>
-        <w:tblW w:type="pct" w:w="100%"/>
-        <w:tblBorders>
-          <w:top w:val="single" w:color="1FA6A2" w:sz="8"/>
-          <w:left w:val="single" w:color="1FA6A2" w:sz="8"/>
-          <w:bottom w:val="single" w:color="1FA6A2" w:sz="8"/>
-          <w:right w:val="single" w:color="1FA6A2" w:sz="8"/>
-          <w:insideH w:val="single" w:color="auto" w:sz="4"/>
-          <w:insideV w:val="single" w:color="auto" w:sz="4"/>
-        </w:tblBorders>
-      </w:tblPr>
-      <w:tblGrid>
-        <w:gridCol w:w="100"/>
-      </w:tblGrid>
-      <w:tr>
-        <w:tc>
-          <w:tcPr>
-            <w:shd w:fill="F7FFFD" w:color="auto" w:val="clear"/>
-            <w:tcMar>
-              <w:top w:type="dxa" w:w="120"/>
-              <w:left w:type="dxa" w:w="180"/>
-              <w:bottom w:type="dxa" w:w="120"/>
-              <w:right w:type="dxa" w:w="180"/>
-            </w:tcMar>
-          </w:tcPr>
-          <w:p>
-            <w:pPr>
-              <w:spacing w:after="50"/>
-            </w:pPr>
-            <w:r>
-              <w:rPr>
-                <w:b/>
-                <w:bCs/>
-                <w:color w:val="1FA6A2"/>
-                <w:sz w:val="20"/>
-                <w:szCs w:val="20"/>
-              </w:rPr>
-              <w:t xml:space="preserve">Say it first:  </w:t>
-            </w:r>
-            <w:r>
-              <w:rPr>
-                <w:sz w:val="20"/>
-                <w:szCs w:val="20"/>
-              </w:rPr>
-              <w:t xml:space="preserve">Say your idea to a partner or quietly to yourself before you write.</w:t>
-            </w:r>
-          </w:p>
-          <w:p>
-            <w:pPr>
-              <w:spacing w:after="60"/>
-            </w:pPr>
-            <w:r>
-              <w:rPr>
-                <w:color w:val="1A2733"/>
-                <w:sz w:val="21"/>
-                <w:szCs w:val="21"/>
-              </w:rPr>
-              <w:t xml:space="preserve">The conversion factor is 1 km ≈ ___ mi. Scaling that up, 100 kilometers ≈ ___ miles, so the sign means about ___ miles per hour. That is ___ than 100 miles per hour, because in one hour you would travel ___ distance.</w:t>
-            </w:r>
             <w:r>
               <w:rPr>
                 <w:i/>
@@ -1975,7 +1596,7 @@
                 <w:szCs w:val="19"/>
               </w:rPr>
               <w:br/>
-              <w:t xml:space="preserve">Di tu respuesta primero: Mi respuesta es ___ porque ___.</w:t>
+              <w:t xml:space="preserve">¿100 kilómetros por hora es más rápido o más lento que 100 millas por hora, y cómo lo sabes?</w:t>
             </w:r>
           </w:p>
         </w:tc>
@@ -1983,28 +1604,192 @@
     </w:tbl>
     <w:p>
       <w:pPr>
-        <w:pStyle w:val="Heading2"/>
-        <w:spacing w:after="80" w:before="180"/>
-      </w:pPr>
-      <w:r>
-        <w:rPr>
-          <w:b/>
-          <w:bCs/>
-          <w:color w:val="12355B"/>
-          <w:sz w:val="24"/>
-          <w:szCs w:val="24"/>
-        </w:rPr>
-        <w:t xml:space="preserve">3. Build Your Explanation</w:t>
-      </w:r>
+        <w:spacing w:after="100"/>
+      </w:pPr>
       <w:r>
         <w:rPr>
           <w:i/>
           <w:iCs/>
-          <w:color w:val="B97A12"/>
+          <w:color w:val="5F6F80"/>
           <w:sz w:val="19"/>
           <w:szCs w:val="19"/>
         </w:rPr>
-        <w:t xml:space="preserve">   choose your support</w:t>
+        <w:t xml:space="preserve">Say your answer to a partner first. Then write it, using at least two of these words:</w:t>
+      </w:r>
+    </w:p>
+    <w:p>
+      <w:pPr>
+        <w:spacing w:after="40"/>
+      </w:pPr>
+      <w:r>
+        <w:rPr>
+          <w:b/>
+          <w:bCs/>
+          <w:color w:val="1FA6A2"/>
+          <w:sz w:val="22"/>
+          <w:szCs w:val="22"/>
+        </w:rPr>
+        <w:t xml:space="preserve">☐  </w:t>
+      </w:r>
+      <w:r>
+        <w:rPr>
+          <w:b/>
+          <w:bCs/>
+          <w:color w:val="12355B"/>
+          <w:sz w:val="20"/>
+          <w:szCs w:val="20"/>
+        </w:rPr>
+        <w:t xml:space="preserve">Conversion factor</w:t>
+      </w:r>
+      <w:r>
+        <w:rPr>
+          <w:i/>
+          <w:iCs/>
+          <w:color w:val="5F6F80"/>
+          <w:sz w:val="18"/>
+          <w:szCs w:val="18"/>
+        </w:rPr>
+        <w:t xml:space="preserve">  ·  Factor de conversión</w:t>
+      </w:r>
+    </w:p>
+    <w:p>
+      <w:pPr>
+        <w:spacing w:after="40"/>
+      </w:pPr>
+      <w:r>
+        <w:rPr>
+          <w:b/>
+          <w:bCs/>
+          <w:color w:val="1FA6A2"/>
+          <w:sz w:val="22"/>
+          <w:szCs w:val="22"/>
+        </w:rPr>
+        <w:t xml:space="preserve">☐  </w:t>
+      </w:r>
+      <w:r>
+        <w:rPr>
+          <w:b/>
+          <w:bCs/>
+          <w:color w:val="12355B"/>
+          <w:sz w:val="20"/>
+          <w:szCs w:val="20"/>
+        </w:rPr>
+        <w:t xml:space="preserve">Customary system</w:t>
+      </w:r>
+      <w:r>
+        <w:rPr>
+          <w:i/>
+          <w:iCs/>
+          <w:color w:val="5F6F80"/>
+          <w:sz w:val="18"/>
+          <w:szCs w:val="18"/>
+        </w:rPr>
+        <w:t xml:space="preserve">  ·  Sistema usual</w:t>
+      </w:r>
+    </w:p>
+    <w:p>
+      <w:pPr>
+        <w:spacing w:after="40"/>
+      </w:pPr>
+      <w:r>
+        <w:rPr>
+          <w:b/>
+          <w:bCs/>
+          <w:color w:val="1FA6A2"/>
+          <w:sz w:val="22"/>
+          <w:szCs w:val="22"/>
+        </w:rPr>
+        <w:t xml:space="preserve">☐  </w:t>
+      </w:r>
+      <w:r>
+        <w:rPr>
+          <w:b/>
+          <w:bCs/>
+          <w:color w:val="12355B"/>
+          <w:sz w:val="20"/>
+          <w:szCs w:val="20"/>
+        </w:rPr>
+        <w:t xml:space="preserve">Metric system</w:t>
+      </w:r>
+      <w:r>
+        <w:rPr>
+          <w:i/>
+          <w:iCs/>
+          <w:color w:val="5F6F80"/>
+          <w:sz w:val="18"/>
+          <w:szCs w:val="18"/>
+        </w:rPr>
+        <w:t xml:space="preserve">  ·  Sistema métrico</w:t>
+      </w:r>
+    </w:p>
+    <w:p>
+      <w:pPr>
+        <w:spacing w:after="40"/>
+      </w:pPr>
+      <w:r>
+        <w:rPr>
+          <w:b/>
+          <w:bCs/>
+          <w:color w:val="1FA6A2"/>
+          <w:sz w:val="22"/>
+          <w:szCs w:val="22"/>
+        </w:rPr>
+        <w:t xml:space="preserve">☐  </w:t>
+      </w:r>
+      <w:r>
+        <w:rPr>
+          <w:b/>
+          <w:bCs/>
+          <w:color w:val="12355B"/>
+          <w:sz w:val="20"/>
+          <w:szCs w:val="20"/>
+        </w:rPr>
+        <w:t xml:space="preserve">Approximately</w:t>
+      </w:r>
+      <w:r>
+        <w:rPr>
+          <w:i/>
+          <w:iCs/>
+          <w:color w:val="5F6F80"/>
+          <w:sz w:val="18"/>
+          <w:szCs w:val="18"/>
+        </w:rPr>
+        <w:t xml:space="preserve">  ·  Aproximadamente</w:t>
+      </w:r>
+    </w:p>
+    <w:p>
+      <w:pPr>
+        <w:spacing w:after="40"/>
+      </w:pPr>
+      <w:r>
+        <w:rPr>
+          <w:b/>
+          <w:bCs/>
+          <w:color w:val="1FA6A2"/>
+          <w:sz w:val="22"/>
+          <w:szCs w:val="22"/>
+        </w:rPr>
+        <w:t xml:space="preserve">☐  </w:t>
+      </w:r>
+      <w:r>
+        <w:rPr>
+          <w:b/>
+          <w:bCs/>
+          <w:color w:val="12355B"/>
+          <w:sz w:val="20"/>
+          <w:szCs w:val="20"/>
+        </w:rPr>
+        <w:t xml:space="preserve">Ratio table</w:t>
+      </w:r>
+      <w:r>
+        <w:rPr>
+          <w:i/>
+          <w:iCs/>
+          <w:color w:val="5F6F80"/>
+          <w:sz w:val="18"/>
+          <w:szCs w:val="18"/>
+        </w:rPr>
+        <w:t xml:space="preserve">  ·  Tabla de razones</w:t>
       </w:r>
     </w:p>
     <w:tbl>
@@ -2035,21 +1820,6 @@
           </w:tcPr>
           <w:p>
             <w:pPr>
-              <w:spacing w:after="50"/>
-            </w:pPr>
-            <w:r>
-              <w:rPr>
-                <w:i/>
-                <w:iCs/>
-                <w:color w:val="5F6F80"/>
-                <w:sz w:val="19"/>
-                <w:szCs w:val="19"/>
-              </w:rPr>
-              <w:t xml:space="preserve">This model shows the parts of an explanation. It does not answer your writing question.</w:t>
-            </w:r>
-          </w:p>
-          <w:p>
-            <w:pPr>
               <w:spacing w:after="80"/>
             </w:pPr>
             <w:r>
@@ -2060,58 +1830,14 @@
                 <w:sz w:val="19"/>
                 <w:szCs w:val="19"/>
               </w:rPr>
-              <w:t xml:space="preserve">Claim:  </w:t>
+              <w:t xml:space="preserve">Model:  </w:t>
             </w:r>
             <w:r>
               <w:rPr>
                 <w:sz w:val="19"/>
                 <w:szCs w:val="19"/>
               </w:rPr>
-              <w:t xml:space="preserve">Divide the total cost by the number of pounds to find the cost per 1 pound.</w:t>
-            </w:r>
-          </w:p>
-          <w:p>
-            <w:pPr>
-              <w:spacing w:after="80"/>
-            </w:pPr>
-            <w:r>
-              <w:rPr>
-                <w:b/>
-                <w:bCs/>
-                <w:color w:val="12355B"/>
-                <w:sz w:val="19"/>
-                <w:szCs w:val="19"/>
-              </w:rPr>
-              <w:t xml:space="preserve">Evidence:  </w:t>
-            </w:r>
-            <w:r>
-              <w:rPr>
-                <w:sz w:val="19"/>
-                <w:szCs w:val="19"/>
-              </w:rPr>
-              <w:t xml:space="preserve">Students divide $18 by 3 to get $6 per pound and explain the unit rate lets them find the cost of any number of pounds.</w:t>
-            </w:r>
-          </w:p>
-          <w:p>
-            <w:pPr>
-              <w:spacing w:after="80"/>
-            </w:pPr>
-            <w:r>
-              <w:rPr>
-                <w:b/>
-                <w:bCs/>
-                <w:color w:val="12355B"/>
-                <w:sz w:val="19"/>
-                <w:szCs w:val="19"/>
-              </w:rPr>
-              <w:t xml:space="preserve">Reasoning:  </w:t>
-            </w:r>
-            <w:r>
-              <w:rPr>
-                <w:sz w:val="19"/>
-                <w:szCs w:val="19"/>
-              </w:rPr>
-              <w:t xml:space="preserve">This evidence connects the definition of convert measurements between systems to the mathematical claim.</w:t>
+              <w:t xml:space="preserve">A mile is longer than a kilometer (1 km ≈ 0.6 mi), so 5 miles is the longer race even though the numbers match. — Students reason about UNIT SIZE before touching arithmetic — same number, different units, different lengths.</w:t>
             </w:r>
           </w:p>
         </w:tc>
@@ -2190,7 +1916,7 @@
           <w:sz w:val="21"/>
           <w:szCs w:val="21"/>
         </w:rPr>
-        <w:t xml:space="preserve">My answer is ___.</w:t>
+        <w:t xml:space="preserve">My answer is ___ because ___.</w:t>
       </w:r>
       <w:r>
         <w:rPr>
@@ -2201,7 +1927,7 @@
           <w:szCs w:val="19"/>
         </w:rPr>
         <w:br/>
-        <w:t xml:space="preserve">Mi respuesta es ___.</w:t>
+        <w:t xml:space="preserve">Mi respuesta es ___ porque ___.</w:t>
       </w:r>
     </w:p>
     <w:tbl>
@@ -2341,7 +2067,7 @@
           <w:sz w:val="21"/>
           <w:szCs w:val="21"/>
         </w:rPr>
-        <w:t xml:space="preserve">I know because ___.</w:t>
+        <w:t xml:space="preserve">My evidence is ___, so ___.</w:t>
       </w:r>
       <w:r>
         <w:rPr>
@@ -2352,31 +2078,7 @@
           <w:szCs w:val="19"/>
         </w:rPr>
         <w:br/>
-        <w:t xml:space="preserve">Lo sé porque ___.</w:t>
-      </w:r>
-    </w:p>
-    <w:p>
-      <w:pPr>
-        <w:spacing w:after="60"/>
-      </w:pPr>
-      <w:r>
-        <w:rPr>
-          <w:color w:val="1A2733"/>
-          <w:sz w:val="21"/>
-          <w:szCs w:val="21"/>
-        </w:rPr>
-        <w:t xml:space="preserve">So ___.</w:t>
-      </w:r>
-      <w:r>
-        <w:rPr>
-          <w:i/>
-          <w:iCs/>
-          <w:color w:val="5F6F80"/>
-          <w:sz w:val="19"/>
-          <w:szCs w:val="19"/>
-        </w:rPr>
-        <w:br/>
-        <w:t xml:space="preserve">Entonces ___.</w:t>
+        <w:t xml:space="preserve">Mi evidencia es ___, entonces ___.</w:t>
       </w:r>
     </w:p>
     <w:tbl>
@@ -2482,78 +2184,6 @@
         <w:t xml:space="preserve">Escribe una afirmación, da evidencia matemática y explica tu razonamiento.</w:t>
       </w:r>
     </w:p>
-    <w:p>
-      <w:pPr>
-        <w:spacing w:after="60"/>
-      </w:pPr>
-      <w:r>
-        <w:rPr>
-          <w:color w:val="1A2733"/>
-          <w:sz w:val="21"/>
-          <w:szCs w:val="21"/>
-        </w:rPr>
-        <w:t xml:space="preserve">My claim is ___.</w:t>
-      </w:r>
-      <w:r>
-        <w:rPr>
-          <w:i/>
-          <w:iCs/>
-          <w:color w:val="5F6F80"/>
-          <w:sz w:val="19"/>
-          <w:szCs w:val="19"/>
-        </w:rPr>
-        <w:br/>
-        <w:t xml:space="preserve">Mi afirmación es ___.</w:t>
-      </w:r>
-    </w:p>
-    <w:p>
-      <w:pPr>
-        <w:spacing w:after="60"/>
-      </w:pPr>
-      <w:r>
-        <w:rPr>
-          <w:color w:val="1A2733"/>
-          <w:sz w:val="21"/>
-          <w:szCs w:val="21"/>
-        </w:rPr>
-        <w:t xml:space="preserve">My math evidence is ___.</w:t>
-      </w:r>
-      <w:r>
-        <w:rPr>
-          <w:i/>
-          <w:iCs/>
-          <w:color w:val="5F6F80"/>
-          <w:sz w:val="19"/>
-          <w:szCs w:val="19"/>
-        </w:rPr>
-        <w:br/>
-        <w:t xml:space="preserve">Mi evidencia matemática es ___.</w:t>
-      </w:r>
-    </w:p>
-    <w:p>
-      <w:pPr>
-        <w:spacing w:after="60"/>
-      </w:pPr>
-      <w:r>
-        <w:rPr>
-          <w:color w:val="1A2733"/>
-          <w:sz w:val="21"/>
-          <w:szCs w:val="21"/>
-        </w:rPr>
-        <w:t xml:space="preserve">This proves ___ because ___.</w:t>
-      </w:r>
-      <w:r>
-        <w:rPr>
-          <w:i/>
-          <w:iCs/>
-          <w:color w:val="5F6F80"/>
-          <w:sz w:val="19"/>
-          <w:szCs w:val="19"/>
-        </w:rPr>
-        <w:br/>
-        <w:t xml:space="preserve">Esto demuestra ___ porque ___.</w:t>
-      </w:r>
-    </w:p>
     <w:tbl>
       <w:tblPr>
         <w:tblW w:type="pct" w:w="100%"/>
@@ -2636,7 +2266,7 @@
           <w:sz w:val="24"/>
           <w:szCs w:val="24"/>
         </w:rPr>
-        <w:t xml:space="preserve">4. Check Your Explanation</w:t>
+        <w:t xml:space="preserve">Check Your Explanation</w:t>
       </w:r>
       <w:r>
         <w:rPr>
@@ -2646,7 +2276,7 @@
           <w:sz w:val="19"/>
           <w:szCs w:val="19"/>
         </w:rPr>
-        <w:t xml:space="preserve">   five quick checks</w:t>
+        <w:t xml:space="preserve">   three quick checks</w:t>
       </w:r>
     </w:p>
     <w:p>
@@ -2670,17 +2300,6 @@
         </w:rPr>
         <w:t xml:space="preserve">I answered the question.</w:t>
       </w:r>
-      <w:r>
-        <w:rPr>
-          <w:i/>
-          <w:iCs/>
-          <w:color w:val="5F6F80"/>
-          <w:sz w:val="18"/>
-          <w:szCs w:val="18"/>
-        </w:rPr>
-        <w:br/>
-        <w:t xml:space="preserve">Respondí la pregunta.</w:t>
-      </w:r>
     </w:p>
     <w:p>
       <w:pPr>
@@ -2701,18 +2320,7 @@
           <w:sz w:val="20"/>
           <w:szCs w:val="20"/>
         </w:rPr>
-        <w:t xml:space="preserve">I used math evidence: numbers, an equation, a model, or a comparison.</w:t>
-      </w:r>
-      <w:r>
-        <w:rPr>
-          <w:i/>
-          <w:iCs/>
-          <w:color w:val="5F6F80"/>
-          <w:sz w:val="18"/>
-          <w:szCs w:val="18"/>
-        </w:rPr>
-        <w:br/>
-        <w:t xml:space="preserve">Usé evidencia matemática: números, una ecuación, un modelo o una comparación.</w:t>
+        <w:t xml:space="preserve">I used math evidence: numbers, an equation, or a model.</w:t>
       </w:r>
     </w:p>
     <w:p>
@@ -2734,84 +2342,7 @@
           <w:sz w:val="20"/>
           <w:szCs w:val="20"/>
         </w:rPr>
-        <w:t xml:space="preserve">I explained how the evidence proves my answer.</w:t>
-      </w:r>
-      <w:r>
-        <w:rPr>
-          <w:i/>
-          <w:iCs/>
-          <w:color w:val="5F6F80"/>
-          <w:sz w:val="18"/>
-          <w:szCs w:val="18"/>
-        </w:rPr>
-        <w:br/>
-        <w:t xml:space="preserve">Expliqué cómo la evidencia demuestra mi respuesta.</w:t>
-      </w:r>
-    </w:p>
-    <w:p>
-      <w:pPr>
-        <w:spacing w:after="80"/>
-      </w:pPr>
-      <w:r>
-        <w:rPr>
-          <w:b/>
-          <w:bCs/>
-          <w:color w:val="1FA6A2"/>
-          <w:sz w:val="22"/>
-          <w:szCs w:val="22"/>
-        </w:rPr>
-        <w:t xml:space="preserve">☐  </w:t>
-      </w:r>
-      <w:r>
-        <w:rPr>
-          <w:sz w:val="20"/>
-          <w:szCs w:val="20"/>
-        </w:rPr>
         <w:t xml:space="preserve">I used at least two math words.</w:t>
-      </w:r>
-      <w:r>
-        <w:rPr>
-          <w:i/>
-          <w:iCs/>
-          <w:color w:val="5F6F80"/>
-          <w:sz w:val="18"/>
-          <w:szCs w:val="18"/>
-        </w:rPr>
-        <w:br/>
-        <w:t xml:space="preserve">Usé por lo menos dos palabras matemáticas.</w:t>
-      </w:r>
-    </w:p>
-    <w:p>
-      <w:pPr>
-        <w:spacing w:after="80"/>
-      </w:pPr>
-      <w:r>
-        <w:rPr>
-          <w:b/>
-          <w:bCs/>
-          <w:color w:val="1FA6A2"/>
-          <w:sz w:val="22"/>
-          <w:szCs w:val="22"/>
-        </w:rPr>
-        <w:t xml:space="preserve">☐  </w:t>
-      </w:r>
-      <w:r>
-        <w:rPr>
-          <w:sz w:val="20"/>
-          <w:szCs w:val="20"/>
-        </w:rPr>
-        <w:t xml:space="preserve">I reread complete sentences and punctuation.</w:t>
-      </w:r>
-      <w:r>
-        <w:rPr>
-          <w:i/>
-          <w:iCs/>
-          <w:color w:val="5F6F80"/>
-          <w:sz w:val="18"/>
-          <w:szCs w:val="18"/>
-        </w:rPr>
-        <w:br/>
-        <w:t xml:space="preserve">Volví a leer mis oraciones completas y la puntuación.</w:t>
       </w:r>
     </w:p>
     <w:p>
@@ -3585,7 +3116,7 @@
           <w:sz w:val="21"/>
           <w:szCs w:val="21"/>
         </w:rPr>
-        <w:t xml:space="preserve">Team 1 knows 3 pounds of chicken cost $18. What was your plan to find the cost of just 1 pound, and why is that unit rate useful?</w:t>
+        <w:t xml:space="preserve">A 5-kilometer race and a 5-mile race have the same number — 5. Before converting anything: which race is longer, and how do you know?</w:t>
       </w:r>
     </w:p>
     <w:p>
@@ -3598,7 +3129,7 @@
           <w:sz w:val="21"/>
           <w:szCs w:val="21"/>
         </w:rPr>
-        <w:t xml:space="preserve">Start with:  My plan was to divide ___ by ___ to get the cost per ___.</w:t>
+        <w:t xml:space="preserve">Start with:  The ___ race is longer because one ___ is bigger than one ___.</w:t>
       </w:r>
       <w:r>
         <w:rPr>
@@ -3609,7 +3140,7 @@
           <w:szCs w:val="19"/>
         </w:rPr>
         <w:br/>
-        <w:t xml:space="preserve">Mi plan fue dividir ___ entre ___ para hallar el costo por ___.</w:t>
+        <w:t xml:space="preserve">La carrera de ___ es más larga porque un(a) ___ es más grande que un(a) ___.</w:t>
       </w:r>
     </w:p>
     <w:p>
@@ -3632,7 +3163,7 @@
           <w:sz w:val="19"/>
           <w:szCs w:val="19"/>
         </w:rPr>
-        <w:t xml:space="preserve">rate,  unit rate,  per,  proportion,  divide</w:t>
+        <w:t xml:space="preserve">kilometer,  mile,  unit,  convert</w:t>
       </w:r>
     </w:p>
     <w:p>
@@ -3666,7 +3197,7 @@
           <w:sz w:val="21"/>
           <w:szCs w:val="21"/>
         </w:rPr>
-        <w:t xml:space="preserve">Team 2 frosts 5 cupcakes every 4 minutes. How did you set up a rate or proportion to find how many cupcakes they frost in a longer time?</w:t>
+        <w:t xml:space="preserve">To convert between systems you used a conversion factor like 1 km ≈ 0.6 mi as a RATIO. How does writing it as the ratio 1 : 0.6 let a table do the converting for you?</w:t>
       </w:r>
     </w:p>
     <w:p>
@@ -3679,7 +3210,7 @@
           <w:sz w:val="21"/>
           <w:szCs w:val="21"/>
         </w:rPr>
-        <w:t xml:space="preserve">Start with:  The rate is ___ cupcakes per ___ minutes.</w:t>
+        <w:t xml:space="preserve">Start with:  Each row multiplies BOTH parts of 1 : 0.6 by ___, giving ___ : ___.</w:t>
       </w:r>
       <w:r>
         <w:rPr>
@@ -3690,7 +3221,7 @@
           <w:szCs w:val="19"/>
         </w:rPr>
         <w:br/>
-        <w:t xml:space="preserve">La tasa es ___ cupcakes por ___ minutos.</w:t>
+        <w:t xml:space="preserve">Cada fila multiplica AMBAS partes de 1 : 0.6 por ___, dando ___ : ___.</w:t>
       </w:r>
     </w:p>
     <w:p>
@@ -3713,7 +3244,7 @@
           <w:sz w:val="19"/>
           <w:szCs w:val="19"/>
         </w:rPr>
-        <w:t xml:space="preserve">rate,  unit rate,  per,  proportion,  scale</w:t>
+        <w:t xml:space="preserve">conversion factor,  ratio,  equivalent,  scale</w:t>
       </w:r>
     </w:p>
     <w:p>
@@ -3747,7 +3278,7 @@
           <w:sz w:val="21"/>
           <w:szCs w:val="21"/>
         </w:rPr>
-        <w:t xml:space="preserve">Tell about a real situation where rates matter, like speed, pay, or price, and explain how the unit rate helps you.</w:t>
+        <w:t xml:space="preserve">Evelyn sees a 100 km/h speed sign in Canada, and at home her highway limit is 65 mi/h. One partner should convert with the table, the other with 100 × 0.6. Is 100 km/h faster or slower than her usual 65 mi/h?</w:t>
       </w:r>
     </w:p>
     <w:p>
@@ -3760,7 +3291,7 @@
           <w:sz w:val="21"/>
           <w:szCs w:val="21"/>
         </w:rPr>
-        <w:t xml:space="preserve">Start with:  Rates matter when ___, like ___ per ___.</w:t>
+        <w:t xml:space="preserve">Start with:  100 km/h is about ___ mi/h, so it is ___ than 65 mi/h.</w:t>
       </w:r>
       <w:r>
         <w:rPr>
@@ -3771,7 +3302,7 @@
           <w:szCs w:val="19"/>
         </w:rPr>
         <w:br/>
-        <w:t xml:space="preserve">Las tasas importan cuando ___, como ___ por ___.</w:t>
+        <w:t xml:space="preserve">100 km/h son unas ___ mi/h, así que es ___ que 65 mi/h.</w:t>
       </w:r>
     </w:p>
     <w:p>
@@ -3794,7 +3325,7 @@
           <w:sz w:val="19"/>
           <w:szCs w:val="19"/>
         </w:rPr>
-        <w:t xml:space="preserve">rate,  unit rate,  per,  proportion,  compare</w:t>
+        <w:t xml:space="preserve">kilometer,  mile,  convert,  unit rate</w:t>
       </w:r>
     </w:p>
     <w:p>
@@ -3828,7 +3359,7 @@
           <w:sz w:val="21"/>
           <w:szCs w:val="21"/>
         </w:rPr>
-        <w:t xml:space="preserve">During practice on Ratio and Rate Problem Solving, what strategy did you use when a problem felt tricky?</w:t>
+        <w:t xml:space="preserve">During practice converting between systems, how did you decide whether the converted number should come out BIGGER or SMALLER than the number you started with?</w:t>
       </w:r>
     </w:p>
     <w:p>
@@ -3841,7 +3372,7 @@
           <w:sz w:val="21"/>
           <w:szCs w:val="21"/>
         </w:rPr>
-        <w:t xml:space="preserve">Start with:  When the problem felt tricky, my strategy was to ___ because ___.</w:t>
+        <w:t xml:space="preserve">Start with:  I expected a ___ number because I was converting to a ___ unit.</w:t>
       </w:r>
       <w:r>
         <w:rPr>
@@ -3852,7 +3383,7 @@
           <w:szCs w:val="19"/>
         </w:rPr>
         <w:br/>
-        <w:t xml:space="preserve">Cuando el problema fue difícil, mi estrategia fue ___ porque ___.</w:t>
+        <w:t xml:space="preserve">Esperaba un número ___ porque convertía a una unidad ___.</w:t>
       </w:r>
     </w:p>
     <w:p>
@@ -3875,7 +3406,7 @@
           <w:sz w:val="19"/>
           <w:szCs w:val="19"/>
         </w:rPr>
-        <w:t xml:space="preserve">Rate,  Unit rate,  Per,  Problem solving</w:t>
+        <w:t xml:space="preserve">convert,  unit,  larger,  smaller</w:t>
       </w:r>
     </w:p>
     <w:p>
